--- a/docs/experiment_report.docx
+++ b/docs/experiment_report.docx
@@ -293,21 +293,23 @@
                 <w:color w:val="000000" w:themeColor="text1"/>
                 <w:sz w:val="14"/>
               </w:rPr>
-              <w:t>ProcessOn UML 7 大图绘制、图形布局调整、建模材料整理</w:t>
-            </w:r>
-            <w:proofErr w:type="spellEnd"/>
-            <w:r>
-              <w:rPr>
-                <w:color w:val="000000" w:themeColor="text1"/>
-                <w:sz w:val="14"/>
-              </w:rPr>
-            </w:r>
-            <w:proofErr w:type="spellStart"/>
-            <w:r>
-              <w:rPr>
-                <w:color w:val="000000" w:themeColor="text1"/>
-                <w:sz w:val="14"/>
-              </w:rPr>
+              <w:t>ProcessOn</w:t>
+            </w:r>
+            <w:proofErr w:type="spellEnd"/>
+            <w:r>
+              <w:rPr>
+                <w:color w:val="000000" w:themeColor="text1"/>
+                <w:sz w:val="14"/>
+              </w:rPr>
+              <w:t xml:space="preserve"> UML 7 </w:t>
+            </w:r>
+            <w:proofErr w:type="spellStart"/>
+            <w:r>
+              <w:rPr>
+                <w:color w:val="000000" w:themeColor="text1"/>
+                <w:sz w:val="14"/>
+              </w:rPr>
+              <w:t>大图绘制、图形布局调整、建模材料整理</w:t>
             </w:r>
             <w:proofErr w:type="spellEnd"/>
           </w:p>
@@ -2351,6 +2353,7 @@
                 <w:color w:val="000000" w:themeColor="text1"/>
                 <w:sz w:val="14"/>
               </w:rPr>
+              <w:lastRenderedPageBreak/>
               <w:t>2</w:t>
             </w:r>
           </w:p>
@@ -3515,7 +3518,6 @@
                 <w:color w:val="000000" w:themeColor="text1"/>
                 <w:sz w:val="14"/>
               </w:rPr>
-              <w:lastRenderedPageBreak/>
               <w:t>Annakuliyev</w:t>
             </w:r>
             <w:proofErr w:type="spellEnd"/>
@@ -3551,28 +3553,31 @@
                 <w:color w:val="000000" w:themeColor="text1"/>
                 <w:sz w:val="14"/>
               </w:rPr>
-              <w:t>UML 建模、ProcessOn 绘图、图形布局和建模材料整理</w:t>
-            </w:r>
-            <w:proofErr w:type="spellStart"/>
-            <w:r>
-              <w:rPr>
-                <w:color w:val="000000" w:themeColor="text1"/>
-                <w:sz w:val="14"/>
-              </w:rPr>
-            </w:r>
-            <w:proofErr w:type="spellEnd"/>
-            <w:r>
-              <w:rPr>
-                <w:color w:val="000000" w:themeColor="text1"/>
-                <w:sz w:val="14"/>
-              </w:rPr>
-            </w:r>
-            <w:proofErr w:type="spellStart"/>
-            <w:r>
-              <w:rPr>
-                <w:color w:val="000000" w:themeColor="text1"/>
-                <w:sz w:val="14"/>
-              </w:rPr>
+              <w:t xml:space="preserve">UML </w:t>
+            </w:r>
+            <w:proofErr w:type="spellStart"/>
+            <w:r>
+              <w:rPr>
+                <w:color w:val="000000" w:themeColor="text1"/>
+                <w:sz w:val="14"/>
+              </w:rPr>
+              <w:t>建模、ProcessOn</w:t>
+            </w:r>
+            <w:proofErr w:type="spellEnd"/>
+            <w:r>
+              <w:rPr>
+                <w:color w:val="000000" w:themeColor="text1"/>
+                <w:sz w:val="14"/>
+              </w:rPr>
+              <w:t xml:space="preserve"> </w:t>
+            </w:r>
+            <w:proofErr w:type="spellStart"/>
+            <w:r>
+              <w:rPr>
+                <w:color w:val="000000" w:themeColor="text1"/>
+                <w:sz w:val="14"/>
+              </w:rPr>
+              <w:t>绘图、图形布局和建模材料整理</w:t>
             </w:r>
             <w:proofErr w:type="spellEnd"/>
           </w:p>
@@ -3724,35 +3729,39 @@
                 <w:color w:val="000000" w:themeColor="text1"/>
                 <w:sz w:val="14"/>
               </w:rPr>
-              <w:t>Kotlin/Compose 项目代码、规则模块、AI 策略、蓝牙房间、玩家中心、Release APK/AAB</w:t>
-            </w:r>
-            <w:proofErr w:type="spellStart"/>
-            <w:r>
-              <w:rPr>
-                <w:color w:val="000000" w:themeColor="text1"/>
-                <w:sz w:val="14"/>
-              </w:rPr>
-            </w:r>
-            <w:proofErr w:type="spellEnd"/>
-            <w:r>
-              <w:rPr>
-                <w:color w:val="000000" w:themeColor="text1"/>
-                <w:sz w:val="14"/>
-              </w:rPr>
-            </w:r>
-            <w:proofErr w:type="spellStart"/>
-            <w:r>
-              <w:rPr>
-                <w:color w:val="000000" w:themeColor="text1"/>
-                <w:sz w:val="14"/>
-              </w:rPr>
-            </w:r>
-            <w:proofErr w:type="spellEnd"/>
-            <w:r>
-              <w:rPr>
-                <w:color w:val="000000" w:themeColor="text1"/>
-                <w:sz w:val="14"/>
-              </w:rPr>
+              <w:t xml:space="preserve">Kotlin/Compose </w:t>
+            </w:r>
+            <w:proofErr w:type="spellStart"/>
+            <w:r>
+              <w:rPr>
+                <w:color w:val="000000" w:themeColor="text1"/>
+                <w:sz w:val="14"/>
+              </w:rPr>
+              <w:t>项目代码、规则模块、AI</w:t>
+            </w:r>
+            <w:proofErr w:type="spellEnd"/>
+            <w:r>
+              <w:rPr>
+                <w:color w:val="000000" w:themeColor="text1"/>
+                <w:sz w:val="14"/>
+              </w:rPr>
+              <w:t xml:space="preserve"> </w:t>
+            </w:r>
+            <w:proofErr w:type="spellStart"/>
+            <w:r>
+              <w:rPr>
+                <w:color w:val="000000" w:themeColor="text1"/>
+                <w:sz w:val="14"/>
+              </w:rPr>
+              <w:t>策略、蓝牙房间、玩家中心、Release</w:t>
+            </w:r>
+            <w:proofErr w:type="spellEnd"/>
+            <w:r>
+              <w:rPr>
+                <w:color w:val="000000" w:themeColor="text1"/>
+                <w:sz w:val="14"/>
+              </w:rPr>
+              <w:t xml:space="preserve"> APK/AAB</w:t>
             </w:r>
           </w:p>
         </w:tc>
@@ -4877,6 +4886,7 @@
           <w:sz w:val="26"/>
           <w:lang w:eastAsia="zh-CN"/>
         </w:rPr>
+        <w:lastRenderedPageBreak/>
         <w:t>3.</w:t>
       </w:r>
       <w:r>
@@ -4965,13 +4975,101 @@
       </w:r>
     </w:p>
     <w:p>
-      <w:r>
-        <w:t>UML 绘图过程中，开发者先把需求、源码包结构和关键调用流程整理为文字约束，再让 Codex/GPT-5 生成 PlantUML 草图，包括参与者、类关系、消息顺序、状态节点和组件依赖。随后在 Android Studio 或 PlantUML 预览中检查类名、方法名和箭头方向，最后将 PlantUML 内容导入或参照迁移到 ProcessOn UML 调整布局。这样既利用 AI 快速生成图形初稿，又保留人工对图、文、代码一致性的最终校验。</w:t>
+      <w:pPr>
+        <w:rPr>
+          <w:lang w:eastAsia="zh-CN"/>
+        </w:rPr>
+      </w:pPr>
+      <w:r>
+        <w:rPr>
+          <w:lang w:eastAsia="zh-CN"/>
+        </w:rPr>
+        <w:t xml:space="preserve">UML 绘图过程中，开发者先把需求、源码包结构和关键调用流程整理为文字约束，再让 Codex/GPT-5 生成 </w:t>
+      </w:r>
+      <w:proofErr w:type="spellStart"/>
+      <w:r>
+        <w:rPr>
+          <w:lang w:eastAsia="zh-CN"/>
+        </w:rPr>
+        <w:t>PlantUML</w:t>
+      </w:r>
+      <w:proofErr w:type="spellEnd"/>
+      <w:r>
+        <w:rPr>
+          <w:lang w:eastAsia="zh-CN"/>
+        </w:rPr>
+        <w:t xml:space="preserve"> 草图，包括参与者、类关系、消息顺序、状态节点和组件依赖。随后在 Android Studio 或 </w:t>
+      </w:r>
+      <w:proofErr w:type="spellStart"/>
+      <w:r>
+        <w:rPr>
+          <w:lang w:eastAsia="zh-CN"/>
+        </w:rPr>
+        <w:t>PlantUML</w:t>
+      </w:r>
+      <w:proofErr w:type="spellEnd"/>
+      <w:r>
+        <w:rPr>
+          <w:lang w:eastAsia="zh-CN"/>
+        </w:rPr>
+        <w:t xml:space="preserve"> 预览中检查类名、方法名和箭头方向，最后将 </w:t>
+      </w:r>
+      <w:proofErr w:type="spellStart"/>
+      <w:r>
+        <w:rPr>
+          <w:lang w:eastAsia="zh-CN"/>
+        </w:rPr>
+        <w:t>PlantUML</w:t>
+      </w:r>
+      <w:proofErr w:type="spellEnd"/>
+      <w:r>
+        <w:rPr>
+          <w:lang w:eastAsia="zh-CN"/>
+        </w:rPr>
+        <w:t xml:space="preserve"> 内容导入或参照迁移到 </w:t>
+      </w:r>
+      <w:proofErr w:type="spellStart"/>
+      <w:r>
+        <w:rPr>
+          <w:lang w:eastAsia="zh-CN"/>
+        </w:rPr>
+        <w:t>ProcessOn</w:t>
+      </w:r>
+      <w:proofErr w:type="spellEnd"/>
+      <w:r>
+        <w:rPr>
+          <w:lang w:eastAsia="zh-CN"/>
+        </w:rPr>
+        <w:t xml:space="preserve"> UML 调整布局。这样既利用 AI 快速生成图形初稿，又保留人工对图、文、代码一致性的最终校验。</w:t>
       </w:r>
     </w:p>
     <w:p>
       <w:r>
-        <w:t>AI 辅助绘图的价值主要体现在三点：第一，能把分散在 model、controller、transport、profile、view 包中的类自动归纳为类图和组件图；第二，能根据 GameController.play、GameTransport.observeEvents、ProfileController.settleMatch 等调用链生成顺序图草稿；第三，能把 Splash、Lobby、ReadyToStart、Dealing、Playing、Paused、Result、HostDisconnected 等状态整理为状态图节点，减少手动画图时遗漏状态的风险。</w:t>
+        <w:t xml:space="preserve">AI </w:t>
+      </w:r>
+      <w:proofErr w:type="spellStart"/>
+      <w:r>
+        <w:t>辅助绘图的价值主要体现在三点：第一，能把分散在</w:t>
+      </w:r>
+      <w:proofErr w:type="spellEnd"/>
+      <w:r>
+        <w:t xml:space="preserve"> </w:t>
+      </w:r>
+      <w:proofErr w:type="spellStart"/>
+      <w:r>
+        <w:t>model、controller、transport、profile、view</w:t>
+      </w:r>
+      <w:proofErr w:type="spellEnd"/>
+      <w:r>
+        <w:t xml:space="preserve"> </w:t>
+      </w:r>
+      <w:proofErr w:type="spellStart"/>
+      <w:r>
+        <w:t>包中的类自动归纳为类图和组件图；第二，能根据</w:t>
+      </w:r>
+      <w:proofErr w:type="spellEnd"/>
+      <w:r>
+        <w:t xml:space="preserve"> GameController.play、GameTransport.observeEvents、ProfileController.settleMatch 等调用链生成顺序图草稿；第三，能把 Splash、Lobby、ReadyToStart、Dealing、Playing、Paused、Result、HostDisconnected 等状态整理为状态图节点，减少手动画图时遗漏状态的风险。</w:t>
       </w:r>
     </w:p>
     <w:tbl>
@@ -6010,7 +6108,6 @@
                 <w:color w:val="000000" w:themeColor="text1"/>
                 <w:sz w:val="14"/>
               </w:rPr>
-              <w:lastRenderedPageBreak/>
               <w:t>活动图</w:t>
             </w:r>
             <w:proofErr w:type="spellEnd"/>
@@ -6692,7 +6789,15 @@
                 <w:color w:val="000000" w:themeColor="text1"/>
                 <w:sz w:val="14"/>
               </w:rPr>
-              <w:t>等组件依赖</w:t>
+              <w:t>等组件</w:t>
+            </w:r>
+            <w:r>
+              <w:rPr>
+                <w:color w:val="000000" w:themeColor="text1"/>
+                <w:sz w:val="14"/>
+              </w:rPr>
+              <w:lastRenderedPageBreak/>
+              <w:t>依赖</w:t>
             </w:r>
             <w:proofErr w:type="spellEnd"/>
           </w:p>
@@ -6722,6 +6827,7 @@
                 <w:color w:val="000000" w:themeColor="text1"/>
                 <w:sz w:val="14"/>
               </w:rPr>
+              <w:lastRenderedPageBreak/>
               <w:t>docs/</w:t>
             </w:r>
             <w:proofErr w:type="spellStart"/>
@@ -7439,7 +7545,6 @@
           <w:sz w:val="20"/>
           <w:lang w:eastAsia="zh-CN"/>
         </w:rPr>
-        <w:lastRenderedPageBreak/>
         <w:t>6.  玩家完成发牌、选牌、出牌、不出、提示、结算和再来一局。</w:t>
       </w:r>
     </w:p>
@@ -8034,7 +8139,16 @@
                 <w:sz w:val="14"/>
                 <w:lang w:eastAsia="zh-CN"/>
               </w:rPr>
-              <w:t>玩家、扑克牌、牌堆、牌型、规则、牌局状态、出牌动作、蓝牙房间、玩家档案</w:t>
+              <w:t>玩家、扑克牌、牌堆、牌型、规则、牌局状态、出</w:t>
+            </w:r>
+            <w:r>
+              <w:rPr>
+                <w:color w:val="000000" w:themeColor="text1"/>
+                <w:sz w:val="14"/>
+                <w:lang w:eastAsia="zh-CN"/>
+              </w:rPr>
+              <w:lastRenderedPageBreak/>
+              <w:t>牌动作、蓝牙房间、玩家档案</w:t>
             </w:r>
           </w:p>
         </w:tc>
@@ -8062,6 +8176,7 @@
                 <w:color w:val="000000" w:themeColor="text1"/>
                 <w:sz w:val="14"/>
               </w:rPr>
+              <w:lastRenderedPageBreak/>
               <w:t>model/</w:t>
             </w:r>
             <w:r>
@@ -9242,6 +9357,7 @@
         <w:spacing w:after="80" w:line="259" w:lineRule="auto"/>
         <w:rPr>
           <w:color w:val="000000" w:themeColor="text1"/>
+          <w:lang w:eastAsia="zh-CN"/>
         </w:rPr>
       </w:pPr>
       <w:proofErr w:type="spellStart"/>
@@ -9249,83 +9365,139 @@
         <w:rPr>
           <w:color w:val="000000" w:themeColor="text1"/>
         </w:rPr>
-        <w:t>项目完成 Android 工程搭建，确定了 Kotlin + Jetpack Compose 的实现路线，并在 docs/requirements.md 中形成需求分析、用例边界和非功能要求。需求梳理阶段借助 Codex/GPT-5 阅读实训纲要和时间节点，开发者结合 Android Studio 工程范围对功能边界进行校对。UML 建模从用例图开始，为后续领域模型、类图和状态图提供基础。</w:t>
+        <w:t>项目完成</w:t>
       </w:r>
       <w:proofErr w:type="spellEnd"/>
       <w:r>
         <w:rPr>
           <w:color w:val="000000" w:themeColor="text1"/>
         </w:rPr>
+        <w:t xml:space="preserve"> Android </w:t>
       </w:r>
       <w:proofErr w:type="spellStart"/>
       <w:r>
         <w:rPr>
           <w:color w:val="000000" w:themeColor="text1"/>
         </w:rPr>
+        <w:t>工程搭建，确定了</w:t>
       </w:r>
       <w:proofErr w:type="spellEnd"/>
       <w:r>
         <w:rPr>
           <w:color w:val="000000" w:themeColor="text1"/>
         </w:rPr>
+        <w:t xml:space="preserve"> Kotlin + Jetpack Compose </w:t>
       </w:r>
       <w:proofErr w:type="spellStart"/>
       <w:r>
         <w:rPr>
           <w:color w:val="000000" w:themeColor="text1"/>
         </w:rPr>
+        <w:t>的实现路线，并在</w:t>
       </w:r>
       <w:proofErr w:type="spellEnd"/>
       <w:r>
         <w:rPr>
           <w:color w:val="000000" w:themeColor="text1"/>
         </w:rPr>
-      </w:r>
-      <w:r>
-        <w:rPr>
-          <w:rFonts w:ascii="Consolas" w:eastAsia="Consolas" w:hAnsi="Consolas"/>
-          <w:color w:val="000000" w:themeColor="text1"/>
-          <w:sz w:val="20"/>
-        </w:rPr>
-      </w:r>
-      <w:r>
-        <w:rPr>
-          <w:color w:val="000000" w:themeColor="text1"/>
-        </w:rPr>
+        <w:t xml:space="preserve"> docs/requirements.md </w:t>
       </w:r>
       <w:proofErr w:type="spellStart"/>
       <w:r>
         <w:rPr>
           <w:color w:val="000000" w:themeColor="text1"/>
         </w:rPr>
+        <w:t>中形成需求分析、用例边界和非功能要求。需求梳理阶段借助</w:t>
       </w:r>
       <w:proofErr w:type="spellEnd"/>
       <w:r>
         <w:rPr>
           <w:color w:val="000000" w:themeColor="text1"/>
         </w:rPr>
+        <w:t xml:space="preserve"> Codex/GPT-5 </w:t>
       </w:r>
       <w:proofErr w:type="spellStart"/>
       <w:r>
         <w:rPr>
           <w:color w:val="000000" w:themeColor="text1"/>
         </w:rPr>
+        <w:t>阅读实训纲要和时间节点，开发者结合</w:t>
       </w:r>
       <w:proofErr w:type="spellEnd"/>
       <w:r>
         <w:rPr>
           <w:color w:val="000000" w:themeColor="text1"/>
         </w:rPr>
+        <w:t xml:space="preserve"> Android Studio </w:t>
+      </w:r>
+      <w:proofErr w:type="spellStart"/>
+      <w:r>
+        <w:rPr>
+          <w:color w:val="000000" w:themeColor="text1"/>
+        </w:rPr>
+        <w:t>工程范围对功能边界进行校对。</w:t>
+      </w:r>
+      <w:r>
+        <w:rPr>
+          <w:color w:val="000000" w:themeColor="text1"/>
+          <w:lang w:eastAsia="zh-CN"/>
+        </w:rPr>
+        <w:t>UML</w:t>
+      </w:r>
+      <w:proofErr w:type="spellEnd"/>
+      <w:r>
+        <w:rPr>
+          <w:color w:val="000000" w:themeColor="text1"/>
+          <w:lang w:eastAsia="zh-CN"/>
+        </w:rPr>
+        <w:t xml:space="preserve"> 建模从用例图开始，为后续领域模型、类图和状态图提供基础。</w:t>
       </w:r>
     </w:p>
     <w:p>
-      <w:r>
-        <w:t>开始阶段的 AI 使用集中在方案设计和需求拆解。开发者把实训纲要、Excel 迭代节点和预期演示目标输入 Codex/GPT-5，由模型辅助提炼出“可运行 Android 游戏、七类 UML 图、MVC 分层、多人蓝牙、南北规则、三档 AI、测试和 Release 交付”等主线。人工确认时没有直接照搬模型输出，而是结合 Android Studio 模板项目、Gradle 依赖风险和真机蓝牙测试条件，决定不新增第三方依赖，优先使用 Kotlin、Compose、SharedPreferences 和 Android Classic Bluetooth 原生 API。</w:t>
+      <w:pPr>
+        <w:rPr>
+          <w:lang w:eastAsia="zh-CN"/>
+        </w:rPr>
+      </w:pPr>
+      <w:r>
+        <w:rPr>
+          <w:lang w:eastAsia="zh-CN"/>
+        </w:rPr>
+        <w:t>开始阶段的 AI 使用集中在方案设计和需求拆解。开发者把实训纲要、Excel 迭代节点和预期演示目标输入 Codex/GPT-5，由模型辅助提炼出“可运行 Android 游戏、七类 UML 图、MVC 分层、多人蓝牙、南北规则、三档 AI、测试和 Release 交付”等主线。人工确认时没有直接照搬模型输出，而是结合 Android Studio 模板项目、Gradle 依赖风险和真机蓝牙测试条件，决定不新增第三方依赖，优先使用 Kotlin、Compose、</w:t>
+      </w:r>
+      <w:proofErr w:type="spellStart"/>
+      <w:r>
+        <w:rPr>
+          <w:lang w:eastAsia="zh-CN"/>
+        </w:rPr>
+        <w:t>SharedPreferences</w:t>
+      </w:r>
+      <w:proofErr w:type="spellEnd"/>
+      <w:r>
+        <w:rPr>
+          <w:lang w:eastAsia="zh-CN"/>
+        </w:rPr>
+        <w:t xml:space="preserve"> 和 Android Classic Bluetooth 原生 API。</w:t>
       </w:r>
     </w:p>
     <w:p>
-      <w:r>
-        <w:t>这一阶段还借助 AI 讨论了技术选型：界面层选择 Compose 是因为单 Activity 项目可以用状态驱动页面切换，规则与 AI 模块选择纯 Kotlin 是为了便于本地单元测试，蓝牙通信选择 C/S 房主房间是为了满足多人联机并避免多端各自计算导致状态分叉。AI 给出多个方案后，开发者保留了最适合课程验收和本地可运行环境的实现路线。</w:t>
+      <w:pPr>
+        <w:rPr>
+          <w:lang w:eastAsia="zh-CN"/>
+        </w:rPr>
+      </w:pPr>
+      <w:r>
+        <w:rPr>
+          <w:lang w:eastAsia="zh-CN"/>
+        </w:rPr>
+        <w:t>这一阶段还借助 AI 讨论了技术选型：界面层选择 Compose 是因为单 Activity 项目可以用状态驱动页面切换，规则与 AI 模块选择纯 Kotlin 是为了便于本地单元测试，蓝牙通信选择 C/S 房主房间是为了满足多人联</w:t>
+      </w:r>
+      <w:r>
+        <w:rPr>
+          <w:lang w:eastAsia="zh-CN"/>
+        </w:rPr>
+        <w:lastRenderedPageBreak/>
+        <w:t>机并避免多端各自计算导致状态分叉。AI 给出多个方案后，开发者保留了最适合课程验收和本地可运行环境的实现路线。</w:t>
       </w:r>
     </w:p>
     <w:p>
@@ -9341,7 +9513,23 @@
           <w:color w:val="000000" w:themeColor="text1"/>
           <w:lang w:eastAsia="zh-CN"/>
         </w:rPr>
-        <w:t>本阶段使用的 GRASP 原则和 GoF 设计模式如下：</w:t>
+        <w:t xml:space="preserve">本阶段使用的 GRASP 原则和 </w:t>
+      </w:r>
+      <w:proofErr w:type="spellStart"/>
+      <w:r>
+        <w:rPr>
+          <w:color w:val="000000" w:themeColor="text1"/>
+          <w:lang w:eastAsia="zh-CN"/>
+        </w:rPr>
+        <w:t>GoF</w:t>
+      </w:r>
+      <w:proofErr w:type="spellEnd"/>
+      <w:r>
+        <w:rPr>
+          <w:color w:val="000000" w:themeColor="text1"/>
+          <w:lang w:eastAsia="zh-CN"/>
+        </w:rPr>
+        <w:t xml:space="preserve"> 设计模式如下：</w:t>
       </w:r>
     </w:p>
     <w:tbl>
@@ -9386,30 +9574,40 @@
                 <w:color w:val="FFFFFF" w:themeColor="background1"/>
               </w:rPr>
             </w:pPr>
-            <w:proofErr w:type="spellStart"/>
             <w:r>
               <w:rPr>
                 <w:b/>
                 <w:color w:val="FFFFFF" w:themeColor="background1"/>
                 <w:sz w:val="15"/>
               </w:rPr>
-              <w:t>GRASP/GoF 设计应用</w:t>
-            </w:r>
-            <w:proofErr w:type="spellEnd"/>
+              <w:t>GRASP/</w:t>
+            </w:r>
+            <w:proofErr w:type="spellStart"/>
             <w:r>
               <w:rPr>
                 <w:b/>
                 <w:color w:val="FFFFFF" w:themeColor="background1"/>
                 <w:sz w:val="15"/>
               </w:rPr>
-            </w:r>
-            <w:proofErr w:type="spellStart"/>
+              <w:t>GoF</w:t>
+            </w:r>
+            <w:proofErr w:type="spellEnd"/>
             <w:r>
               <w:rPr>
                 <w:b/>
                 <w:color w:val="FFFFFF" w:themeColor="background1"/>
                 <w:sz w:val="15"/>
               </w:rPr>
+              <w:t xml:space="preserve"> </w:t>
+            </w:r>
+            <w:proofErr w:type="spellStart"/>
+            <w:r>
+              <w:rPr>
+                <w:b/>
+                <w:color w:val="FFFFFF" w:themeColor="background1"/>
+                <w:sz w:val="15"/>
+              </w:rPr>
+              <w:t>设计应用</w:t>
             </w:r>
             <w:proofErr w:type="spellEnd"/>
           </w:p>
@@ -9504,16 +9702,24 @@
                 <w:color w:val="000000" w:themeColor="text1"/>
                 <w:sz w:val="14"/>
               </w:rPr>
-              <w:t>GRASP 控制器（Controller）</w:t>
-            </w:r>
-            <w:proofErr w:type="spellStart"/>
-            <w:r>
-              <w:rPr>
-                <w:color w:val="000000" w:themeColor="text1"/>
-                <w:sz w:val="14"/>
-              </w:rPr>
-            </w:r>
-            <w:proofErr w:type="spellEnd"/>
+              <w:t xml:space="preserve">GRASP </w:t>
+            </w:r>
+            <w:proofErr w:type="spellStart"/>
+            <w:r>
+              <w:rPr>
+                <w:color w:val="000000" w:themeColor="text1"/>
+                <w:sz w:val="14"/>
+              </w:rPr>
+              <w:t>控制器（Controller</w:t>
+            </w:r>
+            <w:proofErr w:type="spellEnd"/>
+            <w:r>
+              <w:rPr>
+                <w:color w:val="000000" w:themeColor="text1"/>
+                <w:sz w:val="14"/>
+              </w:rPr>
+              <w:t>）</w:t>
+            </w:r>
           </w:p>
         </w:tc>
         <w:tc>
@@ -9540,49 +9746,71 @@
                 <w:color w:val="000000" w:themeColor="text1"/>
                 <w:sz w:val="14"/>
               </w:rPr>
-              <w:t>在需求阶段先确定由 Controller 接收 UI 意图并协调 Model，避免后续把规则和 UI 写在一起</w:t>
-            </w:r>
-            <w:proofErr w:type="spellEnd"/>
-            <w:r>
-              <w:rPr>
-                <w:color w:val="000000" w:themeColor="text1"/>
-                <w:sz w:val="14"/>
-              </w:rPr>
-            </w:r>
-            <w:proofErr w:type="spellStart"/>
-            <w:r>
-              <w:rPr>
-                <w:color w:val="000000" w:themeColor="text1"/>
-                <w:sz w:val="14"/>
-              </w:rPr>
-            </w:r>
-            <w:proofErr w:type="spellEnd"/>
-            <w:r>
-              <w:rPr>
-                <w:color w:val="000000" w:themeColor="text1"/>
-                <w:sz w:val="14"/>
-              </w:rPr>
-            </w:r>
-            <w:proofErr w:type="spellStart"/>
-            <w:r>
-              <w:rPr>
-                <w:color w:val="000000" w:themeColor="text1"/>
-                <w:sz w:val="14"/>
-              </w:rPr>
-            </w:r>
-            <w:proofErr w:type="spellEnd"/>
-            <w:r>
-              <w:rPr>
-                <w:color w:val="000000" w:themeColor="text1"/>
-                <w:sz w:val="14"/>
-              </w:rPr>
-            </w:r>
-            <w:proofErr w:type="spellStart"/>
-            <w:r>
-              <w:rPr>
-                <w:color w:val="000000" w:themeColor="text1"/>
-                <w:sz w:val="14"/>
-              </w:rPr>
+              <w:t>在需求阶段先确定由</w:t>
+            </w:r>
+            <w:proofErr w:type="spellEnd"/>
+            <w:r>
+              <w:rPr>
+                <w:color w:val="000000" w:themeColor="text1"/>
+                <w:sz w:val="14"/>
+              </w:rPr>
+              <w:t xml:space="preserve"> Controller </w:t>
+            </w:r>
+            <w:proofErr w:type="spellStart"/>
+            <w:r>
+              <w:rPr>
+                <w:color w:val="000000" w:themeColor="text1"/>
+                <w:sz w:val="14"/>
+              </w:rPr>
+              <w:t>接收</w:t>
+            </w:r>
+            <w:proofErr w:type="spellEnd"/>
+            <w:r>
+              <w:rPr>
+                <w:color w:val="000000" w:themeColor="text1"/>
+                <w:sz w:val="14"/>
+              </w:rPr>
+              <w:t xml:space="preserve"> UI </w:t>
+            </w:r>
+            <w:proofErr w:type="spellStart"/>
+            <w:r>
+              <w:rPr>
+                <w:color w:val="000000" w:themeColor="text1"/>
+                <w:sz w:val="14"/>
+              </w:rPr>
+              <w:t>意图并协调</w:t>
+            </w:r>
+            <w:proofErr w:type="spellEnd"/>
+            <w:r>
+              <w:rPr>
+                <w:color w:val="000000" w:themeColor="text1"/>
+                <w:sz w:val="14"/>
+              </w:rPr>
+              <w:t xml:space="preserve"> </w:t>
+            </w:r>
+            <w:proofErr w:type="spellStart"/>
+            <w:r>
+              <w:rPr>
+                <w:color w:val="000000" w:themeColor="text1"/>
+                <w:sz w:val="14"/>
+              </w:rPr>
+              <w:t>Model，避免后续把规则和</w:t>
+            </w:r>
+            <w:proofErr w:type="spellEnd"/>
+            <w:r>
+              <w:rPr>
+                <w:color w:val="000000" w:themeColor="text1"/>
+                <w:sz w:val="14"/>
+              </w:rPr>
+              <w:t xml:space="preserve"> UI </w:t>
+            </w:r>
+            <w:proofErr w:type="spellStart"/>
+            <w:r>
+              <w:rPr>
+                <w:color w:val="000000" w:themeColor="text1"/>
+                <w:sz w:val="14"/>
+              </w:rPr>
+              <w:t>写在一起</w:t>
             </w:r>
             <w:proofErr w:type="spellEnd"/>
           </w:p>
@@ -9613,41 +9841,6 @@
               </w:rPr>
               <w:t>docs/design.md、GameController.kt、RoomController.kt、ProfileController.kt</w:t>
             </w:r>
-            <w:proofErr w:type="spellStart"/>
-            <w:r>
-              <w:rPr>
-                <w:rFonts w:ascii="Consolas" w:eastAsia="Consolas" w:hAnsi="Consolas"/>
-                <w:color w:val="000000" w:themeColor="text1"/>
-                <w:sz w:val="14"/>
-              </w:rPr>
-            </w:r>
-            <w:r>
-              <w:rPr>
-                <w:color w:val="000000" w:themeColor="text1"/>
-                <w:sz w:val="14"/>
-              </w:rPr>
-            </w:r>
-            <w:r>
-              <w:rPr>
-                <w:rFonts w:ascii="Consolas" w:eastAsia="Consolas" w:hAnsi="Consolas"/>
-                <w:color w:val="000000" w:themeColor="text1"/>
-                <w:sz w:val="14"/>
-              </w:rPr>
-            </w:r>
-            <w:r>
-              <w:rPr>
-                <w:color w:val="000000" w:themeColor="text1"/>
-                <w:sz w:val="14"/>
-              </w:rPr>
-            </w:r>
-            <w:r>
-              <w:rPr>
-                <w:rFonts w:ascii="Consolas" w:eastAsia="Consolas" w:hAnsi="Consolas"/>
-                <w:color w:val="000000" w:themeColor="text1"/>
-                <w:sz w:val="14"/>
-              </w:rPr>
-            </w:r>
-            <w:proofErr w:type="spellEnd"/>
           </w:p>
         </w:tc>
       </w:tr>
@@ -9674,15 +9867,45 @@
                 <w:color w:val="000000" w:themeColor="text1"/>
               </w:rPr>
             </w:pPr>
-            <w:proofErr w:type="spellStart"/>
-            <w:r>
-              <w:rPr>
-                <w:color w:val="000000" w:themeColor="text1"/>
-                <w:sz w:val="14"/>
-              </w:rPr>
-              <w:t>GRASP 高内聚/低耦合（High Cohesion / Low Coupling）</w:t>
-            </w:r>
-            <w:proofErr w:type="spellEnd"/>
+            <w:r>
+              <w:rPr>
+                <w:color w:val="000000" w:themeColor="text1"/>
+                <w:sz w:val="14"/>
+              </w:rPr>
+              <w:t xml:space="preserve">GRASP </w:t>
+            </w:r>
+            <w:proofErr w:type="spellStart"/>
+            <w:r>
+              <w:rPr>
+                <w:color w:val="000000" w:themeColor="text1"/>
+                <w:sz w:val="14"/>
+              </w:rPr>
+              <w:t>高内聚</w:t>
+            </w:r>
+            <w:proofErr w:type="spellEnd"/>
+            <w:r>
+              <w:rPr>
+                <w:color w:val="000000" w:themeColor="text1"/>
+                <w:sz w:val="14"/>
+              </w:rPr>
+              <w:t>/</w:t>
+            </w:r>
+            <w:proofErr w:type="spellStart"/>
+            <w:r>
+              <w:rPr>
+                <w:color w:val="000000" w:themeColor="text1"/>
+                <w:sz w:val="14"/>
+              </w:rPr>
+              <w:t>低耦合（High</w:t>
+            </w:r>
+            <w:proofErr w:type="spellEnd"/>
+            <w:r>
+              <w:rPr>
+                <w:color w:val="000000" w:themeColor="text1"/>
+                <w:sz w:val="14"/>
+              </w:rPr>
+              <w:t xml:space="preserve"> Cohesion / Low Coupling）</w:t>
+            </w:r>
           </w:p>
         </w:tc>
         <w:tc>
@@ -9741,58 +9964,6 @@
                 <w:sz w:val="14"/>
               </w:rPr>
               <w:t>model/、controller/、transport/、profile/、view/、audio/</w:t>
-            </w:r>
-            <w:r>
-              <w:rPr>
-                <w:color w:val="000000" w:themeColor="text1"/>
-                <w:sz w:val="14"/>
-              </w:rPr>
-            </w:r>
-            <w:r>
-              <w:rPr>
-                <w:rFonts w:ascii="Consolas" w:eastAsia="Consolas" w:hAnsi="Consolas"/>
-                <w:color w:val="000000" w:themeColor="text1"/>
-                <w:sz w:val="14"/>
-              </w:rPr>
-            </w:r>
-            <w:r>
-              <w:rPr>
-                <w:color w:val="000000" w:themeColor="text1"/>
-                <w:sz w:val="14"/>
-              </w:rPr>
-            </w:r>
-            <w:r>
-              <w:rPr>
-                <w:rFonts w:ascii="Consolas" w:eastAsia="Consolas" w:hAnsi="Consolas"/>
-                <w:color w:val="000000" w:themeColor="text1"/>
-                <w:sz w:val="14"/>
-              </w:rPr>
-            </w:r>
-            <w:r>
-              <w:rPr>
-                <w:color w:val="000000" w:themeColor="text1"/>
-                <w:sz w:val="14"/>
-              </w:rPr>
-            </w:r>
-            <w:r>
-              <w:rPr>
-                <w:rFonts w:ascii="Consolas" w:eastAsia="Consolas" w:hAnsi="Consolas"/>
-                <w:color w:val="000000" w:themeColor="text1"/>
-                <w:sz w:val="14"/>
-              </w:rPr>
-            </w:r>
-            <w:r>
-              <w:rPr>
-                <w:color w:val="000000" w:themeColor="text1"/>
-                <w:sz w:val="14"/>
-              </w:rPr>
-            </w:r>
-            <w:r>
-              <w:rPr>
-                <w:rFonts w:ascii="Consolas" w:eastAsia="Consolas" w:hAnsi="Consolas"/>
-                <w:color w:val="000000" w:themeColor="text1"/>
-                <w:sz w:val="14"/>
-              </w:rPr>
             </w:r>
           </w:p>
         </w:tc>
@@ -9819,15 +9990,45 @@
                 <w:color w:val="000000" w:themeColor="text1"/>
               </w:rPr>
             </w:pPr>
-            <w:proofErr w:type="spellStart"/>
-            <w:r>
-              <w:rPr>
-                <w:color w:val="000000" w:themeColor="text1"/>
-                <w:sz w:val="14"/>
-              </w:rPr>
-              <w:t>GRASP 防变化/间接性（Protected Variations / Indirection）</w:t>
-            </w:r>
-            <w:proofErr w:type="spellEnd"/>
+            <w:r>
+              <w:rPr>
+                <w:color w:val="000000" w:themeColor="text1"/>
+                <w:sz w:val="14"/>
+              </w:rPr>
+              <w:t xml:space="preserve">GRASP </w:t>
+            </w:r>
+            <w:proofErr w:type="spellStart"/>
+            <w:r>
+              <w:rPr>
+                <w:color w:val="000000" w:themeColor="text1"/>
+                <w:sz w:val="14"/>
+              </w:rPr>
+              <w:t>防变化</w:t>
+            </w:r>
+            <w:proofErr w:type="spellEnd"/>
+            <w:r>
+              <w:rPr>
+                <w:color w:val="000000" w:themeColor="text1"/>
+                <w:sz w:val="14"/>
+              </w:rPr>
+              <w:t>/</w:t>
+            </w:r>
+            <w:proofErr w:type="spellStart"/>
+            <w:r>
+              <w:rPr>
+                <w:color w:val="000000" w:themeColor="text1"/>
+                <w:sz w:val="14"/>
+              </w:rPr>
+              <w:t>间接性（Protected</w:t>
+            </w:r>
+            <w:proofErr w:type="spellEnd"/>
+            <w:r>
+              <w:rPr>
+                <w:color w:val="000000" w:themeColor="text1"/>
+                <w:sz w:val="14"/>
+              </w:rPr>
+              <w:t xml:space="preserve"> Variations / Indirection）</w:t>
+            </w:r>
           </w:p>
         </w:tc>
         <w:tc>
@@ -9857,57 +10058,34 @@
               </w:rPr>
               <w:t>先确定 Screen、RuleSet、GameTransport 等边界，为后续页面、规则、蓝牙和牌桌切换做基础</w:t>
             </w:r>
+          </w:p>
+        </w:tc>
+        <w:tc>
+          <w:tcPr>
+            <w:tcW w:w="3346" w:type="dxa"/>
+            <w:tcMar>
+              <w:top w:w="90" w:type="dxa"/>
+              <w:left w:w="90" w:type="dxa"/>
+              <w:bottom w:w="90" w:type="dxa"/>
+              <w:right w:w="90" w:type="dxa"/>
+            </w:tcMar>
+            <w:vAlign w:val="center"/>
+          </w:tcPr>
+          <w:p>
+            <w:pPr>
+              <w:spacing w:after="0" w:line="240" w:lineRule="auto"/>
+              <w:rPr>
+                <w:color w:val="000000" w:themeColor="text1"/>
+              </w:rPr>
+            </w:pPr>
             <w:r>
               <w:rPr>
                 <w:rFonts w:ascii="Consolas" w:eastAsia="Consolas" w:hAnsi="Consolas"/>
                 <w:color w:val="000000" w:themeColor="text1"/>
                 <w:sz w:val="14"/>
-                <w:lang w:eastAsia="zh-CN"/>
-              </w:rPr>
-            </w:r>
-            <w:r>
-              <w:rPr>
-                <w:color w:val="000000" w:themeColor="text1"/>
-                <w:sz w:val="14"/>
-                <w:lang w:eastAsia="zh-CN"/>
-              </w:rPr>
-            </w:r>
-          </w:p>
-        </w:tc>
-        <w:tc>
-          <w:tcPr>
-            <w:tcW w:w="3346" w:type="dxa"/>
-            <w:tcMar>
-              <w:top w:w="90" w:type="dxa"/>
-              <w:left w:w="90" w:type="dxa"/>
-              <w:bottom w:w="90" w:type="dxa"/>
-              <w:right w:w="90" w:type="dxa"/>
-            </w:tcMar>
-            <w:vAlign w:val="center"/>
-          </w:tcPr>
-          <w:p>
-            <w:pPr>
-              <w:spacing w:after="0" w:line="240" w:lineRule="auto"/>
-              <w:rPr>
-                <w:color w:val="000000" w:themeColor="text1"/>
-              </w:rPr>
-            </w:pPr>
-            <w:proofErr w:type="spellStart"/>
-            <w:r>
-              <w:rPr>
-                <w:rFonts w:ascii="Consolas" w:eastAsia="Consolas" w:hAnsi="Consolas"/>
-                <w:color w:val="000000" w:themeColor="text1"/>
-                <w:sz w:val="14"/>
               </w:rPr>
               <w:t>Screen、RuleSet、GameTransport、用例图、状态图</w:t>
             </w:r>
-            <w:r>
-              <w:rPr>
-                <w:color w:val="000000" w:themeColor="text1"/>
-                <w:sz w:val="14"/>
-              </w:rPr>
-            </w:r>
-            <w:proofErr w:type="spellEnd"/>
           </w:p>
         </w:tc>
       </w:tr>
@@ -10082,7 +10260,6 @@
                 <w:color w:val="000000" w:themeColor="text1"/>
               </w:rPr>
             </w:pPr>
-            <w:proofErr w:type="spellStart"/>
             <w:r>
               <w:rPr>
                 <w:color w:val="000000" w:themeColor="text1"/>
@@ -10090,7 +10267,6 @@
               </w:rPr>
               <w:t>Code</w:t>
             </w:r>
-            <w:proofErr w:type="spellEnd"/>
           </w:p>
         </w:tc>
         <w:tc>
@@ -10262,7 +10438,6 @@
                 <w:color w:val="000000" w:themeColor="text1"/>
               </w:rPr>
             </w:pPr>
-            <w:proofErr w:type="spellStart"/>
             <w:r>
               <w:rPr>
                 <w:color w:val="000000" w:themeColor="text1"/>
@@ -10270,7 +10445,6 @@
               </w:rPr>
               <w:t>Text</w:t>
             </w:r>
-            <w:proofErr w:type="spellEnd"/>
           </w:p>
         </w:tc>
         <w:tc>
@@ -10355,7 +10529,6 @@
                 <w:color w:val="000000" w:themeColor="text1"/>
               </w:rPr>
             </w:pPr>
-            <w:proofErr w:type="spellStart"/>
             <w:r>
               <w:rPr>
                 <w:color w:val="000000" w:themeColor="text1"/>
@@ -10363,7 +10536,6 @@
               </w:rPr>
               <w:t>Image</w:t>
             </w:r>
-            <w:proofErr w:type="spellEnd"/>
           </w:p>
         </w:tc>
         <w:tc>
@@ -10934,7 +11106,7 @@
           <w:color w:val="000000" w:themeColor="text1"/>
           <w:sz w:val="26"/>
         </w:rPr>
-        <w:t>4.5 问题与解决</w:t>
+        <w:t xml:space="preserve">4.5 </w:t>
       </w:r>
       <w:proofErr w:type="spellStart"/>
       <w:r>
@@ -10944,6 +11116,7 @@
           <w:color w:val="000000" w:themeColor="text1"/>
           <w:sz w:val="26"/>
         </w:rPr>
+        <w:t>问题与解决</w:t>
       </w:r>
       <w:proofErr w:type="spellEnd"/>
     </w:p>
@@ -11267,6 +11440,7 @@
           <w:color w:val="000000" w:themeColor="text1"/>
           <w:sz w:val="32"/>
         </w:rPr>
+        <w:lastRenderedPageBreak/>
         <w:t xml:space="preserve">5. </w:t>
       </w:r>
       <w:proofErr w:type="spellStart"/>
@@ -12001,9 +12175,15 @@
             <w:vAlign w:val="center"/>
           </w:tcPr>
           <w:p>
+            <w:pPr>
+              <w:rPr>
+                <w:lang w:eastAsia="zh-CN"/>
+              </w:rPr>
+            </w:pPr>
             <w:r>
               <w:rPr>
                 <w:sz w:val="18"/>
+                <w:lang w:eastAsia="zh-CN"/>
               </w:rPr>
               <w:t>表示三档神经网络人机策略、特征编码和端侧模型推理</w:t>
             </w:r>
@@ -12590,7 +12770,6 @@
           <w:color w:val="000000" w:themeColor="text1"/>
           <w:sz w:val="20"/>
         </w:rPr>
-        <w:lastRenderedPageBreak/>
         <w:t xml:space="preserve">2.  </w:t>
       </w:r>
       <w:proofErr w:type="spellStart"/>
@@ -13081,6 +13260,7 @@
           <w:sz w:val="26"/>
           <w:lang w:eastAsia="zh-CN"/>
         </w:rPr>
+        <w:lastRenderedPageBreak/>
         <w:t>5.3 MVC 分层设计</w:t>
       </w:r>
     </w:p>
@@ -14838,7 +15018,6 @@
         <w:rPr>
           <w:color w:val="000000" w:themeColor="text1"/>
         </w:rPr>
-        <w:lastRenderedPageBreak/>
         <w:t>例如玩家点击</w:t>
       </w:r>
       <w:proofErr w:type="spellEnd"/>
@@ -15531,7 +15710,15 @@
                 <w:color w:val="000000" w:themeColor="text1"/>
                 <w:sz w:val="14"/>
               </w:rPr>
-              <w:t>类关系</w:t>
+              <w:t>类</w:t>
+            </w:r>
+            <w:r>
+              <w:rPr>
+                <w:color w:val="000000" w:themeColor="text1"/>
+                <w:sz w:val="14"/>
+              </w:rPr>
+              <w:lastRenderedPageBreak/>
+              <w:t>关系</w:t>
             </w:r>
             <w:proofErr w:type="spellEnd"/>
           </w:p>
@@ -15565,6 +15752,7 @@
                 <w:color w:val="000000" w:themeColor="text1"/>
                 <w:sz w:val="14"/>
               </w:rPr>
+              <w:lastRenderedPageBreak/>
               <w:t>顺序图</w:t>
             </w:r>
             <w:proofErr w:type="spellEnd"/>
@@ -16122,236 +16310,163 @@
           <w:color w:val="000000" w:themeColor="text1"/>
           <w:lang w:eastAsia="zh-CN"/>
         </w:rPr>
-        <w:t>本阶段完成了 MVC 工程结构和主要模型设计。Model 层负责 Card、Player、GameState、RuleSet、HandType 等领域数据和规则抽象；Controller 层负责 GameController、AiController、RoomController、PlayerActionPolicy 等业务流程；View 层通过 ChudadiApp 和 Compose 组件展示状态并收集用户意图。GameState 仍是牌桌状态源，但它属于 MVC 中的 Model，不直接处理界面和蓝牙线程。领域对象和 UML 草图在 Codex/GPT-5 辅助下从用例流程中提取，开发者再依据源码包结构、PlantUML 预览和 ProcessOn 图进行校对。</w:t>
-      </w:r>
-      <w:r>
-        <w:rPr>
-          <w:rFonts w:ascii="Consolas" w:eastAsia="Consolas" w:hAnsi="Consolas"/>
-          <w:color w:val="000000" w:themeColor="text1"/>
-          <w:sz w:val="20"/>
+        <w:t>本阶段完成了 MVC 工程结构和主要模型设计。Model 层负责 Card、Player、GameState、RuleSet、HandType 等领域数据和规则抽象；Controller 层负责 GameController、AiController、RoomController、PlayerActionPolicy 等业务流程；View 层通过 ChudadiApp 和 Compose 组件展示状态并收集用户意图。GameState 仍是牌桌状态源，但它属于 MVC 中的 Model，不直接处理界面和蓝牙线程。领域对象和 UML 草图在 Codex/GPT-5 辅助下从用例流程中提取，开发者再依据源码包结构、</w:t>
+      </w:r>
+      <w:proofErr w:type="spellStart"/>
+      <w:r>
+        <w:rPr>
+          <w:color w:val="000000" w:themeColor="text1"/>
           <w:lang w:eastAsia="zh-CN"/>
         </w:rPr>
-      </w:r>
+        <w:t>PlantUML</w:t>
+      </w:r>
+      <w:proofErr w:type="spellEnd"/>
       <w:r>
         <w:rPr>
           <w:color w:val="000000" w:themeColor="text1"/>
           <w:lang w:eastAsia="zh-CN"/>
         </w:rPr>
-      </w:r>
-      <w:r>
-        <w:rPr>
-          <w:rFonts w:ascii="Consolas" w:eastAsia="Consolas" w:hAnsi="Consolas"/>
-          <w:color w:val="000000" w:themeColor="text1"/>
-          <w:sz w:val="20"/>
+        <w:t xml:space="preserve"> 预览和 </w:t>
+      </w:r>
+      <w:proofErr w:type="spellStart"/>
+      <w:r>
+        <w:rPr>
+          <w:color w:val="000000" w:themeColor="text1"/>
           <w:lang w:eastAsia="zh-CN"/>
         </w:rPr>
-      </w:r>
+        <w:t>ProcessOn</w:t>
+      </w:r>
+      <w:proofErr w:type="spellEnd"/>
       <w:r>
         <w:rPr>
           <w:color w:val="000000" w:themeColor="text1"/>
           <w:lang w:eastAsia="zh-CN"/>
         </w:rPr>
-      </w:r>
-      <w:proofErr w:type="spellStart"/>
-      <w:r>
-        <w:rPr>
-          <w:rFonts w:ascii="Consolas" w:eastAsia="Consolas" w:hAnsi="Consolas"/>
-          <w:color w:val="000000" w:themeColor="text1"/>
-          <w:sz w:val="20"/>
-          <w:lang w:eastAsia="zh-CN"/>
-        </w:rPr>
-      </w:r>
-      <w:proofErr w:type="spellEnd"/>
-      <w:r>
-        <w:rPr>
-          <w:color w:val="000000" w:themeColor="text1"/>
-          <w:lang w:eastAsia="zh-CN"/>
-        </w:rPr>
-      </w:r>
-      <w:proofErr w:type="spellStart"/>
-      <w:r>
-        <w:rPr>
-          <w:rFonts w:ascii="Consolas" w:eastAsia="Consolas" w:hAnsi="Consolas"/>
-          <w:color w:val="000000" w:themeColor="text1"/>
-          <w:sz w:val="20"/>
-          <w:lang w:eastAsia="zh-CN"/>
-        </w:rPr>
-      </w:r>
-      <w:proofErr w:type="spellEnd"/>
-      <w:r>
-        <w:rPr>
-          <w:color w:val="000000" w:themeColor="text1"/>
-          <w:lang w:eastAsia="zh-CN"/>
-        </w:rPr>
-      </w:r>
-      <w:proofErr w:type="spellStart"/>
-      <w:r>
-        <w:rPr>
-          <w:rFonts w:ascii="Consolas" w:eastAsia="Consolas" w:hAnsi="Consolas"/>
-          <w:color w:val="000000" w:themeColor="text1"/>
-          <w:sz w:val="20"/>
-          <w:lang w:eastAsia="zh-CN"/>
-        </w:rPr>
-      </w:r>
-      <w:proofErr w:type="spellEnd"/>
-      <w:r>
-        <w:rPr>
-          <w:color w:val="000000" w:themeColor="text1"/>
-          <w:lang w:eastAsia="zh-CN"/>
-        </w:rPr>
-      </w:r>
-      <w:proofErr w:type="spellStart"/>
-      <w:r>
-        <w:rPr>
-          <w:rFonts w:ascii="Consolas" w:eastAsia="Consolas" w:hAnsi="Consolas"/>
-          <w:color w:val="000000" w:themeColor="text1"/>
-          <w:sz w:val="20"/>
-          <w:lang w:eastAsia="zh-CN"/>
-        </w:rPr>
-      </w:r>
-      <w:proofErr w:type="spellEnd"/>
-      <w:r>
-        <w:rPr>
-          <w:color w:val="000000" w:themeColor="text1"/>
-          <w:lang w:eastAsia="zh-CN"/>
-        </w:rPr>
-      </w:r>
-      <w:proofErr w:type="spellStart"/>
-      <w:r>
-        <w:rPr>
-          <w:rFonts w:ascii="Consolas" w:eastAsia="Consolas" w:hAnsi="Consolas"/>
-          <w:color w:val="000000" w:themeColor="text1"/>
-          <w:sz w:val="20"/>
-          <w:lang w:eastAsia="zh-CN"/>
-        </w:rPr>
-      </w:r>
-      <w:proofErr w:type="spellEnd"/>
-      <w:r>
-        <w:rPr>
-          <w:color w:val="000000" w:themeColor="text1"/>
-          <w:lang w:eastAsia="zh-CN"/>
-        </w:rPr>
-      </w:r>
-      <w:proofErr w:type="spellStart"/>
-      <w:r>
-        <w:rPr>
-          <w:rFonts w:ascii="Consolas" w:eastAsia="Consolas" w:hAnsi="Consolas"/>
-          <w:color w:val="000000" w:themeColor="text1"/>
-          <w:sz w:val="20"/>
-          <w:lang w:eastAsia="zh-CN"/>
-        </w:rPr>
-      </w:r>
-      <w:proofErr w:type="spellEnd"/>
-      <w:r>
-        <w:rPr>
-          <w:color w:val="000000" w:themeColor="text1"/>
-          <w:lang w:eastAsia="zh-CN"/>
-        </w:rPr>
-      </w:r>
-      <w:proofErr w:type="spellStart"/>
-      <w:r>
-        <w:rPr>
-          <w:rFonts w:ascii="Consolas" w:eastAsia="Consolas" w:hAnsi="Consolas"/>
-          <w:color w:val="000000" w:themeColor="text1"/>
-          <w:sz w:val="20"/>
-          <w:lang w:eastAsia="zh-CN"/>
-        </w:rPr>
-      </w:r>
-      <w:proofErr w:type="spellEnd"/>
-      <w:r>
-        <w:rPr>
-          <w:color w:val="000000" w:themeColor="text1"/>
-          <w:lang w:eastAsia="zh-CN"/>
-        </w:rPr>
-      </w:r>
-      <w:proofErr w:type="spellStart"/>
-      <w:r>
-        <w:rPr>
-          <w:rFonts w:ascii="Consolas" w:eastAsia="Consolas" w:hAnsi="Consolas"/>
-          <w:color w:val="000000" w:themeColor="text1"/>
-          <w:sz w:val="20"/>
-          <w:lang w:eastAsia="zh-CN"/>
-        </w:rPr>
-      </w:r>
-      <w:proofErr w:type="spellEnd"/>
-      <w:r>
-        <w:rPr>
-          <w:color w:val="000000" w:themeColor="text1"/>
-          <w:lang w:eastAsia="zh-CN"/>
-        </w:rPr>
-      </w:r>
-      <w:proofErr w:type="spellStart"/>
-      <w:r>
-        <w:rPr>
-          <w:rFonts w:ascii="Consolas" w:eastAsia="Consolas" w:hAnsi="Consolas"/>
-          <w:color w:val="000000" w:themeColor="text1"/>
-          <w:sz w:val="20"/>
-          <w:lang w:eastAsia="zh-CN"/>
-        </w:rPr>
-      </w:r>
-      <w:proofErr w:type="spellEnd"/>
-      <w:r>
-        <w:rPr>
-          <w:color w:val="000000" w:themeColor="text1"/>
-          <w:lang w:eastAsia="zh-CN"/>
-        </w:rPr>
-      </w:r>
-      <w:proofErr w:type="spellStart"/>
-      <w:r>
-        <w:rPr>
-          <w:color w:val="000000" w:themeColor="text1"/>
-          <w:lang w:eastAsia="zh-CN"/>
-        </w:rPr>
-      </w:r>
-      <w:proofErr w:type="spellEnd"/>
-      <w:r>
-        <w:rPr>
-          <w:color w:val="000000" w:themeColor="text1"/>
-          <w:lang w:eastAsia="zh-CN"/>
-        </w:rPr>
-      </w:r>
-      <w:proofErr w:type="spellStart"/>
-      <w:r>
-        <w:rPr>
-          <w:color w:val="000000" w:themeColor="text1"/>
-          <w:lang w:eastAsia="zh-CN"/>
-        </w:rPr>
-      </w:r>
-      <w:proofErr w:type="spellEnd"/>
-      <w:r>
-        <w:rPr>
-          <w:color w:val="000000" w:themeColor="text1"/>
-          <w:lang w:eastAsia="zh-CN"/>
-        </w:rPr>
-      </w:r>
-      <w:proofErr w:type="spellStart"/>
-      <w:r>
-        <w:rPr>
-          <w:color w:val="000000" w:themeColor="text1"/>
-          <w:lang w:eastAsia="zh-CN"/>
-        </w:rPr>
-      </w:r>
-      <w:proofErr w:type="spellEnd"/>
-      <w:r>
-        <w:rPr>
-          <w:color w:val="000000" w:themeColor="text1"/>
-          <w:lang w:eastAsia="zh-CN"/>
-        </w:rPr>
+        <w:t xml:space="preserve"> 图进行校对。</w:t>
       </w:r>
     </w:p>
     <w:p>
-      <w:r>
-        <w:t>代码实现亮点之一是把牌局状态集中在 GameState，并通过 Kotlin data class 的 copy 方式生成新状态。出牌、过牌、AI 行动和蓝牙同步都围绕 GameState 变化展开，Compose 页面只根据状态重组，不直接修改手牌列表。这样可以减少 UI 层和规则层各自维护变量造成的不一致。</w:t>
+      <w:pPr>
+        <w:rPr>
+          <w:lang w:eastAsia="zh-CN"/>
+        </w:rPr>
+      </w:pPr>
+      <w:r>
+        <w:t xml:space="preserve">代码实现亮点之一是把牌局状态集中在 GameState，并通过 Kotlin data class 的 copy 方式生成新状态。出牌、过牌、AI 行动和蓝牙同步都围绕 GameState 变化展开，Compose </w:t>
+      </w:r>
+      <w:proofErr w:type="spellStart"/>
+      <w:r>
+        <w:t>页面只根据状态重组，不直接修改手牌列表</w:t>
+      </w:r>
+      <w:proofErr w:type="spellEnd"/>
+      <w:r>
+        <w:t>。</w:t>
+      </w:r>
+      <w:r>
+        <w:rPr>
+          <w:lang w:eastAsia="zh-CN"/>
+        </w:rPr>
+        <w:t>这样可以减少 UI 层和规则层各自维护变量造成的不一致。</w:t>
       </w:r>
     </w:p>
     <w:p>
-      <w:r>
-        <w:t>第二个亮点是把用户动作封装为 Move.Play 和 Move.Pass。无论动作来自底部手牌按钮、AI 策略，还是蓝牙客户端发送的 MOVE_REQUEST，最终都会进入同一套 GameController 校验流程。这个设计让规则测试、AI 测试和网络测试复用同一条业务路径，也方便在答辩时说明“玩家、人机、远端玩家”并不是三套逻辑。</w:t>
+      <w:pPr>
+        <w:rPr>
+          <w:lang w:eastAsia="zh-CN"/>
+        </w:rPr>
+      </w:pPr>
+      <w:r>
+        <w:rPr>
+          <w:lang w:eastAsia="zh-CN"/>
+        </w:rPr>
+        <w:t xml:space="preserve">第二个亮点是把用户动作封装为 </w:t>
+      </w:r>
+      <w:proofErr w:type="spellStart"/>
+      <w:r>
+        <w:rPr>
+          <w:lang w:eastAsia="zh-CN"/>
+        </w:rPr>
+        <w:t>Move.Play</w:t>
+      </w:r>
+      <w:proofErr w:type="spellEnd"/>
+      <w:r>
+        <w:rPr>
+          <w:lang w:eastAsia="zh-CN"/>
+        </w:rPr>
+        <w:t xml:space="preserve"> 和 </w:t>
+      </w:r>
+      <w:proofErr w:type="spellStart"/>
+      <w:r>
+        <w:rPr>
+          <w:lang w:eastAsia="zh-CN"/>
+        </w:rPr>
+        <w:t>Move.Pass</w:t>
+      </w:r>
+      <w:proofErr w:type="spellEnd"/>
+      <w:r>
+        <w:rPr>
+          <w:lang w:eastAsia="zh-CN"/>
+        </w:rPr>
+        <w:t xml:space="preserve">。无论动作来自底部手牌按钮、AI 策略，还是蓝牙客户端发送的 MOVE_REQUEST，最终都会进入同一套 </w:t>
+      </w:r>
+      <w:proofErr w:type="spellStart"/>
+      <w:r>
+        <w:rPr>
+          <w:lang w:eastAsia="zh-CN"/>
+        </w:rPr>
+        <w:t>GameController</w:t>
+      </w:r>
+      <w:proofErr w:type="spellEnd"/>
+      <w:r>
+        <w:rPr>
+          <w:lang w:eastAsia="zh-CN"/>
+        </w:rPr>
+        <w:t xml:space="preserve"> 校验流程。这个设计让规则测试、AI 测试和网络测试复用同一条业务路径，也方便在答辩时说明“玩家、人机、远端玩家”并不是三套逻辑。</w:t>
       </w:r>
     </w:p>
     <w:p>
-      <w:r>
-        <w:t>本阶段的 AI 辅助编码方式比较具体：开发者把领域对象清单、包名和 Kotlin 约束提供给 Codex/GPT-5，模型生成 Card、Deck、RuleSet、GameState、Move 等数据结构和接口初稿；随后开发者在 Android Studio 中编译，依据 Kotlin 报错和运行问题继续让 AI 修正类型、导入、空值和包路径问题。最终代码以本地编译和单元测试通过为准，而不是以模型文本为准。</w:t>
+      <w:pPr>
+        <w:rPr>
+          <w:lang w:eastAsia="zh-CN"/>
+        </w:rPr>
+      </w:pPr>
+      <w:proofErr w:type="spellStart"/>
+      <w:r>
+        <w:t>本阶段的</w:t>
+      </w:r>
+      <w:proofErr w:type="spellEnd"/>
+      <w:r>
+        <w:t xml:space="preserve"> AI </w:t>
+      </w:r>
+      <w:proofErr w:type="spellStart"/>
+      <w:r>
+        <w:t>辅助编码方式比较具体：开发者把领域对象清单、包名和</w:t>
+      </w:r>
+      <w:proofErr w:type="spellEnd"/>
+      <w:r>
+        <w:t xml:space="preserve"> Kotlin 约束提供给 Codex/GPT-5，模型生成 Card、Deck、RuleSet、GameState、Move 等数据结构和接口初稿；随后开发者在 Android Studio 中编译，依据 Kotlin </w:t>
+      </w:r>
+      <w:proofErr w:type="spellStart"/>
+      <w:r>
+        <w:t>报错和运行问题继续让</w:t>
+      </w:r>
+      <w:proofErr w:type="spellEnd"/>
+      <w:r>
+        <w:t xml:space="preserve"> AI </w:t>
+      </w:r>
+      <w:proofErr w:type="spellStart"/>
+      <w:r>
+        <w:t>修正类型、导入、空值和包路径问题</w:t>
+      </w:r>
+      <w:proofErr w:type="spellEnd"/>
+      <w:r>
+        <w:t>。</w:t>
+      </w:r>
+      <w:r>
+        <w:rPr>
+          <w:lang w:eastAsia="zh-CN"/>
+        </w:rPr>
+        <w:t>最终代码以本地编译和单元测试通过为准，而不是以模型文本为准。</w:t>
       </w:r>
     </w:p>
     <w:p>
@@ -16522,14 +16637,6 @@
               </w:rPr>
               <w:t>MVC</w:t>
             </w:r>
-            <w:proofErr w:type="spellStart"/>
-            <w:r>
-              <w:rPr>
-                <w:color w:val="000000" w:themeColor="text1"/>
-                <w:sz w:val="14"/>
-              </w:rPr>
-            </w:r>
-            <w:proofErr w:type="spellEnd"/>
           </w:p>
         </w:tc>
         <w:tc>
@@ -16824,7 +16931,6 @@
                 <w:color w:val="000000" w:themeColor="text1"/>
               </w:rPr>
             </w:pPr>
-            <w:proofErr w:type="spellStart"/>
             <w:r>
               <w:rPr>
                 <w:color w:val="000000" w:themeColor="text1"/>
@@ -16832,7 +16938,6 @@
               </w:rPr>
               <w:t>Image</w:t>
             </w:r>
-            <w:proofErr w:type="spellEnd"/>
           </w:p>
         </w:tc>
         <w:tc>
@@ -17122,30 +17227,41 @@
                 <w:color w:val="FFFFFF" w:themeColor="background1"/>
               </w:rPr>
             </w:pPr>
-            <w:proofErr w:type="spellStart"/>
             <w:r>
               <w:rPr>
                 <w:b/>
                 <w:color w:val="FFFFFF" w:themeColor="background1"/>
                 <w:sz w:val="15"/>
               </w:rPr>
-              <w:t>GRASP/GoF 设计应用</w:t>
-            </w:r>
-            <w:proofErr w:type="spellEnd"/>
+              <w:lastRenderedPageBreak/>
+              <w:t>GRASP/</w:t>
+            </w:r>
+            <w:proofErr w:type="spellStart"/>
             <w:r>
               <w:rPr>
                 <w:b/>
                 <w:color w:val="FFFFFF" w:themeColor="background1"/>
                 <w:sz w:val="15"/>
               </w:rPr>
-            </w:r>
-            <w:proofErr w:type="spellStart"/>
+              <w:t>GoF</w:t>
+            </w:r>
+            <w:proofErr w:type="spellEnd"/>
             <w:r>
               <w:rPr>
                 <w:b/>
                 <w:color w:val="FFFFFF" w:themeColor="background1"/>
                 <w:sz w:val="15"/>
               </w:rPr>
+              <w:t xml:space="preserve"> </w:t>
+            </w:r>
+            <w:proofErr w:type="spellStart"/>
+            <w:r>
+              <w:rPr>
+                <w:b/>
+                <w:color w:val="FFFFFF" w:themeColor="background1"/>
+                <w:sz w:val="15"/>
+              </w:rPr>
+              <w:t>设计应用</w:t>
             </w:r>
             <w:proofErr w:type="spellEnd"/>
           </w:p>
@@ -17240,16 +17356,24 @@
                 <w:color w:val="000000" w:themeColor="text1"/>
                 <w:sz w:val="14"/>
               </w:rPr>
-              <w:t>GRASP 控制器（Controller）</w:t>
-            </w:r>
-            <w:proofErr w:type="spellStart"/>
-            <w:r>
-              <w:rPr>
-                <w:color w:val="000000" w:themeColor="text1"/>
-                <w:sz w:val="14"/>
-              </w:rPr>
-            </w:r>
-            <w:proofErr w:type="spellEnd"/>
+              <w:t xml:space="preserve">GRASP </w:t>
+            </w:r>
+            <w:proofErr w:type="spellStart"/>
+            <w:r>
+              <w:rPr>
+                <w:color w:val="000000" w:themeColor="text1"/>
+                <w:sz w:val="14"/>
+              </w:rPr>
+              <w:t>控制器（Controller</w:t>
+            </w:r>
+            <w:proofErr w:type="spellEnd"/>
+            <w:r>
+              <w:rPr>
+                <w:color w:val="000000" w:themeColor="text1"/>
+                <w:sz w:val="14"/>
+              </w:rPr>
+              <w:t>）</w:t>
+            </w:r>
           </w:p>
         </w:tc>
         <w:tc>
@@ -17306,32 +17430,6 @@
                 <w:sz w:val="14"/>
               </w:rPr>
               <w:t>controller/</w:t>
-            </w:r>
-            <w:r>
-              <w:rPr>
-                <w:color w:val="000000" w:themeColor="text1"/>
-                <w:sz w:val="14"/>
-              </w:rPr>
-            </w:r>
-            <w:r>
-              <w:rPr>
-                <w:rFonts w:ascii="Consolas" w:eastAsia="Consolas" w:hAnsi="Consolas"/>
-                <w:color w:val="000000" w:themeColor="text1"/>
-                <w:sz w:val="14"/>
-              </w:rPr>
-            </w:r>
-            <w:r>
-              <w:rPr>
-                <w:color w:val="000000" w:themeColor="text1"/>
-                <w:sz w:val="14"/>
-              </w:rPr>
-            </w:r>
-            <w:r>
-              <w:rPr>
-                <w:rFonts w:ascii="Consolas" w:eastAsia="Consolas" w:hAnsi="Consolas"/>
-                <w:color w:val="000000" w:themeColor="text1"/>
-                <w:sz w:val="14"/>
-              </w:rPr>
             </w:r>
           </w:p>
         </w:tc>
@@ -17359,15 +17457,29 @@
                 <w:color w:val="000000" w:themeColor="text1"/>
               </w:rPr>
             </w:pPr>
-            <w:proofErr w:type="spellStart"/>
-            <w:r>
-              <w:rPr>
-                <w:color w:val="000000" w:themeColor="text1"/>
-                <w:sz w:val="14"/>
-              </w:rPr>
-              <w:t>GRASP 信息专家（Information Expert）</w:t>
-            </w:r>
-            <w:proofErr w:type="spellEnd"/>
+            <w:r>
+              <w:rPr>
+                <w:color w:val="000000" w:themeColor="text1"/>
+                <w:sz w:val="14"/>
+              </w:rPr>
+              <w:t xml:space="preserve">GRASP </w:t>
+            </w:r>
+            <w:proofErr w:type="spellStart"/>
+            <w:r>
+              <w:rPr>
+                <w:color w:val="000000" w:themeColor="text1"/>
+                <w:sz w:val="14"/>
+              </w:rPr>
+              <w:t>信息专家（Information</w:t>
+            </w:r>
+            <w:proofErr w:type="spellEnd"/>
+            <w:r>
+              <w:rPr>
+                <w:color w:val="000000" w:themeColor="text1"/>
+                <w:sz w:val="14"/>
+              </w:rPr>
+              <w:t xml:space="preserve"> Expert）</w:t>
+            </w:r>
           </w:p>
         </w:tc>
         <w:tc>
@@ -17395,50 +17507,23 @@
                 <w:color w:val="000000" w:themeColor="text1"/>
                 <w:sz w:val="14"/>
               </w:rPr>
-              <w:t>Card、HandType、RuleSet、GameState 等对象持有完成牌型识别、规则判断和状态推进所需的信息</w:t>
-            </w:r>
-            <w:proofErr w:type="spellEnd"/>
-            <w:r>
-              <w:rPr>
-                <w:color w:val="000000" w:themeColor="text1"/>
-                <w:sz w:val="14"/>
-              </w:rPr>
-            </w:r>
-            <w:proofErr w:type="spellStart"/>
-            <w:r>
-              <w:rPr>
-                <w:rFonts w:ascii="Consolas" w:eastAsia="Consolas" w:hAnsi="Consolas"/>
-                <w:color w:val="000000" w:themeColor="text1"/>
-                <w:sz w:val="14"/>
-              </w:rPr>
-            </w:r>
-            <w:proofErr w:type="spellEnd"/>
-            <w:r>
-              <w:rPr>
-                <w:color w:val="000000" w:themeColor="text1"/>
-                <w:sz w:val="14"/>
-              </w:rPr>
-            </w:r>
-            <w:proofErr w:type="spellStart"/>
-            <w:r>
-              <w:rPr>
-                <w:color w:val="000000" w:themeColor="text1"/>
-                <w:sz w:val="14"/>
-              </w:rPr>
-            </w:r>
-            <w:proofErr w:type="spellEnd"/>
-            <w:r>
-              <w:rPr>
-                <w:color w:val="000000" w:themeColor="text1"/>
-                <w:sz w:val="14"/>
-              </w:rPr>
-            </w:r>
-            <w:proofErr w:type="spellStart"/>
-            <w:r>
-              <w:rPr>
-                <w:color w:val="000000" w:themeColor="text1"/>
-                <w:sz w:val="14"/>
-              </w:rPr>
+              <w:t>Card、HandType、RuleSet、GameState</w:t>
+            </w:r>
+            <w:proofErr w:type="spellEnd"/>
+            <w:r>
+              <w:rPr>
+                <w:color w:val="000000" w:themeColor="text1"/>
+                <w:sz w:val="14"/>
+              </w:rPr>
+              <w:t xml:space="preserve"> </w:t>
+            </w:r>
+            <w:proofErr w:type="spellStart"/>
+            <w:r>
+              <w:rPr>
+                <w:color w:val="000000" w:themeColor="text1"/>
+                <w:sz w:val="14"/>
+              </w:rPr>
+              <w:t>等对象持有完成牌型识别、规则判断和状态推进所需的信息</w:t>
             </w:r>
             <w:proofErr w:type="spellEnd"/>
           </w:p>
@@ -17470,15 +17555,6 @@
               </w:rPr>
               <w:t>model/</w:t>
             </w:r>
-            <w:proofErr w:type="spellStart"/>
-            <w:r>
-              <w:rPr>
-                <w:rFonts w:ascii="Consolas" w:eastAsia="Consolas" w:hAnsi="Consolas"/>
-                <w:color w:val="000000" w:themeColor="text1"/>
-                <w:sz w:val="14"/>
-              </w:rPr>
-            </w:r>
-            <w:proofErr w:type="spellEnd"/>
           </w:p>
         </w:tc>
       </w:tr>
@@ -17576,9 +17652,32 @@
                 <w:color w:val="000000" w:themeColor="text1"/>
                 <w:sz w:val="14"/>
               </w:rPr>
-              <w:t>GoF 命令模式（Command）</w:t>
-            </w:r>
-            <w:proofErr w:type="spellEnd"/>
+              <w:t>GoF</w:t>
+            </w:r>
+            <w:proofErr w:type="spellEnd"/>
+            <w:r>
+              <w:rPr>
+                <w:color w:val="000000" w:themeColor="text1"/>
+                <w:sz w:val="14"/>
+              </w:rPr>
+              <w:t xml:space="preserve"> </w:t>
+            </w:r>
+            <w:proofErr w:type="spellStart"/>
+            <w:r>
+              <w:rPr>
+                <w:color w:val="000000" w:themeColor="text1"/>
+                <w:sz w:val="14"/>
+              </w:rPr>
+              <w:t>命令模式（Command</w:t>
+            </w:r>
+            <w:proofErr w:type="spellEnd"/>
+            <w:r>
+              <w:rPr>
+                <w:color w:val="000000" w:themeColor="text1"/>
+                <w:sz w:val="14"/>
+              </w:rPr>
+              <w:t>）</w:t>
+            </w:r>
           </w:p>
         </w:tc>
         <w:tc>
@@ -17600,48 +17699,29 @@
                 <w:color w:val="000000" w:themeColor="text1"/>
               </w:rPr>
             </w:pPr>
-            <w:r>
-              <w:rPr>
-                <w:color w:val="000000" w:themeColor="text1"/>
-                <w:sz w:val="14"/>
-              </w:rPr>
-              <w:t>Move.Play、Move.Pass 把玩家动作封装成对象，便于本地、人机和蓝牙消息统一处理</w:t>
-            </w:r>
-            <w:proofErr w:type="spellStart"/>
-            <w:r>
-              <w:rPr>
-                <w:rFonts w:ascii="Consolas" w:eastAsia="Consolas" w:hAnsi="Consolas"/>
-                <w:color w:val="000000" w:themeColor="text1"/>
-                <w:sz w:val="14"/>
-              </w:rPr>
-            </w:r>
-            <w:proofErr w:type="spellEnd"/>
-            <w:r>
-              <w:rPr>
-                <w:color w:val="000000" w:themeColor="text1"/>
-                <w:sz w:val="14"/>
-              </w:rPr>
-            </w:r>
-            <w:proofErr w:type="spellStart"/>
-            <w:r>
-              <w:rPr>
-                <w:color w:val="000000" w:themeColor="text1"/>
-                <w:sz w:val="14"/>
-              </w:rPr>
-            </w:r>
-            <w:proofErr w:type="spellEnd"/>
-            <w:r>
-              <w:rPr>
-                <w:color w:val="000000" w:themeColor="text1"/>
-                <w:sz w:val="14"/>
-              </w:rPr>
-            </w:r>
-            <w:proofErr w:type="spellStart"/>
-            <w:r>
-              <w:rPr>
-                <w:color w:val="000000" w:themeColor="text1"/>
-                <w:sz w:val="14"/>
-              </w:rPr>
+            <w:proofErr w:type="spellStart"/>
+            <w:r>
+              <w:rPr>
+                <w:color w:val="000000" w:themeColor="text1"/>
+                <w:sz w:val="14"/>
+              </w:rPr>
+              <w:t>Move.Play、Move.Pass</w:t>
+            </w:r>
+            <w:proofErr w:type="spellEnd"/>
+            <w:r>
+              <w:rPr>
+                <w:color w:val="000000" w:themeColor="text1"/>
+                <w:sz w:val="14"/>
+              </w:rPr>
+              <w:t xml:space="preserve"> </w:t>
+            </w:r>
+            <w:proofErr w:type="spellStart"/>
+            <w:r>
+              <w:rPr>
+                <w:color w:val="000000" w:themeColor="text1"/>
+                <w:sz w:val="14"/>
+              </w:rPr>
+              <w:t>把玩家动作封装成对象，便于本地、人机和蓝牙消息统一处理</w:t>
             </w:r>
             <w:proofErr w:type="spellEnd"/>
           </w:p>
@@ -17671,7 +17751,7 @@
                 <w:color w:val="000000" w:themeColor="text1"/>
                 <w:sz w:val="14"/>
               </w:rPr>
-              <w:t>model/Move.kt、GameMessage.MoveRequest</w:t>
+              <w:t>model/</w:t>
             </w:r>
             <w:proofErr w:type="spellStart"/>
             <w:r>
@@ -17680,6 +17760,7 @@
                 <w:color w:val="000000" w:themeColor="text1"/>
                 <w:sz w:val="14"/>
               </w:rPr>
+              <w:t>Move.kt、GameMessage.MoveRequest</w:t>
             </w:r>
             <w:proofErr w:type="spellEnd"/>
           </w:p>
@@ -18373,7 +18454,7 @@
           <w:color w:val="000000" w:themeColor="text1"/>
           <w:sz w:val="26"/>
         </w:rPr>
-        <w:t>5.6 问题与解决</w:t>
+        <w:t xml:space="preserve">5.6 </w:t>
       </w:r>
       <w:proofErr w:type="spellStart"/>
       <w:r>
@@ -18383,6 +18464,7 @@
           <w:color w:val="000000" w:themeColor="text1"/>
           <w:sz w:val="26"/>
         </w:rPr>
+        <w:t>问题与解决</w:t>
       </w:r>
       <w:proofErr w:type="spellEnd"/>
     </w:p>
@@ -19323,7 +19405,6 @@
                 <w:color w:val="000000" w:themeColor="text1"/>
                 <w:sz w:val="14"/>
               </w:rPr>
-              <w:lastRenderedPageBreak/>
               <w:t>五张牌比较</w:t>
             </w:r>
             <w:proofErr w:type="spellEnd"/>
@@ -20142,6 +20223,7 @@
           <w:color w:val="000000" w:themeColor="text1"/>
           <w:lang w:eastAsia="zh-CN"/>
         </w:rPr>
+        <w:lastRenderedPageBreak/>
         <w:t xml:space="preserve">南北规则的设计不是把整套流程复制两遍，而是把差异封装在 </w:t>
       </w:r>
       <w:proofErr w:type="spellStart"/>
@@ -21177,7 +21259,6 @@
           <w:sz w:val="20"/>
           <w:lang w:eastAsia="zh-CN"/>
         </w:rPr>
-        <w:lastRenderedPageBreak/>
         <w:t>13.  如果房主断线，客户端弹窗提示连接断开，关闭当前传输并退出房间，提示重新创建或重新加入。</w:t>
       </w:r>
     </w:p>
@@ -22701,14 +22782,14 @@
         <w:rPr>
           <w:color w:val="000000" w:themeColor="text1"/>
         </w:rPr>
-        <w:t>已由人机托</w:t>
+        <w:t>已由人机托管</w:t>
       </w:r>
       <w:proofErr w:type="spellEnd"/>
       <w:r>
         <w:rPr>
           <w:color w:val="000000" w:themeColor="text1"/>
         </w:rPr>
-        <w:t>管”，</w:t>
+        <w:t>”，</w:t>
       </w:r>
       <w:proofErr w:type="spellStart"/>
       <w:proofErr w:type="gramEnd"/>
@@ -22778,7 +22859,7 @@
           <w:color w:val="000000" w:themeColor="text1"/>
           <w:sz w:val="26"/>
         </w:rPr>
-        <w:t>6.4 本阶段 GRASP 与 GoF 设计应用</w:t>
+        <w:t xml:space="preserve">6.4 本阶段 GRASP 与 </w:t>
       </w:r>
       <w:proofErr w:type="spellStart"/>
       <w:r>
@@ -22788,6 +22869,27 @@
           <w:color w:val="000000" w:themeColor="text1"/>
           <w:sz w:val="26"/>
         </w:rPr>
+        <w:t>GoF</w:t>
+      </w:r>
+      <w:proofErr w:type="spellEnd"/>
+      <w:r>
+        <w:rPr>
+          <w:rFonts w:ascii="微软雅黑" w:eastAsia="微软雅黑" w:hAnsi="微软雅黑"/>
+          <w:b w:val="0"/>
+          <w:color w:val="000000" w:themeColor="text1"/>
+          <w:sz w:val="26"/>
+        </w:rPr>
+        <w:t xml:space="preserve"> </w:t>
+      </w:r>
+      <w:proofErr w:type="spellStart"/>
+      <w:r>
+        <w:rPr>
+          <w:rFonts w:ascii="微软雅黑" w:eastAsia="微软雅黑" w:hAnsi="微软雅黑"/>
+          <w:b w:val="0"/>
+          <w:color w:val="000000" w:themeColor="text1"/>
+          <w:sz w:val="26"/>
+        </w:rPr>
+        <w:t>设计应用</w:t>
       </w:r>
       <w:proofErr w:type="spellEnd"/>
     </w:p>
@@ -22833,30 +22935,40 @@
                 <w:color w:val="FFFFFF" w:themeColor="background1"/>
               </w:rPr>
             </w:pPr>
-            <w:proofErr w:type="spellStart"/>
             <w:r>
               <w:rPr>
                 <w:b/>
                 <w:color w:val="FFFFFF" w:themeColor="background1"/>
                 <w:sz w:val="15"/>
               </w:rPr>
-              <w:t>GRASP/GoF 设计应用</w:t>
-            </w:r>
-            <w:proofErr w:type="spellEnd"/>
+              <w:t>GRASP/</w:t>
+            </w:r>
+            <w:proofErr w:type="spellStart"/>
             <w:r>
               <w:rPr>
                 <w:b/>
                 <w:color w:val="FFFFFF" w:themeColor="background1"/>
                 <w:sz w:val="15"/>
               </w:rPr>
-            </w:r>
-            <w:proofErr w:type="spellStart"/>
+              <w:t>GoF</w:t>
+            </w:r>
+            <w:proofErr w:type="spellEnd"/>
             <w:r>
               <w:rPr>
                 <w:b/>
                 <w:color w:val="FFFFFF" w:themeColor="background1"/>
                 <w:sz w:val="15"/>
               </w:rPr>
+              <w:t xml:space="preserve"> </w:t>
+            </w:r>
+            <w:proofErr w:type="spellStart"/>
+            <w:r>
+              <w:rPr>
+                <w:b/>
+                <w:color w:val="FFFFFF" w:themeColor="background1"/>
+                <w:sz w:val="15"/>
+              </w:rPr>
+              <w:t>设计应用</w:t>
             </w:r>
             <w:proofErr w:type="spellEnd"/>
           </w:p>
@@ -22980,9 +23092,15 @@
             <w:vAlign w:val="center"/>
           </w:tcPr>
           <w:p>
+            <w:pPr>
+              <w:rPr>
+                <w:lang w:eastAsia="zh-CN"/>
+              </w:rPr>
+            </w:pPr>
             <w:r>
               <w:rPr>
                 <w:sz w:val="18"/>
+                <w:lang w:eastAsia="zh-CN"/>
               </w:rPr>
               <w:t>南北规则和三档神经网络 AI 可替换，控制器只依赖接口</w:t>
             </w:r>
@@ -23018,23 +23136,32 @@
                 <w:color w:val="000000" w:themeColor="text1"/>
                 <w:sz w:val="14"/>
               </w:rPr>
-              <w:t>GoF 适配器模式（Adapter）</w:t>
-            </w:r>
-            <w:proofErr w:type="spellEnd"/>
-            <w:r>
-              <w:rPr>
-                <w:color w:val="000000" w:themeColor="text1"/>
-                <w:sz w:val="14"/>
-              </w:rPr>
-            </w:r>
-            <w:proofErr w:type="spellStart"/>
-            <w:r>
-              <w:rPr>
-                <w:color w:val="000000" w:themeColor="text1"/>
-                <w:sz w:val="14"/>
-              </w:rPr>
-            </w:r>
-            <w:proofErr w:type="spellEnd"/>
+              <w:t>GoF</w:t>
+            </w:r>
+            <w:proofErr w:type="spellEnd"/>
+            <w:r>
+              <w:rPr>
+                <w:color w:val="000000" w:themeColor="text1"/>
+                <w:sz w:val="14"/>
+              </w:rPr>
+              <w:t xml:space="preserve"> </w:t>
+            </w:r>
+            <w:proofErr w:type="spellStart"/>
+            <w:r>
+              <w:rPr>
+                <w:color w:val="000000" w:themeColor="text1"/>
+                <w:sz w:val="14"/>
+              </w:rPr>
+              <w:t>适配器模式（Adapter</w:t>
+            </w:r>
+            <w:proofErr w:type="spellEnd"/>
+            <w:r>
+              <w:rPr>
+                <w:color w:val="000000" w:themeColor="text1"/>
+                <w:sz w:val="14"/>
+              </w:rPr>
+              <w:t>）</w:t>
+            </w:r>
           </w:p>
         </w:tc>
         <w:tc>
@@ -23056,7 +23183,6 @@
                 <w:color w:val="000000" w:themeColor="text1"/>
               </w:rPr>
             </w:pPr>
-            <w:proofErr w:type="spellStart"/>
             <w:r>
               <w:rPr>
                 <w:rFonts w:ascii="Consolas" w:eastAsia="Consolas" w:hAnsi="Consolas"/>
@@ -23065,13 +23191,6 @@
               </w:rPr>
               <w:t>GameTransport、BluetoothHostTransport、BluetoothClientTransport、LocalRoomTransport</w:t>
             </w:r>
-            <w:r>
-              <w:rPr>
-                <w:color w:val="000000" w:themeColor="text1"/>
-                <w:sz w:val="14"/>
-              </w:rPr>
-            </w:r>
-            <w:proofErr w:type="spellEnd"/>
           </w:p>
         </w:tc>
         <w:tc>
@@ -23093,33 +23212,45 @@
                 <w:color w:val="000000" w:themeColor="text1"/>
               </w:rPr>
             </w:pPr>
-            <w:r>
-              <w:rPr>
-                <w:color w:val="000000" w:themeColor="text1"/>
-                <w:sz w:val="14"/>
-              </w:rPr>
-              <w:t>统一真实蓝牙和模拟传输；UI/房间不依赖 BluetoothSocket</w:t>
-            </w:r>
-            <w:proofErr w:type="spellStart"/>
-            <w:r>
-              <w:rPr>
-                <w:color w:val="000000" w:themeColor="text1"/>
-                <w:sz w:val="14"/>
-              </w:rPr>
-            </w:r>
-            <w:proofErr w:type="spellEnd"/>
-            <w:r>
-              <w:rPr>
-                <w:color w:val="000000" w:themeColor="text1"/>
-                <w:sz w:val="14"/>
-              </w:rPr>
-            </w:r>
-            <w:proofErr w:type="spellStart"/>
-            <w:r>
-              <w:rPr>
-                <w:color w:val="000000" w:themeColor="text1"/>
-                <w:sz w:val="14"/>
-              </w:rPr>
+            <w:proofErr w:type="spellStart"/>
+            <w:r>
+              <w:rPr>
+                <w:color w:val="000000" w:themeColor="text1"/>
+                <w:sz w:val="14"/>
+              </w:rPr>
+              <w:t>统一真实蓝牙和模拟传输；UI</w:t>
+            </w:r>
+            <w:proofErr w:type="spellEnd"/>
+            <w:r>
+              <w:rPr>
+                <w:color w:val="000000" w:themeColor="text1"/>
+                <w:sz w:val="14"/>
+              </w:rPr>
+              <w:t>/</w:t>
+            </w:r>
+            <w:proofErr w:type="spellStart"/>
+            <w:r>
+              <w:rPr>
+                <w:color w:val="000000" w:themeColor="text1"/>
+                <w:sz w:val="14"/>
+              </w:rPr>
+              <w:t>房间不依赖</w:t>
+            </w:r>
+            <w:proofErr w:type="spellEnd"/>
+            <w:r>
+              <w:rPr>
+                <w:color w:val="000000" w:themeColor="text1"/>
+                <w:sz w:val="14"/>
+              </w:rPr>
+              <w:t xml:space="preserve"> </w:t>
+            </w:r>
+            <w:proofErr w:type="spellStart"/>
+            <w:r>
+              <w:rPr>
+                <w:color w:val="000000" w:themeColor="text1"/>
+                <w:sz w:val="14"/>
+              </w:rPr>
+              <w:t>BluetoothSocket</w:t>
             </w:r>
             <w:proofErr w:type="spellEnd"/>
           </w:p>
@@ -23153,9 +23284,32 @@
                 <w:color w:val="000000" w:themeColor="text1"/>
                 <w:sz w:val="14"/>
               </w:rPr>
-              <w:t>GoF 命令模式（Command）</w:t>
-            </w:r>
-            <w:proofErr w:type="spellEnd"/>
+              <w:t>GoF</w:t>
+            </w:r>
+            <w:proofErr w:type="spellEnd"/>
+            <w:r>
+              <w:rPr>
+                <w:color w:val="000000" w:themeColor="text1"/>
+                <w:sz w:val="14"/>
+              </w:rPr>
+              <w:t xml:space="preserve"> </w:t>
+            </w:r>
+            <w:proofErr w:type="spellStart"/>
+            <w:r>
+              <w:rPr>
+                <w:color w:val="000000" w:themeColor="text1"/>
+                <w:sz w:val="14"/>
+              </w:rPr>
+              <w:t>命令模式（Command</w:t>
+            </w:r>
+            <w:proofErr w:type="spellEnd"/>
+            <w:r>
+              <w:rPr>
+                <w:color w:val="000000" w:themeColor="text1"/>
+                <w:sz w:val="14"/>
+              </w:rPr>
+              <w:t>）</w:t>
+            </w:r>
           </w:p>
         </w:tc>
         <w:tc>
@@ -23184,32 +23338,6 @@
                 <w:sz w:val="14"/>
               </w:rPr>
               <w:t>Move.Play、Move.Pass、MoveRequest</w:t>
-            </w:r>
-            <w:r>
-              <w:rPr>
-                <w:color w:val="000000" w:themeColor="text1"/>
-                <w:sz w:val="14"/>
-              </w:rPr>
-            </w:r>
-            <w:r>
-              <w:rPr>
-                <w:rFonts w:ascii="Consolas" w:eastAsia="Consolas" w:hAnsi="Consolas"/>
-                <w:color w:val="000000" w:themeColor="text1"/>
-                <w:sz w:val="14"/>
-              </w:rPr>
-            </w:r>
-            <w:r>
-              <w:rPr>
-                <w:color w:val="000000" w:themeColor="text1"/>
-                <w:sz w:val="14"/>
-              </w:rPr>
-            </w:r>
-            <w:r>
-              <w:rPr>
-                <w:rFonts w:ascii="Consolas" w:eastAsia="Consolas" w:hAnsi="Consolas"/>
-                <w:color w:val="000000" w:themeColor="text1"/>
-                <w:sz w:val="14"/>
-              </w:rPr>
             </w:r>
             <w:proofErr w:type="spellEnd"/>
           </w:p>
@@ -23273,9 +23401,32 @@
                 <w:color w:val="000000" w:themeColor="text1"/>
                 <w:sz w:val="14"/>
               </w:rPr>
-              <w:t>GoF 观察者模式（Observer）</w:t>
-            </w:r>
-            <w:proofErr w:type="spellEnd"/>
+              <w:t>GoF</w:t>
+            </w:r>
+            <w:proofErr w:type="spellEnd"/>
+            <w:r>
+              <w:rPr>
+                <w:color w:val="000000" w:themeColor="text1"/>
+                <w:sz w:val="14"/>
+              </w:rPr>
+              <w:t xml:space="preserve"> </w:t>
+            </w:r>
+            <w:proofErr w:type="spellStart"/>
+            <w:r>
+              <w:rPr>
+                <w:color w:val="000000" w:themeColor="text1"/>
+                <w:sz w:val="14"/>
+              </w:rPr>
+              <w:t>观察者模式（Observer</w:t>
+            </w:r>
+            <w:proofErr w:type="spellEnd"/>
+            <w:r>
+              <w:rPr>
+                <w:color w:val="000000" w:themeColor="text1"/>
+                <w:sz w:val="14"/>
+              </w:rPr>
+              <w:t>）</w:t>
+            </w:r>
           </w:p>
         </w:tc>
         <w:tc>
@@ -23297,7 +23448,6 @@
                 <w:color w:val="000000" w:themeColor="text1"/>
               </w:rPr>
             </w:pPr>
-            <w:proofErr w:type="spellStart"/>
             <w:r>
               <w:rPr>
                 <w:rFonts w:ascii="Consolas" w:eastAsia="Consolas" w:hAnsi="Consolas"/>
@@ -23306,46 +23456,6 @@
               </w:rPr>
               <w:t>TransportEvent.Message、PeerConnected、PeerDisconnected、Error、observeEvents(listener)</w:t>
             </w:r>
-            <w:r>
-              <w:rPr>
-                <w:color w:val="000000" w:themeColor="text1"/>
-                <w:sz w:val="14"/>
-              </w:rPr>
-            </w:r>
-            <w:r>
-              <w:rPr>
-                <w:rFonts w:ascii="Consolas" w:eastAsia="Consolas" w:hAnsi="Consolas"/>
-                <w:color w:val="000000" w:themeColor="text1"/>
-                <w:sz w:val="14"/>
-              </w:rPr>
-            </w:r>
-            <w:r>
-              <w:rPr>
-                <w:color w:val="000000" w:themeColor="text1"/>
-                <w:sz w:val="14"/>
-              </w:rPr>
-            </w:r>
-            <w:r>
-              <w:rPr>
-                <w:rFonts w:ascii="Consolas" w:eastAsia="Consolas" w:hAnsi="Consolas"/>
-                <w:color w:val="000000" w:themeColor="text1"/>
-                <w:sz w:val="14"/>
-              </w:rPr>
-            </w:r>
-            <w:r>
-              <w:rPr>
-                <w:color w:val="000000" w:themeColor="text1"/>
-                <w:sz w:val="14"/>
-              </w:rPr>
-            </w:r>
-            <w:r>
-              <w:rPr>
-                <w:rFonts w:ascii="Consolas" w:eastAsia="Consolas" w:hAnsi="Consolas"/>
-                <w:color w:val="000000" w:themeColor="text1"/>
-                <w:sz w:val="14"/>
-              </w:rPr>
-            </w:r>
-            <w:proofErr w:type="spellEnd"/>
           </w:p>
         </w:tc>
         <w:tc>
@@ -23407,9 +23517,32 @@
                 <w:color w:val="000000" w:themeColor="text1"/>
                 <w:sz w:val="14"/>
               </w:rPr>
-              <w:t>GoF 状态模式（State）</w:t>
-            </w:r>
-            <w:proofErr w:type="spellEnd"/>
+              <w:t>GoF</w:t>
+            </w:r>
+            <w:proofErr w:type="spellEnd"/>
+            <w:r>
+              <w:rPr>
+                <w:color w:val="000000" w:themeColor="text1"/>
+                <w:sz w:val="14"/>
+              </w:rPr>
+              <w:t xml:space="preserve"> </w:t>
+            </w:r>
+            <w:proofErr w:type="spellStart"/>
+            <w:r>
+              <w:rPr>
+                <w:color w:val="000000" w:themeColor="text1"/>
+                <w:sz w:val="14"/>
+              </w:rPr>
+              <w:t>状态模式（State</w:t>
+            </w:r>
+            <w:proofErr w:type="spellEnd"/>
+            <w:r>
+              <w:rPr>
+                <w:color w:val="000000" w:themeColor="text1"/>
+                <w:sz w:val="14"/>
+              </w:rPr>
+              <w:t>）</w:t>
+            </w:r>
           </w:p>
         </w:tc>
         <w:tc>
@@ -23438,19 +23571,6 @@
                 <w:sz w:val="14"/>
               </w:rPr>
               <w:t>Screen、BluetoothEntryMode、GameStartPhase</w:t>
-            </w:r>
-            <w:r>
-              <w:rPr>
-                <w:color w:val="000000" w:themeColor="text1"/>
-                <w:sz w:val="14"/>
-              </w:rPr>
-            </w:r>
-            <w:r>
-              <w:rPr>
-                <w:rFonts w:ascii="Consolas" w:eastAsia="Consolas" w:hAnsi="Consolas"/>
-                <w:color w:val="000000" w:themeColor="text1"/>
-                <w:sz w:val="14"/>
-              </w:rPr>
             </w:r>
             <w:proofErr w:type="spellEnd"/>
           </w:p>
@@ -23508,15 +23628,29 @@
                 <w:color w:val="000000" w:themeColor="text1"/>
               </w:rPr>
             </w:pPr>
-            <w:proofErr w:type="spellStart"/>
-            <w:r>
-              <w:rPr>
-                <w:color w:val="000000" w:themeColor="text1"/>
-                <w:sz w:val="14"/>
-              </w:rPr>
-              <w:t>GRASP 控制器（Controller）</w:t>
-            </w:r>
-            <w:proofErr w:type="spellEnd"/>
+            <w:r>
+              <w:rPr>
+                <w:color w:val="000000" w:themeColor="text1"/>
+                <w:sz w:val="14"/>
+              </w:rPr>
+              <w:t xml:space="preserve">GRASP </w:t>
+            </w:r>
+            <w:proofErr w:type="spellStart"/>
+            <w:r>
+              <w:rPr>
+                <w:color w:val="000000" w:themeColor="text1"/>
+                <w:sz w:val="14"/>
+              </w:rPr>
+              <w:t>控制器（Controller</w:t>
+            </w:r>
+            <w:proofErr w:type="spellEnd"/>
+            <w:r>
+              <w:rPr>
+                <w:color w:val="000000" w:themeColor="text1"/>
+                <w:sz w:val="14"/>
+              </w:rPr>
+              <w:t>）</w:t>
+            </w:r>
           </w:p>
         </w:tc>
         <w:tc>
@@ -23546,32 +23680,6 @@
                 <w:sz w:val="14"/>
               </w:rPr>
               <w:t>GameController、RoomController、NetworkMoveGuard</w:t>
-            </w:r>
-            <w:r>
-              <w:rPr>
-                <w:color w:val="000000" w:themeColor="text1"/>
-                <w:sz w:val="14"/>
-              </w:rPr>
-            </w:r>
-            <w:r>
-              <w:rPr>
-                <w:rFonts w:ascii="Consolas" w:eastAsia="Consolas" w:hAnsi="Consolas"/>
-                <w:color w:val="000000" w:themeColor="text1"/>
-                <w:sz w:val="14"/>
-              </w:rPr>
-            </w:r>
-            <w:r>
-              <w:rPr>
-                <w:color w:val="000000" w:themeColor="text1"/>
-                <w:sz w:val="14"/>
-              </w:rPr>
-            </w:r>
-            <w:r>
-              <w:rPr>
-                <w:rFonts w:ascii="Consolas" w:eastAsia="Consolas" w:hAnsi="Consolas"/>
-                <w:color w:val="000000" w:themeColor="text1"/>
-                <w:sz w:val="14"/>
-              </w:rPr>
             </w:r>
             <w:proofErr w:type="spellEnd"/>
           </w:p>
@@ -23629,27 +23737,36 @@
                 <w:color w:val="000000" w:themeColor="text1"/>
               </w:rPr>
             </w:pPr>
-            <w:proofErr w:type="spellStart"/>
-            <w:r>
-              <w:rPr>
-                <w:color w:val="000000" w:themeColor="text1"/>
-                <w:sz w:val="14"/>
-              </w:rPr>
-              <w:t>GRASP 间接性/防变化</w:t>
-            </w:r>
-            <w:proofErr w:type="spellEnd"/>
-            <w:r>
-              <w:rPr>
-                <w:color w:val="000000" w:themeColor="text1"/>
-                <w:sz w:val="14"/>
-              </w:rPr>
-            </w:r>
-            <w:proofErr w:type="spellStart"/>
-            <w:r>
-              <w:rPr>
-                <w:color w:val="000000" w:themeColor="text1"/>
-                <w:sz w:val="14"/>
-              </w:rPr>
+            <w:r>
+              <w:rPr>
+                <w:color w:val="000000" w:themeColor="text1"/>
+                <w:sz w:val="14"/>
+              </w:rPr>
+              <w:t xml:space="preserve">GRASP </w:t>
+            </w:r>
+            <w:proofErr w:type="spellStart"/>
+            <w:r>
+              <w:rPr>
+                <w:color w:val="000000" w:themeColor="text1"/>
+                <w:sz w:val="14"/>
+              </w:rPr>
+              <w:t>间接性</w:t>
+            </w:r>
+            <w:proofErr w:type="spellEnd"/>
+            <w:r>
+              <w:rPr>
+                <w:color w:val="000000" w:themeColor="text1"/>
+                <w:sz w:val="14"/>
+              </w:rPr>
+              <w:t>/</w:t>
+            </w:r>
+            <w:proofErr w:type="spellStart"/>
+            <w:r>
+              <w:rPr>
+                <w:color w:val="000000" w:themeColor="text1"/>
+                <w:sz w:val="14"/>
+              </w:rPr>
+              <w:t>防变化</w:t>
             </w:r>
             <w:proofErr w:type="spellEnd"/>
           </w:p>
@@ -23737,13 +23854,20 @@
                 <w:color w:val="000000" w:themeColor="text1"/>
               </w:rPr>
             </w:pPr>
-            <w:proofErr w:type="spellStart"/>
-            <w:r>
-              <w:rPr>
-                <w:color w:val="000000" w:themeColor="text1"/>
-                <w:sz w:val="14"/>
-              </w:rPr>
-              <w:t>GRASP 纯虚构</w:t>
+            <w:r>
+              <w:rPr>
+                <w:color w:val="000000" w:themeColor="text1"/>
+                <w:sz w:val="14"/>
+              </w:rPr>
+              <w:t xml:space="preserve">GRASP </w:t>
+            </w:r>
+            <w:proofErr w:type="spellStart"/>
+            <w:r>
+              <w:rPr>
+                <w:color w:val="000000" w:themeColor="text1"/>
+                <w:sz w:val="14"/>
+              </w:rPr>
+              <w:t>纯虚构</w:t>
             </w:r>
             <w:proofErr w:type="spellEnd"/>
           </w:p>
@@ -23832,13 +23956,20 @@
                 <w:color w:val="000000" w:themeColor="text1"/>
               </w:rPr>
             </w:pPr>
-            <w:proofErr w:type="spellStart"/>
-            <w:r>
-              <w:rPr>
-                <w:color w:val="000000" w:themeColor="text1"/>
-                <w:sz w:val="14"/>
-              </w:rPr>
-              <w:t>GRASP 信息专家</w:t>
+            <w:r>
+              <w:rPr>
+                <w:color w:val="000000" w:themeColor="text1"/>
+                <w:sz w:val="14"/>
+              </w:rPr>
+              <w:t xml:space="preserve">GRASP </w:t>
+            </w:r>
+            <w:proofErr w:type="spellStart"/>
+            <w:r>
+              <w:rPr>
+                <w:color w:val="000000" w:themeColor="text1"/>
+                <w:sz w:val="14"/>
+              </w:rPr>
+              <w:t>信息专家</w:t>
             </w:r>
             <w:proofErr w:type="spellEnd"/>
           </w:p>
@@ -23869,32 +24000,6 @@
                 <w:sz w:val="14"/>
               </w:rPr>
               <w:t>RuleSet、HandClassifier、GameState</w:t>
-            </w:r>
-            <w:r>
-              <w:rPr>
-                <w:color w:val="000000" w:themeColor="text1"/>
-                <w:sz w:val="14"/>
-              </w:rPr>
-            </w:r>
-            <w:r>
-              <w:rPr>
-                <w:rFonts w:ascii="Consolas" w:eastAsia="Consolas" w:hAnsi="Consolas"/>
-                <w:color w:val="000000" w:themeColor="text1"/>
-                <w:sz w:val="14"/>
-              </w:rPr>
-            </w:r>
-            <w:r>
-              <w:rPr>
-                <w:color w:val="000000" w:themeColor="text1"/>
-                <w:sz w:val="14"/>
-              </w:rPr>
-            </w:r>
-            <w:r>
-              <w:rPr>
-                <w:rFonts w:ascii="Consolas" w:eastAsia="Consolas" w:hAnsi="Consolas"/>
-                <w:color w:val="000000" w:themeColor="text1"/>
-                <w:sz w:val="14"/>
-              </w:rPr>
             </w:r>
             <w:proofErr w:type="spellEnd"/>
           </w:p>
@@ -23958,9 +24063,48 @@
                 <w:color w:val="000000" w:themeColor="text1"/>
                 <w:sz w:val="14"/>
               </w:rPr>
-              <w:t>联机机制说明（非 GRASP/GoF 模式）</w:t>
-            </w:r>
-            <w:proofErr w:type="spellEnd"/>
+              <w:t>联机机制说明（非</w:t>
+            </w:r>
+            <w:proofErr w:type="spellEnd"/>
+            <w:r>
+              <w:rPr>
+                <w:color w:val="000000" w:themeColor="text1"/>
+                <w:sz w:val="14"/>
+              </w:rPr>
+              <w:t xml:space="preserve"> GRASP/</w:t>
+            </w:r>
+            <w:proofErr w:type="spellStart"/>
+            <w:r>
+              <w:rPr>
+                <w:color w:val="000000" w:themeColor="text1"/>
+                <w:sz w:val="14"/>
+              </w:rPr>
+              <w:t>GoF</w:t>
+            </w:r>
+            <w:proofErr w:type="spellEnd"/>
+            <w:r>
+              <w:rPr>
+                <w:color w:val="000000" w:themeColor="text1"/>
+                <w:sz w:val="14"/>
+              </w:rPr>
+              <w:t xml:space="preserve"> </w:t>
+            </w:r>
+            <w:proofErr w:type="spellStart"/>
+            <w:r>
+              <w:rPr>
+                <w:color w:val="000000" w:themeColor="text1"/>
+                <w:sz w:val="14"/>
+              </w:rPr>
+              <w:t>模式</w:t>
+            </w:r>
+            <w:proofErr w:type="spellEnd"/>
+            <w:r>
+              <w:rPr>
+                <w:color w:val="000000" w:themeColor="text1"/>
+                <w:sz w:val="14"/>
+              </w:rPr>
+              <w:t>）</w:t>
+            </w:r>
           </w:p>
         </w:tc>
         <w:tc>
@@ -24065,49 +24209,8 @@
           <w:sz w:val="20"/>
           <w:lang w:eastAsia="zh-CN"/>
         </w:rPr>
+        <w:lastRenderedPageBreak/>
         <w:t>1.  策略模式是 AI 模块的核心设计之一。GameController 不知道具体 AI 算法，只接收 AiStrategy.chooseMove(...) 的结果；简单、普通、困难只是不同策略实现。</w:t>
-      </w:r>
-      <w:proofErr w:type="spellStart"/>
-      <w:r>
-        <w:rPr>
-          <w:rFonts w:ascii="Consolas" w:eastAsia="Consolas" w:hAnsi="Consolas"/>
-          <w:color w:val="000000" w:themeColor="text1"/>
-          <w:sz w:val="19"/>
-          <w:lang w:eastAsia="zh-CN"/>
-        </w:rPr>
-      </w:r>
-      <w:proofErr w:type="spellEnd"/>
-      <w:r>
-        <w:rPr>
-          <w:color w:val="000000" w:themeColor="text1"/>
-          <w:sz w:val="20"/>
-          <w:lang w:eastAsia="zh-CN"/>
-        </w:rPr>
-      </w:r>
-      <w:proofErr w:type="spellStart"/>
-      <w:r>
-        <w:rPr>
-          <w:rFonts w:ascii="Consolas" w:eastAsia="Consolas" w:hAnsi="Consolas"/>
-          <w:color w:val="000000" w:themeColor="text1"/>
-          <w:sz w:val="19"/>
-          <w:lang w:eastAsia="zh-CN"/>
-        </w:rPr>
-      </w:r>
-      <w:proofErr w:type="spellEnd"/>
-      <w:r>
-        <w:rPr>
-          <w:rFonts w:ascii="Consolas" w:eastAsia="Consolas" w:hAnsi="Consolas"/>
-          <w:color w:val="000000" w:themeColor="text1"/>
-          <w:sz w:val="19"/>
-          <w:lang w:eastAsia="zh-CN"/>
-        </w:rPr>
-      </w:r>
-      <w:r>
-        <w:rPr>
-          <w:color w:val="000000" w:themeColor="text1"/>
-          <w:sz w:val="20"/>
-          <w:lang w:eastAsia="zh-CN"/>
-        </w:rPr>
       </w:r>
     </w:p>
     <w:p>
@@ -24164,21 +24267,6 @@
         </w:rPr>
         <w:t>3.  GRASP 控制器与防变化原则用于联机校验。客户端不直接修改牌局，只发 MOVE_REQUEST；房主过滤重复、过期、非当前玩家请求后再广播权威状态，房主权威同步本身属于联机架构机制。</w:t>
       </w:r>
-      <w:r>
-        <w:rPr>
-          <w:rFonts w:ascii="Consolas" w:eastAsia="Consolas" w:hAnsi="Consolas"/>
-          <w:color w:val="000000" w:themeColor="text1"/>
-          <w:sz w:val="19"/>
-          <w:lang w:eastAsia="zh-CN"/>
-        </w:rPr>
-      </w:r>
-      <w:r>
-        <w:rPr>
-          <w:color w:val="000000" w:themeColor="text1"/>
-          <w:sz w:val="20"/>
-          <w:lang w:eastAsia="zh-CN"/>
-        </w:rPr>
-      </w:r>
     </w:p>
     <w:p>
       <w:pPr>
@@ -24197,23 +24285,6 @@
         </w:rPr>
         <w:t>4.  GRASP 纯虚构原则用于 GameMessageCodec。协议编解码集中在独立对象中，避免 UI 或 socket 线程散落解析逻辑。</w:t>
       </w:r>
-      <w:proofErr w:type="spellStart"/>
-      <w:r>
-        <w:rPr>
-          <w:rFonts w:ascii="Consolas" w:eastAsia="Consolas" w:hAnsi="Consolas"/>
-          <w:color w:val="000000" w:themeColor="text1"/>
-          <w:sz w:val="19"/>
-          <w:lang w:eastAsia="zh-CN"/>
-        </w:rPr>
-      </w:r>
-      <w:proofErr w:type="spellEnd"/>
-      <w:r>
-        <w:rPr>
-          <w:color w:val="000000" w:themeColor="text1"/>
-          <w:sz w:val="20"/>
-          <w:lang w:eastAsia="zh-CN"/>
-        </w:rPr>
-      </w:r>
     </w:p>
     <w:p>
       <w:pPr>
@@ -24229,64 +24300,25 @@
           <w:sz w:val="20"/>
           <w:lang w:eastAsia="zh-CN"/>
         </w:rPr>
-        <w:t>5.  GRASP 纯虚构与信息专家原则用于 ProfileStore。它集中处理 SharedPreferences，昵称、金币、头像、战绩、成就不直接由页面拼字符串保存。</w:t>
+        <w:t xml:space="preserve">5.  GRASP 纯虚构与信息专家原则用于 ProfileStore。它集中处理 </w:t>
       </w:r>
       <w:proofErr w:type="spellStart"/>
       <w:r>
         <w:rPr>
           <w:color w:val="000000" w:themeColor="text1"/>
           <w:sz w:val="20"/>
-        </w:rPr>
+          <w:lang w:eastAsia="zh-CN"/>
+        </w:rPr>
+        <w:t>SharedPreferences</w:t>
       </w:r>
       <w:proofErr w:type="spellEnd"/>
       <w:r>
         <w:rPr>
           <w:color w:val="000000" w:themeColor="text1"/>
           <w:sz w:val="20"/>
-        </w:rPr>
-      </w:r>
-      <w:proofErr w:type="spellStart"/>
-      <w:r>
-        <w:rPr>
-          <w:rFonts w:ascii="Consolas" w:eastAsia="Consolas" w:hAnsi="Consolas"/>
-          <w:color w:val="000000" w:themeColor="text1"/>
-          <w:sz w:val="19"/>
-        </w:rPr>
-      </w:r>
-      <w:proofErr w:type="spellEnd"/>
-      <w:r>
-        <w:rPr>
-          <w:color w:val="000000" w:themeColor="text1"/>
-          <w:sz w:val="20"/>
-        </w:rPr>
-      </w:r>
-      <w:proofErr w:type="spellStart"/>
-      <w:r>
-        <w:rPr>
-          <w:color w:val="000000" w:themeColor="text1"/>
-          <w:sz w:val="20"/>
-        </w:rPr>
-      </w:r>
-      <w:proofErr w:type="spellEnd"/>
-      <w:r>
-        <w:rPr>
-          <w:color w:val="000000" w:themeColor="text1"/>
-          <w:sz w:val="20"/>
-        </w:rPr>
-      </w:r>
-      <w:proofErr w:type="spellStart"/>
-      <w:r>
-        <w:rPr>
-          <w:color w:val="000000" w:themeColor="text1"/>
-          <w:sz w:val="20"/>
-        </w:rPr>
-      </w:r>
-      <w:proofErr w:type="spellEnd"/>
-      <w:r>
-        <w:rPr>
-          <w:color w:val="000000" w:themeColor="text1"/>
-          <w:sz w:val="20"/>
-        </w:rPr>
+          <w:lang w:eastAsia="zh-CN"/>
+        </w:rPr>
+        <w:t>，昵称、金币、头像、战绩、成就不直接由页面拼字符串保存。</w:t>
       </w:r>
     </w:p>
     <w:p>
@@ -24342,26 +24374,21 @@
         </w:rPr>
         <w:t>本阶段完成南北规则模块、牌型识别、联机消息协议、四座位房间、房主广播同步、本地模拟传输，以及蓝牙断线处理机制。传输层通过 TransportEvent 上报连接和断开，客户端断线时房主保留座位并让 AI 托管，房主断线时客户端弹窗提示并退出房间。规则差异、协议文本和模拟测试用例在 Codex/GPT-5 辅助下形成初稿，开发者通过 Gradle 测试和真机蓝牙验收校正，保证项目不是一对一蓝牙匹配，而是多人房间联机。</w:t>
       </w:r>
-      <w:proofErr w:type="spellStart"/>
-      <w:r>
-        <w:rPr>
-          <w:rFonts w:ascii="Consolas" w:eastAsia="Consolas" w:hAnsi="Consolas"/>
-          <w:color w:val="000000" w:themeColor="text1"/>
-          <w:sz w:val="20"/>
-          <w:lang w:eastAsia="zh-CN"/>
-        </w:rPr>
-      </w:r>
-      <w:proofErr w:type="spellEnd"/>
-      <w:r>
-        <w:rPr>
-          <w:color w:val="000000" w:themeColor="text1"/>
-          <w:lang w:eastAsia="zh-CN"/>
-        </w:rPr>
-      </w:r>
     </w:p>
     <w:p>
-      <w:r>
-        <w:t>规则模块的实现亮点在于 HandClassifier 与 RuleSet 分离。HandClassifier 专门识别单张、对子、三张、顺子、同花、葫芦、四带一、同花顺等牌型；NorthRuleSet 和 SouthRuleSet 再决定首出牌、五张牌跨牌型压制和同张数压制差异。这样后续如果老师要求调整南北玩法，只需要修改规则对象，不需要重写发牌、出牌、过牌和结算流程。</w:t>
+      <w:pPr>
+        <w:rPr>
+          <w:lang w:eastAsia="zh-CN"/>
+        </w:rPr>
+      </w:pPr>
+      <w:r>
+        <w:t>规则模块的实现亮点在于 HandClassifier 与 RuleSet 分离。HandClassifier 专门识别单张、对子、三张、顺子、同花、葫芦、四带一、同花顺等牌型；NorthRuleSet 和 SouthRuleSet 再决定首出牌、五张牌跨牌型压制和同张数压制差异。</w:t>
+      </w:r>
+      <w:r>
+        <w:rPr>
+          <w:lang w:eastAsia="zh-CN"/>
+        </w:rPr>
+        <w:t>这样后续如果老师要求调整南北玩法，只需要修改规则对象，不需要重写发牌、出牌、过牌和结算流程。</w:t>
       </w:r>
     </w:p>
     <w:p>
@@ -24375,7 +24402,15 @@
       </w:r>
     </w:p>
     <w:p>
-      <w:r>
+      <w:pPr>
+        <w:rPr>
+          <w:lang w:eastAsia="zh-CN"/>
+        </w:rPr>
+      </w:pPr>
+      <w:r>
+        <w:rPr>
+          <w:lang w:eastAsia="zh-CN"/>
+        </w:rPr>
         <w:t>调试阶段大量使用 AI 辅助修复 bug。开发者把 Android Studio Build Output、Logcat、真机复现步骤和蓝牙页面异常现象提供给 Codex/GPT-5，模型帮助定位“客户端加入后误显示为房主”“连接断开提示错误对象”“加入房间后立即断开”“房主断线后客户端提示不明确”等问题的原因。修复时并不是只改界面文案，而是同时调整座位状态、TransportEvent 分发、房主/客户端分支和弹窗恢复逻辑，保证错误提示与实际连接状态一致。</w:t>
       </w:r>
     </w:p>
@@ -24416,8 +24451,8 @@
         <w:tblLook w:val="04A0" w:firstRow="1" w:lastRow="0" w:firstColumn="1" w:lastColumn="0" w:noHBand="0" w:noVBand="1"/>
       </w:tblPr>
       <w:tblGrid>
-        <w:gridCol w:w="1553"/>
-        <w:gridCol w:w="2326"/>
+        <w:gridCol w:w="1615"/>
+        <w:gridCol w:w="2264"/>
         <w:gridCol w:w="6338"/>
       </w:tblGrid>
       <w:tr>
@@ -24540,15 +24575,14 @@
                 <w:color w:val="000000" w:themeColor="text1"/>
               </w:rPr>
             </w:pPr>
-            <w:proofErr w:type="spellStart"/>
-            <w:r>
-              <w:rPr>
-                <w:color w:val="000000" w:themeColor="text1"/>
-                <w:sz w:val="14"/>
-              </w:rPr>
+            <w:r>
+              <w:rPr>
+                <w:color w:val="000000" w:themeColor="text1"/>
+                <w:sz w:val="14"/>
+              </w:rPr>
+              <w:lastRenderedPageBreak/>
               <w:t>Code</w:t>
             </w:r>
-            <w:proofErr w:type="spellEnd"/>
           </w:p>
         </w:tc>
         <w:tc>
@@ -24725,7 +24759,6 @@
                 <w:color w:val="000000" w:themeColor="text1"/>
               </w:rPr>
             </w:pPr>
-            <w:proofErr w:type="spellStart"/>
             <w:r>
               <w:rPr>
                 <w:color w:val="000000" w:themeColor="text1"/>
@@ -24733,7 +24766,6 @@
               </w:rPr>
               <w:t>Code</w:t>
             </w:r>
-            <w:proofErr w:type="spellEnd"/>
           </w:p>
         </w:tc>
         <w:tc>
@@ -24990,7 +25022,6 @@
                 <w:color w:val="000000" w:themeColor="text1"/>
               </w:rPr>
             </w:pPr>
-            <w:proofErr w:type="spellStart"/>
             <w:r>
               <w:rPr>
                 <w:color w:val="000000" w:themeColor="text1"/>
@@ -24998,7 +25029,6 @@
               </w:rPr>
               <w:t>Image</w:t>
             </w:r>
-            <w:proofErr w:type="spellEnd"/>
           </w:p>
         </w:tc>
         <w:tc>
@@ -26655,7 +26685,7 @@
           <w:color w:val="000000" w:themeColor="text1"/>
           <w:sz w:val="26"/>
         </w:rPr>
-        <w:t>6.6 问题与解决</w:t>
+        <w:t xml:space="preserve">6.6 </w:t>
       </w:r>
       <w:proofErr w:type="spellStart"/>
       <w:r>
@@ -26665,6 +26695,7 @@
           <w:color w:val="000000" w:themeColor="text1"/>
           <w:sz w:val="26"/>
         </w:rPr>
+        <w:t>问题与解决</w:t>
       </w:r>
       <w:proofErr w:type="spellEnd"/>
     </w:p>
@@ -27090,6 +27121,7 @@
                 <w:sz w:val="14"/>
                 <w:lang w:eastAsia="zh-CN"/>
               </w:rPr>
+              <w:lastRenderedPageBreak/>
               <w:t>南北规则差异会影响首出和压牌</w:t>
             </w:r>
           </w:p>
@@ -27391,10 +27423,37 @@
       </w:pPr>
       <w:r>
         <w:rPr>
-          <w:b w:val="0"/>
-          <w:i w:val="0"/>
-        </w:rPr>
-        <w:t>本阶段完成基于神经网络的三档 AI 算法模块、状态建模，并补齐玩家成长系统与牌桌体验。实训任务要求扑克牌博弈 AI 至少提供两种可替换策略；项目最终采用 GoF 策略模式保留 AiStrategy 统一接口，在接口后接入端侧轻量 MLP 神经网络模型，使简单、普通、困难三档难度都能使用同一套模型能力。AI 策略、训练脚本和成长系统代码主要借助 Codex/GPT-5 生成后，再通过合法动作测试、随机局测试、benchmark 评估和人工对局验收进行修正。</w:t>
+          <w:lang w:eastAsia="zh-CN"/>
+        </w:rPr>
+        <w:t xml:space="preserve">本阶段完成基于神经网络的三档 AI 算法模块、状态建模，并补齐玩家成长系统与牌桌体验。实训任务要求扑克牌博弈 AI 至少提供两种可替换策略；项目最终采用 </w:t>
+      </w:r>
+      <w:proofErr w:type="spellStart"/>
+      <w:r>
+        <w:rPr>
+          <w:lang w:eastAsia="zh-CN"/>
+        </w:rPr>
+        <w:t>GoF</w:t>
+      </w:r>
+      <w:proofErr w:type="spellEnd"/>
+      <w:r>
+        <w:rPr>
+          <w:lang w:eastAsia="zh-CN"/>
+        </w:rPr>
+        <w:t xml:space="preserve"> 策略模式保留 </w:t>
+      </w:r>
+      <w:proofErr w:type="spellStart"/>
+      <w:r>
+        <w:rPr>
+          <w:lang w:eastAsia="zh-CN"/>
+        </w:rPr>
+        <w:t>AiStrategy</w:t>
+      </w:r>
+      <w:proofErr w:type="spellEnd"/>
+      <w:r>
+        <w:rPr>
+          <w:lang w:eastAsia="zh-CN"/>
+        </w:rPr>
+        <w:t xml:space="preserve"> 统一接口，在接口后接入端侧轻量 MLP 神经网络模型，使简单、普通、困难三档难度都能使用同一套模型能力。AI 策略、训练脚本和成长系统代码主要借助 Codex/GPT-5 生成后，再通过合法动作测试、随机局测试、benchmark 评估和人工对局验收进行修正。</w:t>
       </w:r>
     </w:p>
     <w:p>
@@ -27569,9 +27628,15 @@
             <w:vAlign w:val="center"/>
           </w:tcPr>
           <w:p>
+            <w:pPr>
+              <w:rPr>
+                <w:lang w:eastAsia="zh-CN"/>
+              </w:rPr>
+            </w:pPr>
             <w:r>
               <w:rPr>
                 <w:sz w:val="18"/>
+                <w:lang w:eastAsia="zh-CN"/>
               </w:rPr>
               <w:t>共用 v3 MLP 对合法候选出牌评分，在分数上加入较大确定性扰动，降低压制性，适合新手练习</w:t>
             </w:r>
@@ -27637,9 +27702,15 @@
             <w:vAlign w:val="center"/>
           </w:tcPr>
           <w:p>
+            <w:pPr>
+              <w:rPr>
+                <w:lang w:eastAsia="zh-CN"/>
+              </w:rPr>
+            </w:pPr>
             <w:r>
               <w:rPr>
                 <w:sz w:val="18"/>
+                <w:lang w:eastAsia="zh-CN"/>
               </w:rPr>
               <w:t>共用 v3 MLP，对模型判断做少量扰动，保持较稳定的控牌和出牌能力</w:t>
             </w:r>
@@ -27702,9 +27773,15 @@
             <w:vAlign w:val="center"/>
           </w:tcPr>
           <w:p>
+            <w:pPr>
+              <w:rPr>
+                <w:lang w:eastAsia="zh-CN"/>
+              </w:rPr>
+            </w:pPr>
             <w:r>
               <w:rPr>
                 <w:sz w:val="18"/>
+                <w:lang w:eastAsia="zh-CN"/>
               </w:rPr>
               <w:t>使用完整神经网络分数，无扰动，优先选择模型认为最优的合法动作</w:t>
             </w:r>
@@ -27713,127 +27790,856 @@
       </w:tr>
     </w:tbl>
     <w:p>
-      <w:r>
-        <w:rPr/>
-        <w:t>参考来源方面，项目借鉴 RLCard/OpenSpiel 的“游戏状态 + 合法动作集合 + Agent 策略接口”组织方式，结合 DouZero 自对弈和 ISMCTS 局面评估思想，自建适合 Android 端运行的轻量 MLP；实现上不直接接入这些框架代码或预训练模型，而是保留 Kotlin 端侧推理和可复现 benchmark。</w:t>
+      <w:pPr>
+        <w:rPr>
+          <w:lang w:eastAsia="zh-CN"/>
+        </w:rPr>
+      </w:pPr>
+      <w:r>
+        <w:t>AI 模块通过 AiStrategy 接口统一出牌决策入口。GameController 不直接依赖具体 AI 算法，只接收 chooseMove(state, playerId) 返回的 Move.Play 或 Move.Pass；ChudadiApp.strategy 根据 Difficulty 映射到 NeuralAiProfile.Easy、NeuralAiProfile.Normal、NeuralAiProfile.Hard。</w:t>
+      </w:r>
+      <w:r>
+        <w:rPr>
+          <w:lang w:eastAsia="zh-CN"/>
+        </w:rPr>
+        <w:t>这种结构保留了 GoF 策略模式的可替换性，也把神经网络模型和牌局控制器隔离开。</w:t>
       </w:r>
     </w:p>
     <w:p>
-      <w:pPr/>
-      <w:r>
-        <w:t>AI 模块通过 AiStrategy 接口统一出牌决策入口。GameController 不直接依赖具体 AI 算法，只接收 chooseMove(state, playerId) 返回的 Move.Play 或 Move.Pass；ChudadiApp.strategy 根据 Difficulty 映射到 NeuralAiProfile.Easy、NeuralAiProfile.Normal、NeuralAiProfile.Hard。这种结构保留了 GoF 策略模式的可替换性，也把神经网络模型和牌局控制器隔离开。</w:t>
+      <w:pPr>
+        <w:rPr>
+          <w:lang w:eastAsia="zh-CN"/>
+        </w:rPr>
+      </w:pPr>
+      <w:r>
+        <w:rPr>
+          <w:lang w:eastAsia="zh-CN"/>
+        </w:rPr>
+        <w:t>当前生产模型为 mlp-selfplay-distilled-v3，是一个端侧轻量 MLP：输入层 23 个特征，隐藏层 16 个 tanh 单元，输出 1 个候选动作分数，共 401 个参数。模型权重以 Kotlin doubleArrayOf 形式内置在 NeuralMoveModel 中，并记录 WEIGHT_CHECKSUM，Android 端不需要 TensorFlow Lite、PyTorch Mobile 或网络请求，运行时只做普通数组点乘和 tanh 推理。</w:t>
       </w:r>
     </w:p>
     <w:p>
-      <w:pPr/>
-      <w:r>
-        <w:t>当前生产模型为 mlp-selfplay-distilled-v3，是一个端侧轻量 MLP：输入层 23 个特征，隐藏层 16 个 tanh 单元，输出 1 个候选动作分数，共 401 个参数。模型权重以 Kotlin doubleArrayOf 形式内置在 NeuralMoveModel 中，并记录 WEIGHT_CHECKSUM，Android 端不需要 TensorFlow Lite、PyTorch Mobile 或网络请求，运行时只做普通数组点乘和 tanh 推理。</w:t>
+      <w:r>
+        <w:lastRenderedPageBreak/>
+        <w:t>候选动作仍由 GameController.legalPlays() 枚举，神经网络不直接生成牌、不绕过规则。AI 在有一手出完的合法动作时优先结束对局；其他情况下，NeuralMoveFeatures.encode(...) 将每个合法候选动作编码成 23 维特征，再由 NeuralMoveModel.score(...) 评分，最后按模型分数、出牌张数、牌型强度和最高牌进行稳定排序。</w:t>
       </w:r>
     </w:p>
     <w:p>
-      <w:pPr/>
-      <w:r>
-        <w:t>候选动作仍由 GameController.legalPlays() 枚举，神经网络不直接生成牌、不绕过规则。AI 在有一手出完的合法动作时优先结束对局；其他情况下，NeuralMoveFeatures.encode(...) 将每个合法候选动作编码成 23 维特征，再由 NeuralMoveModel.score(...) 评分，最后按模型分数、出牌张数、牌型强度和最高牌进行稳定排序。</w:t>
+      <w:pPr>
+        <w:rPr>
+          <w:lang w:eastAsia="zh-CN"/>
+        </w:rPr>
+      </w:pPr>
+      <w:r>
+        <w:rPr>
+          <w:lang w:eastAsia="zh-CN"/>
+        </w:rPr>
+        <w:t>23 维特征覆盖了当前出牌张数、牌型强度、主牌点数、最高牌点数和花色、出牌后剩余手牌、当前手牌数量、对手最少/最多手牌数、残局压力、过牌轮次、是否首轮、是否正在压牌、是否炸弹或五张牌、拆牌代价、低牌/高牌占比、剩余牌组对子/三张/炸弹潜力、顺子潜力、南北规则炸弹增强开关、是否可以直接出完，以及是否正在回应强牌。这样模型输入既包含牌型信息，也包含局势压力和手牌结构。</w:t>
       </w:r>
     </w:p>
     <w:p>
-      <w:pPr/>
-      <w:r>
-        <w:t>23 维特征覆盖了当前出牌张数、牌型强度、主牌点数、最高牌点数和花色、出牌后剩余手牌、当前手牌数量、对手最少/最多手牌数、残局压力、过牌轮次、是否首轮、是否正在压牌、是否炸弹或五张牌、拆牌代价、低牌/高牌占比、剩余牌组对子/三张/炸弹潜力、顺子潜力、南北规则炸弹增强开关、是否可以直接出完，以及是否正在回应强牌。这样模型输入既包含牌型信息，也包含局势压力和手牌结构。</w:t>
+      <w:pPr>
+        <w:rPr>
+          <w:lang w:eastAsia="zh-CN"/>
+        </w:rPr>
+      </w:pPr>
+      <w:r>
+        <w:rPr>
+          <w:lang w:eastAsia="zh-CN"/>
+        </w:rPr>
+        <w:t>训练脚本为 tools/train_neural_ai.py。离线训练使用固定 seed 20260610，包含 1800 条随机合成样本、32 局自对弈生成的 4427 条训练样本，以及 1686 条验证样本；训练轮数为 140。训练目标结合教师评分、出牌后局面价值和自对弈胜负回报，使模型学习“哪些合法动作更有利于尽快出完并减少结构损失”。当前训练清单记录在 docs/ai/neural_ai_training_manifest.json，验证集 MSE 为 0.105922，MAE 为 0.155211。</w:t>
       </w:r>
     </w:p>
     <w:p>
-      <w:pPr/>
-      <w:r>
-        <w:t>训练脚本为 tools/train_neural_ai.py。离线训练使用固定 seed 20260610，包含 1800 条随机合成样本、32 局自对弈生成的 4427 条训练样本，以及 1686 条验证样本；训练轮数为 140。训练目标结合教师评分、出牌后局面价值和自对弈胜负回报，使模型学习“哪些合法动作更有利于尽快出完并减少结构损失”。当前训练清单记录在 docs/ai/neural_ai_training_manifest.json，验证集 MSE 为 0.105922，MAE 为 0.155211。</w:t>
+      <w:pPr>
+        <w:rPr>
+          <w:lang w:eastAsia="zh-CN"/>
+        </w:rPr>
+      </w:pPr>
+      <w:r>
+        <w:rPr>
+          <w:lang w:eastAsia="zh-CN"/>
+        </w:rPr>
+        <w:t>三档难度并不是三套彼此独立的旧规则策略，而是同一个神经网络模型的三种 profile。困难档 NeuralAiProfile.Hard 使用完整模型分数，scoreNoise = 0.0；普通档加入较小确定性扰动，scoreNoise = 0.8；简单档加入较大确定性扰动，scoreNoise = 3.0。扰动由当前局面和候选牌计算哈希得到，不依赖随机线程，因此同一状态下决策稳定，既能形成难度梯度，又不会破坏测试可复现性。</w:t>
       </w:r>
     </w:p>
     <w:p>
-      <w:pPr/>
-      <w:r>
-        <w:t>三档难度并不是三套彼此独立的旧规则策略，而是同一个神经网络模型的三种 profile。困难档 NeuralAiProfile.Hard 使用完整模型分数，scoreNoise = 0.0；普通档加入较小确定性扰动，scoreNoise = 0.8；简单档加入较大确定性扰动，scoreNoise = 3.0。扰动由当前局面和候选牌计算哈希得到，不依赖随机线程，因此同一状态下决策稳定，既能形成难度梯度，又不会破坏测试可复现性。</w:t>
+      <w:r>
+        <w:rPr>
+          <w:rFonts w:ascii="SimSun" w:hAnsi="SimSun" w:eastAsia="宋体"/>
+          <w:sz w:val="21"/>
+        </w:rPr>
+        <w:t>本项目在设计神经网络 AI 时参考了若干棋牌博弈 AI 资料。参考的重点不是直接复用框架代码，而是吸收其对“牌局状态、合法动作集合、Agent/策略接口、自对弈样本、不完全信息评估”的组织方式，并结合 Android 端运行条件自建轻量 MLP。</w:t>
+      </w:r>
+    </w:p>
+    <w:tbl>
+      <w:tblPr>
+        <w:jc w:val="center"/>
+        <w:tblLayout w:type="fixed"/>
+        <w:tblLook w:firstColumn="1" w:firstRow="1" w:lastColumn="0" w:lastRow="0" w:noHBand="0" w:noVBand="1" w:val="04A0"/>
+        <w:tblW w:w="9360" w:type="dxa"/>
+      </w:tblPr>
+      <w:tblGrid>
+        <w:gridCol w:w="2509"/>
+        <w:gridCol w:w="2509"/>
+        <w:gridCol w:w="2509"/>
+        <w:gridCol w:w="2509"/>
+      </w:tblGrid>
+      <w:tr>
+        <w:trPr>
+          <w:tblHeader w:val="true"/>
+          <w:cantSplit/>
+        </w:trPr>
+        <w:tc>
+          <w:tcPr>
+            <w:tcW w:type="dxa" w:w="1100"/>
+            <w:vAlign w:val="center"/>
+            <w:tcMar>
+              <w:top w:w="90" w:type="dxa"/>
+              <w:start w:w="90" w:type="dxa"/>
+              <w:bottom w:w="90" w:type="dxa"/>
+              <w:end w:w="90" w:type="dxa"/>
+            </w:tcMar>
+            <w:shd w:fill="0F4D3A"/>
+          </w:tcPr>
+          <w:p>
+            <w:pPr>
+              <w:spacing w:before="0" w:after="0" w:line="252" w:lineRule="auto"/>
+            </w:pPr>
+            <w:r>
+              <w:rPr>
+                <w:rFonts w:ascii="SimSun" w:hAnsi="SimSun" w:eastAsia="宋体"/>
+                <w:b/>
+                <w:color w:val="FFFFFF"/>
+                <w:sz w:val="18"/>
+              </w:rPr>
+              <w:t>参考资料</w:t>
+            </w:r>
+          </w:p>
+        </w:tc>
+        <w:tc>
+          <w:tcPr>
+            <w:tcW w:type="dxa" w:w="3000"/>
+            <w:vAlign w:val="center"/>
+            <w:tcMar>
+              <w:top w:w="90" w:type="dxa"/>
+              <w:start w:w="90" w:type="dxa"/>
+              <w:bottom w:w="90" w:type="dxa"/>
+              <w:end w:w="90" w:type="dxa"/>
+            </w:tcMar>
+            <w:shd w:fill="0F4D3A"/>
+          </w:tcPr>
+          <w:p>
+            <w:pPr>
+              <w:spacing w:before="0" w:after="0" w:line="252" w:lineRule="auto"/>
+            </w:pPr>
+            <w:r>
+              <w:rPr>
+                <w:rFonts w:ascii="SimSun" w:hAnsi="SimSun" w:eastAsia="宋体"/>
+                <w:b/>
+                <w:color w:val="FFFFFF"/>
+                <w:sz w:val="18"/>
+              </w:rPr>
+              <w:t>资料信息</w:t>
+            </w:r>
+          </w:p>
+        </w:tc>
+        <w:tc>
+          <w:tcPr>
+            <w:tcW w:type="dxa" w:w="2500"/>
+            <w:vAlign w:val="center"/>
+            <w:tcMar>
+              <w:top w:w="90" w:type="dxa"/>
+              <w:start w:w="90" w:type="dxa"/>
+              <w:bottom w:w="90" w:type="dxa"/>
+              <w:end w:w="90" w:type="dxa"/>
+            </w:tcMar>
+            <w:shd w:fill="0F4D3A"/>
+          </w:tcPr>
+          <w:p>
+            <w:pPr>
+              <w:spacing w:before="0" w:after="0" w:line="252" w:lineRule="auto"/>
+            </w:pPr>
+            <w:r>
+              <w:rPr>
+                <w:rFonts w:ascii="SimSun" w:hAnsi="SimSun" w:eastAsia="宋体"/>
+                <w:b/>
+                <w:color w:val="FFFFFF"/>
+                <w:sz w:val="18"/>
+              </w:rPr>
+              <w:t>主要借鉴点</w:t>
+            </w:r>
+          </w:p>
+        </w:tc>
+        <w:tc>
+          <w:tcPr>
+            <w:tcW w:type="dxa" w:w="2760"/>
+            <w:vAlign w:val="center"/>
+            <w:tcMar>
+              <w:top w:w="90" w:type="dxa"/>
+              <w:start w:w="90" w:type="dxa"/>
+              <w:bottom w:w="90" w:type="dxa"/>
+              <w:end w:w="90" w:type="dxa"/>
+            </w:tcMar>
+            <w:shd w:fill="0F4D3A"/>
+          </w:tcPr>
+          <w:p>
+            <w:pPr>
+              <w:spacing w:before="0" w:after="0" w:line="252" w:lineRule="auto"/>
+            </w:pPr>
+            <w:r>
+              <w:rPr>
+                <w:rFonts w:ascii="SimSun" w:hAnsi="SimSun" w:eastAsia="宋体"/>
+                <w:b/>
+                <w:color w:val="FFFFFF"/>
+                <w:sz w:val="18"/>
+              </w:rPr>
+              <w:t>项目内落地方式</w:t>
+            </w:r>
+          </w:p>
+        </w:tc>
+      </w:tr>
+      <w:tr>
+        <w:trPr>
+          <w:cantSplit/>
+        </w:trPr>
+        <w:tc>
+          <w:tcPr>
+            <w:tcW w:type="dxa" w:w="1100"/>
+            <w:vAlign w:val="center"/>
+            <w:tcMar>
+              <w:top w:w="90" w:type="dxa"/>
+              <w:start w:w="90" w:type="dxa"/>
+              <w:bottom w:w="90" w:type="dxa"/>
+              <w:end w:w="90" w:type="dxa"/>
+            </w:tcMar>
+            <w:shd w:fill="FFFFFF"/>
+          </w:tcPr>
+          <w:p>
+            <w:pPr>
+              <w:spacing w:before="0" w:after="0" w:line="252" w:lineRule="auto"/>
+            </w:pPr>
+            <w:r>
+              <w:rPr>
+                <w:rFonts w:ascii="SimSun" w:hAnsi="SimSun" w:eastAsia="宋体"/>
+                <w:b/>
+                <w:sz w:val="16"/>
+              </w:rPr>
+              <w:t>RLCard</w:t>
+            </w:r>
+          </w:p>
+        </w:tc>
+        <w:tc>
+          <w:tcPr>
+            <w:tcW w:type="dxa" w:w="3000"/>
+            <w:vAlign w:val="center"/>
+            <w:tcMar>
+              <w:top w:w="90" w:type="dxa"/>
+              <w:start w:w="90" w:type="dxa"/>
+              <w:bottom w:w="90" w:type="dxa"/>
+              <w:end w:w="90" w:type="dxa"/>
+            </w:tcMar>
+            <w:shd w:fill="FFFFFF"/>
+          </w:tcPr>
+          <w:p>
+            <w:pPr>
+              <w:spacing w:before="0" w:after="0" w:line="252" w:lineRule="auto"/>
+            </w:pPr>
+            <w:r>
+              <w:rPr>
+                <w:rFonts w:ascii="SimSun" w:hAnsi="SimSun" w:eastAsia="宋体"/>
+                <w:b w:val="0"/>
+                <w:sz w:val="15"/>
+              </w:rPr>
+              <w:t>面向纸牌游戏的强化学习工具包，支持 Blackjack、Leduc Hold’em、Texas Hold’em、UNO、Dou Dizhu、Mahjong 等环境。</w:t>
+              <w:br/>
+              <w:t>GitHub: https://github.com/datamllab/rlcard</w:t>
+              <w:br/>
+              <w:t>论文: https://arxiv.org/abs/1910.04376</w:t>
+            </w:r>
+          </w:p>
+        </w:tc>
+        <w:tc>
+          <w:tcPr>
+            <w:tcW w:type="dxa" w:w="2500"/>
+            <w:vAlign w:val="center"/>
+            <w:tcMar>
+              <w:top w:w="90" w:type="dxa"/>
+              <w:start w:w="90" w:type="dxa"/>
+              <w:bottom w:w="90" w:type="dxa"/>
+              <w:end w:w="90" w:type="dxa"/>
+            </w:tcMar>
+            <w:shd w:fill="FFFFFF"/>
+          </w:tcPr>
+          <w:p>
+            <w:pPr>
+              <w:spacing w:before="0" w:after="0" w:line="252" w:lineRule="auto"/>
+            </w:pPr>
+            <w:r>
+              <w:rPr>
+                <w:rFonts w:ascii="SimSun" w:hAnsi="SimSun" w:eastAsia="宋体"/>
+                <w:b w:val="0"/>
+                <w:sz w:val="15"/>
+              </w:rPr>
+              <w:t>“游戏环境 + 合法动作集合 + Agent 策略接口”的组织方式。</w:t>
+            </w:r>
+          </w:p>
+        </w:tc>
+        <w:tc>
+          <w:tcPr>
+            <w:tcW w:type="dxa" w:w="2760"/>
+            <w:vAlign w:val="center"/>
+            <w:tcMar>
+              <w:top w:w="90" w:type="dxa"/>
+              <w:start w:w="90" w:type="dxa"/>
+              <w:bottom w:w="90" w:type="dxa"/>
+              <w:end w:w="90" w:type="dxa"/>
+            </w:tcMar>
+            <w:shd w:fill="FFFFFF"/>
+          </w:tcPr>
+          <w:p>
+            <w:pPr>
+              <w:spacing w:before="0" w:after="0" w:line="252" w:lineRule="auto"/>
+            </w:pPr>
+            <w:r>
+              <w:rPr>
+                <w:rFonts w:ascii="SimSun" w:hAnsi="SimSun" w:eastAsia="宋体"/>
+                <w:b w:val="0"/>
+                <w:sz w:val="15"/>
+              </w:rPr>
+              <w:t>AI 不直接生成牌，先由 GameController.legalPlays() 取得合法候选动作，再由 AiStrategy.chooseMove() 选择动作。</w:t>
+            </w:r>
+          </w:p>
+        </w:tc>
+      </w:tr>
+      <w:tr>
+        <w:trPr>
+          <w:cantSplit/>
+        </w:trPr>
+        <w:tc>
+          <w:tcPr>
+            <w:tcW w:type="dxa" w:w="1100"/>
+            <w:vAlign w:val="center"/>
+            <w:tcMar>
+              <w:top w:w="90" w:type="dxa"/>
+              <w:start w:w="90" w:type="dxa"/>
+              <w:bottom w:w="90" w:type="dxa"/>
+              <w:end w:w="90" w:type="dxa"/>
+            </w:tcMar>
+            <w:shd w:fill="F5F8F4"/>
+          </w:tcPr>
+          <w:p>
+            <w:pPr>
+              <w:spacing w:before="0" w:after="0" w:line="252" w:lineRule="auto"/>
+            </w:pPr>
+            <w:r>
+              <w:rPr>
+                <w:rFonts w:ascii="SimSun" w:hAnsi="SimSun" w:eastAsia="宋体"/>
+                <w:b/>
+                <w:sz w:val="16"/>
+              </w:rPr>
+              <w:t>OpenSpiel</w:t>
+            </w:r>
+          </w:p>
+        </w:tc>
+        <w:tc>
+          <w:tcPr>
+            <w:tcW w:type="dxa" w:w="3000"/>
+            <w:vAlign w:val="center"/>
+            <w:tcMar>
+              <w:top w:w="90" w:type="dxa"/>
+              <w:start w:w="90" w:type="dxa"/>
+              <w:bottom w:w="90" w:type="dxa"/>
+              <w:end w:w="90" w:type="dxa"/>
+            </w:tcMar>
+            <w:shd w:fill="F5F8F4"/>
+          </w:tcPr>
+          <w:p>
+            <w:pPr>
+              <w:spacing w:before="0" w:after="0" w:line="252" w:lineRule="auto"/>
+            </w:pPr>
+            <w:r>
+              <w:rPr>
+                <w:rFonts w:ascii="SimSun" w:hAnsi="SimSun" w:eastAsia="宋体"/>
+                <w:b w:val="0"/>
+                <w:sz w:val="15"/>
+              </w:rPr>
+              <w:t>Google DeepMind 开源的多智能体博弈研究框架，覆盖回合制/同步行动、完美/不完美信息、搜索和强化学习算法。</w:t>
+              <w:br/>
+              <w:t>GitHub: https://github.com/google-deepmind/open_spiel</w:t>
+            </w:r>
+          </w:p>
+        </w:tc>
+        <w:tc>
+          <w:tcPr>
+            <w:tcW w:type="dxa" w:w="2500"/>
+            <w:vAlign w:val="center"/>
+            <w:tcMar>
+              <w:top w:w="90" w:type="dxa"/>
+              <w:start w:w="90" w:type="dxa"/>
+              <w:bottom w:w="90" w:type="dxa"/>
+              <w:end w:w="90" w:type="dxa"/>
+            </w:tcMar>
+            <w:shd w:fill="F5F8F4"/>
+          </w:tcPr>
+          <w:p>
+            <w:pPr>
+              <w:spacing w:before="0" w:after="0" w:line="252" w:lineRule="auto"/>
+            </w:pPr>
+            <w:r>
+              <w:rPr>
+                <w:rFonts w:ascii="SimSun" w:hAnsi="SimSun" w:eastAsia="宋体"/>
+                <w:b w:val="0"/>
+                <w:sz w:val="15"/>
+              </w:rPr>
+              <w:t>将游戏状态、当前玩家、合法动作、策略/Agent 解耦，便于多种算法共用同一游戏建模。</w:t>
+            </w:r>
+          </w:p>
+        </w:tc>
+        <w:tc>
+          <w:tcPr>
+            <w:tcW w:type="dxa" w:w="2760"/>
+            <w:vAlign w:val="center"/>
+            <w:tcMar>
+              <w:top w:w="90" w:type="dxa"/>
+              <w:start w:w="90" w:type="dxa"/>
+              <w:bottom w:w="90" w:type="dxa"/>
+              <w:end w:w="90" w:type="dxa"/>
+            </w:tcMar>
+            <w:shd w:fill="F5F8F4"/>
+          </w:tcPr>
+          <w:p>
+            <w:pPr>
+              <w:spacing w:before="0" w:after="0" w:line="252" w:lineRule="auto"/>
+            </w:pPr>
+            <w:r>
+              <w:rPr>
+                <w:rFonts w:ascii="SimSun" w:hAnsi="SimSun" w:eastAsia="宋体"/>
+                <w:b w:val="0"/>
+                <w:sz w:val="15"/>
+              </w:rPr>
+              <w:t>项目中 GameState、Move、AiStrategy 和 RuleSet 分离，控制器只调用接口，不绑定某个具体 AI 实现。</w:t>
+            </w:r>
+          </w:p>
+        </w:tc>
+      </w:tr>
+      <w:tr>
+        <w:trPr>
+          <w:cantSplit/>
+        </w:trPr>
+        <w:tc>
+          <w:tcPr>
+            <w:tcW w:type="dxa" w:w="1100"/>
+            <w:vAlign w:val="center"/>
+            <w:tcMar>
+              <w:top w:w="90" w:type="dxa"/>
+              <w:start w:w="90" w:type="dxa"/>
+              <w:bottom w:w="90" w:type="dxa"/>
+              <w:end w:w="90" w:type="dxa"/>
+            </w:tcMar>
+            <w:shd w:fill="FFFFFF"/>
+          </w:tcPr>
+          <w:p>
+            <w:pPr>
+              <w:spacing w:before="0" w:after="0" w:line="252" w:lineRule="auto"/>
+            </w:pPr>
+            <w:r>
+              <w:rPr>
+                <w:rFonts w:ascii="SimSun" w:hAnsi="SimSun" w:eastAsia="宋体"/>
+                <w:b/>
+                <w:sz w:val="16"/>
+              </w:rPr>
+              <w:t>ISMCTS</w:t>
+            </w:r>
+          </w:p>
+        </w:tc>
+        <w:tc>
+          <w:tcPr>
+            <w:tcW w:type="dxa" w:w="3000"/>
+            <w:vAlign w:val="center"/>
+            <w:tcMar>
+              <w:top w:w="90" w:type="dxa"/>
+              <w:start w:w="90" w:type="dxa"/>
+              <w:bottom w:w="90" w:type="dxa"/>
+              <w:end w:w="90" w:type="dxa"/>
+            </w:tcMar>
+            <w:shd w:fill="FFFFFF"/>
+          </w:tcPr>
+          <w:p>
+            <w:pPr>
+              <w:spacing w:before="0" w:after="0" w:line="252" w:lineRule="auto"/>
+            </w:pPr>
+            <w:r>
+              <w:rPr>
+                <w:rFonts w:ascii="SimSun" w:hAnsi="SimSun" w:eastAsia="宋体"/>
+                <w:b w:val="0"/>
+                <w:sz w:val="15"/>
+              </w:rPr>
+              <w:t>Cowling、Powley、Whitehouse 关于 Information Set Monte Carlo Tree Search 的论文，研究隐藏信息和不确定性游戏中的搜索评估。</w:t>
+              <w:br/>
+              <w:t>论文页面: https://pure.york.ac.uk/portal/en/publications/information-set-monte-carlo-tree-search/</w:t>
+            </w:r>
+          </w:p>
+        </w:tc>
+        <w:tc>
+          <w:tcPr>
+            <w:tcW w:type="dxa" w:w="2500"/>
+            <w:vAlign w:val="center"/>
+            <w:tcMar>
+              <w:top w:w="90" w:type="dxa"/>
+              <w:start w:w="90" w:type="dxa"/>
+              <w:bottom w:w="90" w:type="dxa"/>
+              <w:end w:w="90" w:type="dxa"/>
+            </w:tcMar>
+            <w:shd w:fill="FFFFFF"/>
+          </w:tcPr>
+          <w:p>
+            <w:pPr>
+              <w:spacing w:before="0" w:after="0" w:line="252" w:lineRule="auto"/>
+            </w:pPr>
+            <w:r>
+              <w:rPr>
+                <w:rFonts w:ascii="SimSun" w:hAnsi="SimSun" w:eastAsia="宋体"/>
+                <w:b w:val="0"/>
+                <w:sz w:val="15"/>
+              </w:rPr>
+              <w:t>不完全信息博弈中不能直接看见对手手牌，需要基于可见信息评估候选动作。</w:t>
+            </w:r>
+          </w:p>
+        </w:tc>
+        <w:tc>
+          <w:tcPr>
+            <w:tcW w:type="dxa" w:w="2760"/>
+            <w:vAlign w:val="center"/>
+            <w:tcMar>
+              <w:top w:w="90" w:type="dxa"/>
+              <w:start w:w="90" w:type="dxa"/>
+              <w:bottom w:w="90" w:type="dxa"/>
+              <w:end w:w="90" w:type="dxa"/>
+            </w:tcMar>
+            <w:shd w:fill="FFFFFF"/>
+          </w:tcPr>
+          <w:p>
+            <w:pPr>
+              <w:spacing w:before="0" w:after="0" w:line="252" w:lineRule="auto"/>
+            </w:pPr>
+            <w:r>
+              <w:rPr>
+                <w:rFonts w:ascii="SimSun" w:hAnsi="SimSun" w:eastAsia="宋体"/>
+                <w:b w:val="0"/>
+                <w:sz w:val="15"/>
+              </w:rPr>
+              <w:t>特征设计中加入对手最少/最多手牌数、残局压力、是否正在压牌、是否回应强牌等可见局势信息，避免依赖不可见手牌。</w:t>
+            </w:r>
+          </w:p>
+        </w:tc>
+      </w:tr>
+      <w:tr>
+        <w:trPr>
+          <w:cantSplit/>
+        </w:trPr>
+        <w:tc>
+          <w:tcPr>
+            <w:tcW w:type="dxa" w:w="1100"/>
+            <w:vAlign w:val="center"/>
+            <w:tcMar>
+              <w:top w:w="90" w:type="dxa"/>
+              <w:start w:w="90" w:type="dxa"/>
+              <w:bottom w:w="90" w:type="dxa"/>
+              <w:end w:w="90" w:type="dxa"/>
+            </w:tcMar>
+            <w:shd w:fill="F5F8F4"/>
+          </w:tcPr>
+          <w:p>
+            <w:pPr>
+              <w:spacing w:before="0" w:after="0" w:line="252" w:lineRule="auto"/>
+            </w:pPr>
+            <w:r>
+              <w:rPr>
+                <w:rFonts w:ascii="SimSun" w:hAnsi="SimSun" w:eastAsia="宋体"/>
+                <w:b/>
+                <w:sz w:val="16"/>
+              </w:rPr>
+              <w:t>DouZero</w:t>
+            </w:r>
+          </w:p>
+        </w:tc>
+        <w:tc>
+          <w:tcPr>
+            <w:tcW w:type="dxa" w:w="3000"/>
+            <w:vAlign w:val="center"/>
+            <w:tcMar>
+              <w:top w:w="90" w:type="dxa"/>
+              <w:start w:w="90" w:type="dxa"/>
+              <w:bottom w:w="90" w:type="dxa"/>
+              <w:end w:w="90" w:type="dxa"/>
+            </w:tcMar>
+            <w:shd w:fill="F5F8F4"/>
+          </w:tcPr>
+          <w:p>
+            <w:pPr>
+              <w:spacing w:before="0" w:after="0" w:line="252" w:lineRule="auto"/>
+            </w:pPr>
+            <w:r>
+              <w:rPr>
+                <w:rFonts w:ascii="SimSun" w:hAnsi="SimSun" w:eastAsia="宋体"/>
+                <w:b w:val="0"/>
+                <w:sz w:val="15"/>
+              </w:rPr>
+              <w:t>快手开源的斗地主 AI，论文题目为 “DouZero: Mastering DouDizhu with Self-Play Deep Reinforcement Learning”。</w:t>
+              <w:br/>
+              <w:t>GitHub: https://github.com/kwai/DouZero</w:t>
+              <w:br/>
+              <w:t>论文: https://arxiv.org/abs/2106.06135</w:t>
+            </w:r>
+          </w:p>
+        </w:tc>
+        <w:tc>
+          <w:tcPr>
+            <w:tcW w:type="dxa" w:w="2500"/>
+            <w:vAlign w:val="center"/>
+            <w:tcMar>
+              <w:top w:w="90" w:type="dxa"/>
+              <w:start w:w="90" w:type="dxa"/>
+              <w:bottom w:w="90" w:type="dxa"/>
+              <w:end w:w="90" w:type="dxa"/>
+            </w:tcMar>
+            <w:shd w:fill="F5F8F4"/>
+          </w:tcPr>
+          <w:p>
+            <w:pPr>
+              <w:spacing w:before="0" w:after="0" w:line="252" w:lineRule="auto"/>
+            </w:pPr>
+            <w:r>
+              <w:rPr>
+                <w:rFonts w:ascii="SimSun" w:hAnsi="SimSun" w:eastAsia="宋体"/>
+                <w:b w:val="0"/>
+                <w:sz w:val="15"/>
+              </w:rPr>
+              <w:t>自对弈样本、出牌类游戏的大动作空间处理、候选动作编码与评估思想。</w:t>
+            </w:r>
+          </w:p>
+        </w:tc>
+        <w:tc>
+          <w:tcPr>
+            <w:tcW w:type="dxa" w:w="2760"/>
+            <w:vAlign w:val="center"/>
+            <w:tcMar>
+              <w:top w:w="90" w:type="dxa"/>
+              <w:start w:w="90" w:type="dxa"/>
+              <w:bottom w:w="90" w:type="dxa"/>
+              <w:end w:w="90" w:type="dxa"/>
+            </w:tcMar>
+            <w:shd w:fill="F5F8F4"/>
+          </w:tcPr>
+          <w:p>
+            <w:pPr>
+              <w:spacing w:before="0" w:after="0" w:line="252" w:lineRule="auto"/>
+            </w:pPr>
+            <w:r>
+              <w:rPr>
+                <w:rFonts w:ascii="SimSun" w:hAnsi="SimSun" w:eastAsia="宋体"/>
+                <w:b w:val="0"/>
+                <w:sz w:val="15"/>
+              </w:rPr>
+              <w:t>tools/train_neural_ai.py 使用 32 局自对弈生成 4427 条训练样本，并把候选动作编码为 23 维特征后交给 MLP 评分。</w:t>
+            </w:r>
+          </w:p>
+        </w:tc>
+      </w:tr>
+    </w:tbl>
+    <w:p>
+      <w:pPr>
+        <w:spacing w:before="120" w:after="120"/>
+      </w:pPr>
+      <w:r>
+        <w:rPr>
+          <w:rFonts w:ascii="SimSun" w:hAnsi="SimSun" w:eastAsia="宋体"/>
+          <w:sz w:val="21"/>
+        </w:rPr>
+        <w:t>因此，报告中“参考 RLCard/OpenSpiel/DouZero/ISMCTS”表示项目在建模思想和训练样本组织方式上借鉴这些资料；实际训练和部署仍然采用本项目自写的 tools/train_neural_ai.py 训练脚本、Kotlin NeuralMoveModel 权重数组和 Android 端本地推理。</w:t>
       </w:r>
     </w:p>
     <w:p>
-      <w:pPr/>
-      <w:r>
-        <w:t>当前 benchmark 由 tools/benchmark_neural_ai.py 读取 Kotlin 生产权重后评估，避免只评估训练脚本内存模型。512 局对三名简单基线的评估结果为：简单档 168/512，胜率 0.328125；普通档 189/512，胜率 0.369141；困难档 204/512，胜率 0.398438；困难档完局率 1.000000。教师策略一致性评估中，300 个状态精确一致率为 0.923333，Top 3 一致率为 0.996667。</w:t>
+      <w:pPr>
+        <w:rPr>
+          <w:lang w:eastAsia="zh-CN"/>
+        </w:rPr>
+      </w:pPr>
+      <w:r>
+        <w:t>当前 benchmark 由 tools/benchmark_neural_ai.py 读取 Kotlin 生产权重后评估，避免只评估训练脚本内存模型。512 局对三名简单基线的评估结果为：简单档 168/512，胜率 0.328125；普通档 189/512，胜率 0.369141；困难档 204/512，胜率 0.398438；困难档完局率 1.000000。</w:t>
+      </w:r>
+      <w:r>
+        <w:rPr>
+          <w:lang w:eastAsia="zh-CN"/>
+        </w:rPr>
+        <w:t>教师策略一致性评估中，300 个状态精确一致率为 0.923333，Top 3 一致率为 0.996667。</w:t>
       </w:r>
     </w:p>
     <w:p>
-      <w:pPr/>
       <w:r>
         <w:t>为了防止报告、训练产物和 Kotlin 权重不一致，项目增加 tools/verify_neural_ai_artifacts.py。该脚本同时读取 NeuralAiStrategy.kt、docs/ai/neural_ai_training_manifest.json 和 docs/ai/neural_ai_benchmark_report.json，校验模型版本、权重 checksum、训练 seed、特征数、隐藏层规模、参数量、自对弈局数和 benchmark 阈值。当前 artifact_check=passed。</w:t>
       </w:r>
     </w:p>
     <w:p>
-      <w:pPr/>
-      <w:r>
-        <w:t>参考资料仍包括 RLCard、OpenSpiel、ISMCTS 和 DouZero，但本项目没有直接接入这些框架的代码或预训练模型，而是借鉴“游戏状态 + 合法动作集合 + Agent/策略接口 + 自对弈样本”的组织方式，自建适合 Android 端运行的小模型。这样既满足课程对 AI 和建模说明的要求，又控制了移动端模型体积和推理成本。</w:t>
+      <w:proofErr w:type="spellStart"/>
+      <w:r>
+        <w:t>核心</w:t>
+      </w:r>
+      <w:proofErr w:type="spellEnd"/>
+      <w:r>
+        <w:t xml:space="preserve"> Kotlin </w:t>
+      </w:r>
+      <w:proofErr w:type="spellStart"/>
+      <w:r>
+        <w:t>接入片段如下</w:t>
+      </w:r>
+      <w:proofErr w:type="spellEnd"/>
+      <w:r>
+        <w:t>：</w:t>
       </w:r>
     </w:p>
     <w:p>
-      <w:pPr/>
-      <w:r>
-        <w:t>核心 Kotlin 接入片段如下：</w:t>
+      <w:r>
+        <w:rPr>
+          <w:rFonts w:ascii="Consolas" w:eastAsia="Consolas" w:hAnsi="Consolas"/>
+          <w:sz w:val="17"/>
+        </w:rPr>
+        <w:t>enum class NeuralAiProfile(val title: String, val scoreNoise: Double) {</w:t>
+      </w:r>
+      <w:r>
+        <w:rPr>
+          <w:rFonts w:ascii="Consolas" w:eastAsia="Consolas" w:hAnsi="Consolas"/>
+          <w:sz w:val="17"/>
+        </w:rPr>
+        <w:br/>
+        <w:t xml:space="preserve">    Easy("简单", 3.0),</w:t>
+      </w:r>
+      <w:r>
+        <w:rPr>
+          <w:rFonts w:ascii="Consolas" w:eastAsia="Consolas" w:hAnsi="Consolas"/>
+          <w:sz w:val="17"/>
+        </w:rPr>
+        <w:br/>
+        <w:t xml:space="preserve">    Normal("普通", 0.80),</w:t>
+      </w:r>
+      <w:r>
+        <w:rPr>
+          <w:rFonts w:ascii="Consolas" w:eastAsia="Consolas" w:hAnsi="Consolas"/>
+          <w:sz w:val="17"/>
+        </w:rPr>
+        <w:br/>
+        <w:t xml:space="preserve">    Hard("困难", 0.0)</w:t>
+      </w:r>
+      <w:r>
+        <w:rPr>
+          <w:rFonts w:ascii="Consolas" w:eastAsia="Consolas" w:hAnsi="Consolas"/>
+          <w:sz w:val="17"/>
+        </w:rPr>
+        <w:br/>
+        <w:t>}</w:t>
+      </w:r>
+      <w:r>
+        <w:rPr>
+          <w:rFonts w:ascii="Consolas" w:eastAsia="Consolas" w:hAnsi="Consolas"/>
+          <w:sz w:val="17"/>
+        </w:rPr>
+        <w:br/>
+      </w:r>
+      <w:r>
+        <w:rPr>
+          <w:rFonts w:ascii="Consolas" w:eastAsia="Consolas" w:hAnsi="Consolas"/>
+          <w:sz w:val="17"/>
+        </w:rPr>
+        <w:lastRenderedPageBreak/>
+        <w:br/>
+        <w:t>fun strategy(controller: GameController, level: Difficulty = difficulty): AiStrategy = when (level) {</w:t>
+      </w:r>
+      <w:r>
+        <w:rPr>
+          <w:rFonts w:ascii="Consolas" w:eastAsia="Consolas" w:hAnsi="Consolas"/>
+          <w:sz w:val="17"/>
+        </w:rPr>
+        <w:br/>
+        <w:t xml:space="preserve">    Difficulty.Easy -&gt; NeuralAiStrategy(controller, NeuralAiProfile.Easy)</w:t>
+      </w:r>
+      <w:r>
+        <w:rPr>
+          <w:rFonts w:ascii="Consolas" w:eastAsia="Consolas" w:hAnsi="Consolas"/>
+          <w:sz w:val="17"/>
+        </w:rPr>
+        <w:br/>
+        <w:t xml:space="preserve">    Difficulty.Normal -&gt; NeuralAiStrategy(controller, NeuralAiProfile.Normal)</w:t>
+      </w:r>
+      <w:r>
+        <w:rPr>
+          <w:rFonts w:ascii="Consolas" w:eastAsia="Consolas" w:hAnsi="Consolas"/>
+          <w:sz w:val="17"/>
+        </w:rPr>
+        <w:br/>
+        <w:t xml:space="preserve">    Difficulty.Hard -&gt; NeuralAiStrategy(controller, NeuralAiProfile.Hard)</w:t>
+      </w:r>
+      <w:r>
+        <w:rPr>
+          <w:rFonts w:ascii="Consolas" w:eastAsia="Consolas" w:hAnsi="Consolas"/>
+          <w:sz w:val="17"/>
+        </w:rPr>
+        <w:br/>
+        <w:t>}</w:t>
       </w:r>
     </w:p>
     <w:p>
-      <w:pPr/>
-      <w:r>
-        <w:rPr>
-          <w:rFonts w:ascii="Consolas" w:hAnsi="Consolas" w:eastAsia="Consolas"/>
-          <w:sz w:val="17"/>
-        </w:rPr>
-        <w:t>enum class NeuralAiProfile(val title: String, val scoreNoise: Double) {</w:t>
-        <w:br/>
-        <w:t xml:space="preserve">    Easy("简单", 3.0),</w:t>
-        <w:br/>
-        <w:t xml:space="preserve">    Normal("普通", 0.80),</w:t>
-        <w:br/>
-        <w:t xml:space="preserve">    Hard("困难", 0.0)</w:t>
-        <w:br/>
-        <w:t>}</w:t>
-        <w:br/>
-        <w:br/>
-        <w:t>fun strategy(controller: GameController, level: Difficulty = difficulty): AiStrategy = when (level) {</w:t>
-        <w:br/>
-        <w:t xml:space="preserve">    Difficulty.Easy -&gt; NeuralAiStrategy(controller, NeuralAiProfile.Easy)</w:t>
-        <w:br/>
-        <w:t xml:space="preserve">    Difficulty.Normal -&gt; NeuralAiStrategy(controller, NeuralAiProfile.Normal)</w:t>
-        <w:br/>
-        <w:t xml:space="preserve">    Difficulty.Hard -&gt; NeuralAiStrategy(controller, NeuralAiProfile.Hard)</w:t>
-        <w:br/>
-        <w:t>}</w:t>
+      <w:r>
+        <w:t>AI 决策安全边界：</w:t>
       </w:r>
     </w:p>
     <w:p>
-      <w:pPr/>
-      <w:r>
-        <w:t>AI 决策安全边界：</w:t>
+      <w:r>
+        <w:t>1.  AI 只在 GameController.legalPlays() 返回的合法候选动作中选择，输出动作后仍由 GameController 和 RuleSet 校验，防止非法牌进入牌局。</w:t>
       </w:r>
     </w:p>
     <w:p>
-      <w:pPr/>
-      <w:r>
-        <w:t>1.  AI 只在 GameController.legalPlays() 返回的合法候选动作中选择，输出动作后仍由 GameController 和 RuleSet 校验，防止非法牌进入牌局。</w:t>
+      <w:r>
+        <w:t>2.  蓝牙对局中 AI 仍只由房主端运行，客户端只接收房主快照，不各自运行模型，避免多设备决策分叉。</w:t>
       </w:r>
     </w:p>
     <w:p>
-      <w:pPr/>
-      <w:r>
-        <w:t>2.  蓝牙对局中 AI 仍只由房主端运行，客户端只接收房主快照，不各自运行模型，避免多设备决策分叉。</w:t>
+      <w:pPr>
+        <w:rPr>
+          <w:lang w:eastAsia="zh-CN"/>
+        </w:rPr>
+      </w:pPr>
+      <w:r>
+        <w:rPr>
+          <w:lang w:eastAsia="zh-CN"/>
+        </w:rPr>
+        <w:t xml:space="preserve">3.  神经网络输入使用公开牌局状态、当前玩家手牌和合法候选动作特征，不新增蓝牙协议字段，也不改变 </w:t>
+      </w:r>
+      <w:proofErr w:type="spellStart"/>
+      <w:r>
+        <w:rPr>
+          <w:lang w:eastAsia="zh-CN"/>
+        </w:rPr>
+        <w:t>RoomSeat.difficulty</w:t>
+      </w:r>
+      <w:proofErr w:type="spellEnd"/>
+      <w:r>
+        <w:rPr>
+          <w:lang w:eastAsia="zh-CN"/>
+        </w:rPr>
+        <w:t xml:space="preserve"> 的传输格式。</w:t>
       </w:r>
     </w:p>
     <w:p>
-      <w:pPr/>
-      <w:r>
-        <w:t>3.  神经网络输入使用公开牌局状态、当前玩家手牌和合法候选动作特征，不新增蓝牙协议字段，也不改变 RoomSeat.difficulty 的传输格式。</w:t>
-      </w:r>
-    </w:p>
-    <w:p>
-      <w:pPr/>
-      <w:r>
+      <w:pPr>
+        <w:rPr>
+          <w:lang w:eastAsia="zh-CN"/>
+        </w:rPr>
+      </w:pPr>
+      <w:r>
+        <w:rPr>
+          <w:lang w:eastAsia="zh-CN"/>
+        </w:rPr>
         <w:t>4.  AI 思考期间 UI 显示思考状态，设置菜单打开时暂停 AI 行动，避免玩家打开菜单后 AI 继续出牌。</w:t>
       </w:r>
     </w:p>
@@ -27850,7 +28656,23 @@
           <w:color w:val="000000" w:themeColor="text1"/>
           <w:lang w:eastAsia="zh-CN"/>
         </w:rPr>
-        <w:t>本阶段使用的 GRASP 原则和 GoF 设计模式如下：</w:t>
+        <w:t xml:space="preserve">本阶段使用的 GRASP 原则和 </w:t>
+      </w:r>
+      <w:proofErr w:type="spellStart"/>
+      <w:r>
+        <w:rPr>
+          <w:color w:val="000000" w:themeColor="text1"/>
+          <w:lang w:eastAsia="zh-CN"/>
+        </w:rPr>
+        <w:t>GoF</w:t>
+      </w:r>
+      <w:proofErr w:type="spellEnd"/>
+      <w:r>
+        <w:rPr>
+          <w:color w:val="000000" w:themeColor="text1"/>
+          <w:lang w:eastAsia="zh-CN"/>
+        </w:rPr>
+        <w:t xml:space="preserve"> 设计模式如下：</w:t>
       </w:r>
     </w:p>
     <w:tbl>
@@ -27895,30 +28717,40 @@
                 <w:color w:val="FFFFFF" w:themeColor="background1"/>
               </w:rPr>
             </w:pPr>
-            <w:proofErr w:type="spellStart"/>
             <w:r>
               <w:rPr>
                 <w:b/>
                 <w:color w:val="FFFFFF" w:themeColor="background1"/>
                 <w:sz w:val="15"/>
               </w:rPr>
-              <w:t>GRASP/GoF 设计应用</w:t>
-            </w:r>
-            <w:proofErr w:type="spellEnd"/>
+              <w:t>GRASP/</w:t>
+            </w:r>
+            <w:proofErr w:type="spellStart"/>
             <w:r>
               <w:rPr>
                 <w:b/>
                 <w:color w:val="FFFFFF" w:themeColor="background1"/>
                 <w:sz w:val="15"/>
               </w:rPr>
-            </w:r>
-            <w:proofErr w:type="spellStart"/>
+              <w:t>GoF</w:t>
+            </w:r>
+            <w:proofErr w:type="spellEnd"/>
             <w:r>
               <w:rPr>
                 <w:b/>
                 <w:color w:val="FFFFFF" w:themeColor="background1"/>
                 <w:sz w:val="15"/>
               </w:rPr>
+              <w:t xml:space="preserve"> </w:t>
+            </w:r>
+            <w:proofErr w:type="spellStart"/>
+            <w:r>
+              <w:rPr>
+                <w:b/>
+                <w:color w:val="FFFFFF" w:themeColor="background1"/>
+                <w:sz w:val="15"/>
+              </w:rPr>
+              <w:t>设计应用</w:t>
             </w:r>
             <w:proofErr w:type="spellEnd"/>
           </w:p>
@@ -28089,11 +28921,33 @@
             <w:vAlign w:val="center"/>
           </w:tcPr>
           <w:p>
+            <w:pPr>
+              <w:rPr>
+                <w:lang w:eastAsia="zh-CN"/>
+              </w:rPr>
+            </w:pPr>
             <w:r>
               <w:rPr>
                 <w:sz w:val="18"/>
-              </w:rPr>
-              <w:t>简单、普通、困难 AI 通过同一 chooseMove 接口执行，调用处不需要关心神经网络内部结构</w:t>
+                <w:lang w:eastAsia="zh-CN"/>
+              </w:rPr>
+              <w:t xml:space="preserve">简单、普通、困难 AI 通过同一 </w:t>
+            </w:r>
+            <w:proofErr w:type="spellStart"/>
+            <w:r>
+              <w:rPr>
+                <w:sz w:val="18"/>
+                <w:lang w:eastAsia="zh-CN"/>
+              </w:rPr>
+              <w:t>chooseMove</w:t>
+            </w:r>
+            <w:proofErr w:type="spellEnd"/>
+            <w:r>
+              <w:rPr>
+                <w:sz w:val="18"/>
+                <w:lang w:eastAsia="zh-CN"/>
+              </w:rPr>
+              <w:t xml:space="preserve"> 接口执行，调用处不需要关心神经网络内部结构</w:t>
             </w:r>
           </w:p>
         </w:tc>
@@ -28110,11 +28964,35 @@
             <w:vAlign w:val="center"/>
           </w:tcPr>
           <w:p>
+            <w:proofErr w:type="spellStart"/>
             <w:r>
               <w:rPr>
                 <w:sz w:val="18"/>
               </w:rPr>
-              <w:t>AiStrategy.chooseMove()、ChudadiApp.strategy()</w:t>
+              <w:t>AiStrategy.chooseMove</w:t>
+            </w:r>
+            <w:proofErr w:type="spellEnd"/>
+            <w:proofErr w:type="gramStart"/>
+            <w:r>
+              <w:rPr>
+                <w:sz w:val="18"/>
+              </w:rPr>
+              <w:t>()、</w:t>
+            </w:r>
+            <w:proofErr w:type="spellStart"/>
+            <w:proofErr w:type="gramEnd"/>
+            <w:r>
+              <w:rPr>
+                <w:sz w:val="18"/>
+              </w:rPr>
+              <w:t>ChudadiApp.strategy</w:t>
+            </w:r>
+            <w:proofErr w:type="spellEnd"/>
+            <w:r>
+              <w:rPr>
+                <w:sz w:val="18"/>
+              </w:rPr>
+              <w:t>()</w:t>
             </w:r>
           </w:p>
         </w:tc>
@@ -28147,23 +29025,32 @@
                 <w:color w:val="000000" w:themeColor="text1"/>
                 <w:sz w:val="14"/>
               </w:rPr>
-              <w:t>GoF 状态模式（State）</w:t>
-            </w:r>
-            <w:proofErr w:type="spellEnd"/>
-            <w:r>
-              <w:rPr>
-                <w:color w:val="000000" w:themeColor="text1"/>
-                <w:sz w:val="14"/>
-              </w:rPr>
-            </w:r>
-            <w:proofErr w:type="spellStart"/>
-            <w:r>
-              <w:rPr>
-                <w:color w:val="000000" w:themeColor="text1"/>
-                <w:sz w:val="14"/>
-              </w:rPr>
-            </w:r>
-            <w:proofErr w:type="spellEnd"/>
+              <w:t>GoF</w:t>
+            </w:r>
+            <w:proofErr w:type="spellEnd"/>
+            <w:r>
+              <w:rPr>
+                <w:color w:val="000000" w:themeColor="text1"/>
+                <w:sz w:val="14"/>
+              </w:rPr>
+              <w:t xml:space="preserve"> </w:t>
+            </w:r>
+            <w:proofErr w:type="spellStart"/>
+            <w:r>
+              <w:rPr>
+                <w:color w:val="000000" w:themeColor="text1"/>
+                <w:sz w:val="14"/>
+              </w:rPr>
+              <w:t>状态模式（State</w:t>
+            </w:r>
+            <w:proofErr w:type="spellEnd"/>
+            <w:r>
+              <w:rPr>
+                <w:color w:val="000000" w:themeColor="text1"/>
+                <w:sz w:val="14"/>
+              </w:rPr>
+              <w:t>）</w:t>
+            </w:r>
           </w:p>
         </w:tc>
         <w:tc>
@@ -28191,34 +29078,43 @@
                 <w:color w:val="000000" w:themeColor="text1"/>
                 <w:sz w:val="14"/>
               </w:rPr>
-              <w:t>ReadyToStart、Dealing、Playing、Paused、Result 等阶段控制 AI 是否行动和界面是否可操作</w:t>
-            </w:r>
-            <w:r>
-              <w:rPr>
-                <w:color w:val="000000" w:themeColor="text1"/>
-                <w:sz w:val="14"/>
-              </w:rPr>
-            </w:r>
+              <w:t>ReadyToStart、Dealing、Playing、Paused、Result</w:t>
+            </w:r>
+            <w:proofErr w:type="spellEnd"/>
             <w:r>
               <w:rPr>
                 <w:rFonts w:ascii="Consolas" w:eastAsia="Consolas" w:hAnsi="Consolas"/>
                 <w:color w:val="000000" w:themeColor="text1"/>
                 <w:sz w:val="14"/>
               </w:rPr>
-            </w:r>
-            <w:proofErr w:type="spellEnd"/>
-            <w:r>
-              <w:rPr>
-                <w:color w:val="000000" w:themeColor="text1"/>
-                <w:sz w:val="14"/>
-              </w:rPr>
-            </w:r>
-            <w:proofErr w:type="spellStart"/>
-            <w:r>
-              <w:rPr>
-                <w:color w:val="000000" w:themeColor="text1"/>
-                <w:sz w:val="14"/>
-              </w:rPr>
+              <w:t xml:space="preserve"> </w:t>
+            </w:r>
+            <w:proofErr w:type="spellStart"/>
+            <w:r>
+              <w:rPr>
+                <w:rFonts w:ascii="Consolas" w:eastAsia="Consolas" w:hAnsi="Consolas"/>
+                <w:color w:val="000000" w:themeColor="text1"/>
+                <w:sz w:val="14"/>
+              </w:rPr>
+              <w:t>等阶段控制</w:t>
+            </w:r>
+            <w:proofErr w:type="spellEnd"/>
+            <w:r>
+              <w:rPr>
+                <w:rFonts w:ascii="Consolas" w:eastAsia="Consolas" w:hAnsi="Consolas"/>
+                <w:color w:val="000000" w:themeColor="text1"/>
+                <w:sz w:val="14"/>
+              </w:rPr>
+              <w:t xml:space="preserve"> AI </w:t>
+            </w:r>
+            <w:proofErr w:type="spellStart"/>
+            <w:r>
+              <w:rPr>
+                <w:rFonts w:ascii="Consolas" w:eastAsia="Consolas" w:hAnsi="Consolas"/>
+                <w:color w:val="000000" w:themeColor="text1"/>
+                <w:sz w:val="14"/>
+              </w:rPr>
+              <w:t>是否行动和界面是否可操作</w:t>
             </w:r>
             <w:proofErr w:type="spellEnd"/>
           </w:p>
@@ -28250,42 +29146,7 @@
               </w:rPr>
               <w:t>GameStartPhase、Screen、状态图</w:t>
             </w:r>
-            <w:r>
-              <w:rPr>
-                <w:color w:val="000000" w:themeColor="text1"/>
-                <w:sz w:val="14"/>
-              </w:rPr>
-            </w:r>
-            <w:r>
-              <w:rPr>
-                <w:rFonts w:ascii="Consolas" w:eastAsia="Consolas" w:hAnsi="Consolas"/>
-                <w:color w:val="000000" w:themeColor="text1"/>
-                <w:sz w:val="14"/>
-              </w:rPr>
-            </w:r>
-            <w:r>
-              <w:rPr>
-                <w:color w:val="000000" w:themeColor="text1"/>
-                <w:sz w:val="14"/>
-              </w:rPr>
-            </w:r>
-            <w:r>
-              <w:rPr>
-                <w:rFonts w:ascii="Consolas" w:eastAsia="Consolas" w:hAnsi="Consolas"/>
-                <w:color w:val="000000" w:themeColor="text1"/>
-                <w:sz w:val="14"/>
-              </w:rPr>
-            </w:r>
-            <w:proofErr w:type="gramStart"/>
-            <w:r>
-              <w:rPr>
-                <w:rFonts w:ascii="Consolas" w:eastAsia="Consolas" w:hAnsi="Consolas"/>
-                <w:color w:val="000000" w:themeColor="text1"/>
-                <w:sz w:val="14"/>
-              </w:rPr>
-            </w:r>
-            <w:proofErr w:type="spellEnd"/>
-            <w:proofErr w:type="gramEnd"/>
+            <w:proofErr w:type="spellEnd"/>
           </w:p>
         </w:tc>
       </w:tr>
@@ -28565,6 +29426,7 @@
           <w:color w:val="000000" w:themeColor="text1"/>
           <w:sz w:val="20"/>
         </w:rPr>
+        <w:lastRenderedPageBreak/>
         <w:t xml:space="preserve">5.  </w:t>
       </w:r>
       <w:proofErr w:type="spellStart"/>
@@ -28700,8 +29562,44 @@
       </w:r>
     </w:p>
     <w:p>
-      <w:r>
-        <w:t>状态建模也用于修复 UI 与 AI 抢流程的问题。ReadyToStart 阶段不创建可行动状态，Dealing 阶段禁用出牌/不出/提示，Paused 阶段暂停倒计时和 AI 自动行动，Playing 阶段才允许 GameController 接收动作。这样解决了“打开设置菜单时 AI 继续出牌”“发牌动画未结束就开始倒计时”等体验问题。</w:t>
+      <w:pPr>
+        <w:rPr>
+          <w:lang w:eastAsia="zh-CN"/>
+        </w:rPr>
+      </w:pPr>
+      <w:r>
+        <w:rPr>
+          <w:lang w:eastAsia="zh-CN"/>
+        </w:rPr>
+        <w:t>状态建模也用于修复 UI 与 AI 抢流程的问题。</w:t>
+      </w:r>
+      <w:proofErr w:type="spellStart"/>
+      <w:r>
+        <w:rPr>
+          <w:lang w:eastAsia="zh-CN"/>
+        </w:rPr>
+        <w:t>ReadyToStart</w:t>
+      </w:r>
+      <w:proofErr w:type="spellEnd"/>
+      <w:r>
+        <w:rPr>
+          <w:lang w:eastAsia="zh-CN"/>
+        </w:rPr>
+        <w:t xml:space="preserve"> 阶段不创建可行动状态，Dealing 阶段禁用出牌/不出/提示，Paused 阶段暂停倒计时和 AI 自动行动，Playing 阶段才允许 </w:t>
+      </w:r>
+      <w:proofErr w:type="spellStart"/>
+      <w:r>
+        <w:rPr>
+          <w:lang w:eastAsia="zh-CN"/>
+        </w:rPr>
+        <w:t>GameController</w:t>
+      </w:r>
+      <w:proofErr w:type="spellEnd"/>
+      <w:r>
+        <w:rPr>
+          <w:lang w:eastAsia="zh-CN"/>
+        </w:rPr>
+        <w:t xml:space="preserve"> 接收动作。这样解决了“打开设置菜单时 AI 继续出牌”“发牌动画未结束就开始倒计时”等体验问题。</w:t>
       </w:r>
     </w:p>
     <w:p>
@@ -29602,7 +30500,6 @@
           <w:sz w:val="26"/>
           <w:lang w:eastAsia="zh-CN"/>
         </w:rPr>
-        <w:lastRenderedPageBreak/>
         <w:t>7.4 玩家成长系统完善</w:t>
       </w:r>
     </w:p>
@@ -30449,7 +31346,16 @@
                 <w:sz w:val="14"/>
                 <w:lang w:eastAsia="zh-CN"/>
               </w:rPr>
-              <w:t>未解锁时显示明显提示，解锁后可选择本地图片作为头像</w:t>
+              <w:t>未解锁时显示明显提示，解锁后可选择本地图片作</w:t>
+            </w:r>
+            <w:r>
+              <w:rPr>
+                <w:color w:val="000000" w:themeColor="text1"/>
+                <w:sz w:val="14"/>
+                <w:lang w:eastAsia="zh-CN"/>
+              </w:rPr>
+              <w:lastRenderedPageBreak/>
+              <w:t>为头像</w:t>
             </w:r>
           </w:p>
         </w:tc>
@@ -30482,6 +31388,7 @@
                 <w:color w:val="000000" w:themeColor="text1"/>
                 <w:sz w:val="14"/>
               </w:rPr>
+              <w:lastRenderedPageBreak/>
               <w:t>战绩</w:t>
             </w:r>
             <w:proofErr w:type="spellEnd"/>
@@ -31159,13 +32066,50 @@
       </w:r>
     </w:p>
     <w:p>
-      <w:r>
+      <w:pPr>
+        <w:rPr>
+          <w:lang w:eastAsia="zh-CN"/>
+        </w:rPr>
+      </w:pPr>
+      <w:r>
+        <w:rPr>
+          <w:lang w:eastAsia="zh-CN"/>
+        </w:rPr>
         <w:t>头像商店和自定义头像也采用“先确认、后扣费、再写入”的流程。未解锁头像会显示明显的价格和锁定状态，自定义头像功能需要一次性金币解锁；解锁后选择相册图片会复制到 App 私有目录，图片失效时回退到内置头像。这些逻辑使大厅顶部头像、昵称、等级和金币成为真实可交互系统，而不是静态装饰。</w:t>
       </w:r>
     </w:p>
     <w:p>
-      <w:r>
-        <w:t>成长系统的代码亮点是 ProfileController 返回 ProfileChange，而不是让页面直接修改金币、经验或战绩。ProfileChange 同时携带更新后的 PlayerProfile、提示消息、升级和成就信息，UI 只负责展示弹窗和刷新状态。ProfileStore 负责 SharedPreferences 序列化，旧档案字段缺失时会补默认头像、金币和解锁状态，减少版本迭代后本地数据读取失败的风险。</w:t>
+      <w:proofErr w:type="spellStart"/>
+      <w:r>
+        <w:t>成长系统的代码亮点是</w:t>
+      </w:r>
+      <w:proofErr w:type="spellEnd"/>
+      <w:r>
+        <w:t xml:space="preserve"> </w:t>
+      </w:r>
+      <w:proofErr w:type="spellStart"/>
+      <w:r>
+        <w:t>ProfileController</w:t>
+      </w:r>
+      <w:proofErr w:type="spellEnd"/>
+      <w:r>
+        <w:t xml:space="preserve"> </w:t>
+      </w:r>
+      <w:proofErr w:type="spellStart"/>
+      <w:r>
+        <w:t>返回</w:t>
+      </w:r>
+      <w:proofErr w:type="spellEnd"/>
+      <w:r>
+        <w:t xml:space="preserve"> </w:t>
+      </w:r>
+      <w:proofErr w:type="spellStart"/>
+      <w:r>
+        <w:t>ProfileChange，而不是让页面直接修改金币、经验或战绩。ProfileChange</w:t>
+      </w:r>
+      <w:proofErr w:type="spellEnd"/>
+      <w:r>
+        <w:t xml:space="preserve"> 同时携带更新后的 PlayerProfile、提示消息、升级和成就信息，UI 只负责展示弹窗和刷新状态。ProfileStore 负责 SharedPreferences 序列化，旧档案字段缺失时会补默认头像、金币和解锁状态，减少版本迭代后本地数据读取失败的风险。</w:t>
       </w:r>
     </w:p>
     <w:p>
@@ -31226,30 +32170,40 @@
                 <w:color w:val="FFFFFF" w:themeColor="background1"/>
               </w:rPr>
             </w:pPr>
-            <w:proofErr w:type="spellStart"/>
             <w:r>
               <w:rPr>
                 <w:b/>
                 <w:color w:val="FFFFFF" w:themeColor="background1"/>
                 <w:sz w:val="15"/>
               </w:rPr>
-              <w:t>GRASP/GoF 设计应用</w:t>
-            </w:r>
-            <w:proofErr w:type="spellEnd"/>
+              <w:t>GRASP/</w:t>
+            </w:r>
+            <w:proofErr w:type="spellStart"/>
             <w:r>
               <w:rPr>
                 <w:b/>
                 <w:color w:val="FFFFFF" w:themeColor="background1"/>
                 <w:sz w:val="15"/>
               </w:rPr>
-            </w:r>
-            <w:proofErr w:type="spellStart"/>
+              <w:t>GoF</w:t>
+            </w:r>
+            <w:proofErr w:type="spellEnd"/>
             <w:r>
               <w:rPr>
                 <w:b/>
                 <w:color w:val="FFFFFF" w:themeColor="background1"/>
                 <w:sz w:val="15"/>
               </w:rPr>
+              <w:t xml:space="preserve"> </w:t>
+            </w:r>
+            <w:proofErr w:type="spellStart"/>
+            <w:r>
+              <w:rPr>
+                <w:b/>
+                <w:color w:val="FFFFFF" w:themeColor="background1"/>
+                <w:sz w:val="15"/>
+              </w:rPr>
+              <w:t>设计应用</w:t>
             </w:r>
             <w:proofErr w:type="spellEnd"/>
           </w:p>
@@ -31339,15 +32293,29 @@
                 <w:color w:val="000000" w:themeColor="text1"/>
               </w:rPr>
             </w:pPr>
-            <w:proofErr w:type="spellStart"/>
-            <w:r>
-              <w:rPr>
-                <w:color w:val="000000" w:themeColor="text1"/>
-                <w:sz w:val="14"/>
-              </w:rPr>
-              <w:t>GRASP 信息专家（Information Expert）</w:t>
-            </w:r>
-            <w:proofErr w:type="spellEnd"/>
+            <w:r>
+              <w:rPr>
+                <w:color w:val="000000" w:themeColor="text1"/>
+                <w:sz w:val="14"/>
+              </w:rPr>
+              <w:t xml:space="preserve">GRASP </w:t>
+            </w:r>
+            <w:proofErr w:type="spellStart"/>
+            <w:r>
+              <w:rPr>
+                <w:color w:val="000000" w:themeColor="text1"/>
+                <w:sz w:val="14"/>
+              </w:rPr>
+              <w:t>信息专家（Information</w:t>
+            </w:r>
+            <w:proofErr w:type="spellEnd"/>
+            <w:r>
+              <w:rPr>
+                <w:color w:val="000000" w:themeColor="text1"/>
+                <w:sz w:val="14"/>
+              </w:rPr>
+              <w:t xml:space="preserve"> Expert）</w:t>
+            </w:r>
           </w:p>
         </w:tc>
         <w:tc>
@@ -31433,29 +32401,29 @@
                 <w:color w:val="000000" w:themeColor="text1"/>
               </w:rPr>
             </w:pPr>
-            <w:proofErr w:type="spellStart"/>
-            <w:r>
-              <w:rPr>
-                <w:color w:val="000000" w:themeColor="text1"/>
-                <w:sz w:val="14"/>
-              </w:rPr>
-              <w:t>GRASP 控制器（Controller）</w:t>
-            </w:r>
-            <w:proofErr w:type="spellEnd"/>
-            <w:r>
-              <w:rPr>
-                <w:color w:val="000000" w:themeColor="text1"/>
-                <w:sz w:val="14"/>
-              </w:rPr>
-            </w:r>
-            <w:proofErr w:type="spellStart"/>
-            <w:r>
-              <w:rPr>
-                <w:color w:val="000000" w:themeColor="text1"/>
-                <w:sz w:val="14"/>
-              </w:rPr>
-            </w:r>
-            <w:proofErr w:type="spellEnd"/>
+            <w:r>
+              <w:rPr>
+                <w:color w:val="000000" w:themeColor="text1"/>
+                <w:sz w:val="14"/>
+              </w:rPr>
+              <w:t xml:space="preserve">GRASP </w:t>
+            </w:r>
+            <w:proofErr w:type="spellStart"/>
+            <w:r>
+              <w:rPr>
+                <w:color w:val="000000" w:themeColor="text1"/>
+                <w:sz w:val="14"/>
+              </w:rPr>
+              <w:t>控制器（Controller</w:t>
+            </w:r>
+            <w:proofErr w:type="spellEnd"/>
+            <w:r>
+              <w:rPr>
+                <w:color w:val="000000" w:themeColor="text1"/>
+                <w:sz w:val="14"/>
+              </w:rPr>
+              <w:t>）</w:t>
+            </w:r>
           </w:p>
         </w:tc>
         <w:tc>
@@ -31542,15 +32510,29 @@
                 <w:color w:val="000000" w:themeColor="text1"/>
               </w:rPr>
             </w:pPr>
-            <w:proofErr w:type="spellStart"/>
-            <w:r>
-              <w:rPr>
-                <w:color w:val="000000" w:themeColor="text1"/>
-                <w:sz w:val="14"/>
-              </w:rPr>
-              <w:t>GRASP 纯虚构（Pure Fabrication）</w:t>
-            </w:r>
-            <w:proofErr w:type="spellEnd"/>
+            <w:r>
+              <w:rPr>
+                <w:color w:val="000000" w:themeColor="text1"/>
+                <w:sz w:val="14"/>
+              </w:rPr>
+              <w:t xml:space="preserve">GRASP </w:t>
+            </w:r>
+            <w:proofErr w:type="spellStart"/>
+            <w:r>
+              <w:rPr>
+                <w:color w:val="000000" w:themeColor="text1"/>
+                <w:sz w:val="14"/>
+              </w:rPr>
+              <w:t>纯虚构（Pure</w:t>
+            </w:r>
+            <w:proofErr w:type="spellEnd"/>
+            <w:r>
+              <w:rPr>
+                <w:color w:val="000000" w:themeColor="text1"/>
+                <w:sz w:val="14"/>
+              </w:rPr>
+              <w:t xml:space="preserve"> Fabrication）</w:t>
+            </w:r>
           </w:p>
         </w:tc>
         <w:tc>
@@ -31578,45 +32560,6 @@
                 <w:sz w:val="14"/>
               </w:rPr>
               <w:t>ProfileStore</w:t>
-            </w:r>
-            <w:r>
-              <w:rPr>
-                <w:color w:val="000000" w:themeColor="text1"/>
-                <w:sz w:val="14"/>
-              </w:rPr>
-            </w:r>
-            <w:r>
-              <w:rPr>
-                <w:rFonts w:ascii="Consolas" w:eastAsia="Consolas" w:hAnsi="Consolas"/>
-                <w:color w:val="000000" w:themeColor="text1"/>
-                <w:sz w:val="14"/>
-              </w:rPr>
-            </w:r>
-            <w:r>
-              <w:rPr>
-                <w:color w:val="000000" w:themeColor="text1"/>
-                <w:sz w:val="14"/>
-              </w:rPr>
-            </w:r>
-            <w:r>
-              <w:rPr>
-                <w:rFonts w:ascii="Consolas" w:eastAsia="Consolas" w:hAnsi="Consolas"/>
-                <w:color w:val="000000" w:themeColor="text1"/>
-                <w:sz w:val="14"/>
-              </w:rPr>
-            </w:r>
-            <w:r>
-              <w:rPr>
-                <w:color w:val="000000" w:themeColor="text1"/>
-                <w:sz w:val="14"/>
-              </w:rPr>
-            </w:r>
-            <w:r>
-              <w:rPr>
-                <w:rFonts w:ascii="Consolas" w:eastAsia="Consolas" w:hAnsi="Consolas"/>
-                <w:color w:val="000000" w:themeColor="text1"/>
-                <w:sz w:val="14"/>
-              </w:rPr>
             </w:r>
           </w:p>
         </w:tc>
@@ -31679,9 +32622,48 @@
                 <w:color w:val="000000" w:themeColor="text1"/>
                 <w:sz w:val="14"/>
               </w:rPr>
-              <w:t>GoF 外观模式（Facade）/ GRASP 防变化（Protected Variations）</w:t>
-            </w:r>
-            <w:proofErr w:type="spellEnd"/>
+              <w:t>GoF</w:t>
+            </w:r>
+            <w:proofErr w:type="spellEnd"/>
+            <w:r>
+              <w:rPr>
+                <w:color w:val="000000" w:themeColor="text1"/>
+                <w:sz w:val="14"/>
+              </w:rPr>
+              <w:t xml:space="preserve"> </w:t>
+            </w:r>
+            <w:proofErr w:type="spellStart"/>
+            <w:r>
+              <w:rPr>
+                <w:color w:val="000000" w:themeColor="text1"/>
+                <w:sz w:val="14"/>
+              </w:rPr>
+              <w:t>外观模式（Facade</w:t>
+            </w:r>
+            <w:proofErr w:type="spellEnd"/>
+            <w:r>
+              <w:rPr>
+                <w:color w:val="000000" w:themeColor="text1"/>
+                <w:sz w:val="14"/>
+              </w:rPr>
+              <w:t xml:space="preserve">）/ GRASP </w:t>
+            </w:r>
+            <w:proofErr w:type="spellStart"/>
+            <w:r>
+              <w:rPr>
+                <w:color w:val="000000" w:themeColor="text1"/>
+                <w:sz w:val="14"/>
+              </w:rPr>
+              <w:t>防变化（Protected</w:t>
+            </w:r>
+            <w:proofErr w:type="spellEnd"/>
+            <w:r>
+              <w:rPr>
+                <w:color w:val="000000" w:themeColor="text1"/>
+                <w:sz w:val="14"/>
+              </w:rPr>
+              <w:t xml:space="preserve"> Variations）</w:t>
+            </w:r>
           </w:p>
         </w:tc>
         <w:tc>
@@ -31711,12 +32693,6 @@
                 <w:sz w:val="14"/>
               </w:rPr>
               <w:t>ProfileController、ProfileChange、金币不足判断</w:t>
-            </w:r>
-            <w:r>
-              <w:rPr>
-                <w:color w:val="000000" w:themeColor="text1"/>
-                <w:sz w:val="14"/>
-              </w:rPr>
             </w:r>
             <w:proofErr w:type="spellEnd"/>
           </w:p>
@@ -31875,6 +32851,7 @@
                 <w:color w:val="FFFFFF" w:themeColor="background1"/>
                 <w:sz w:val="15"/>
               </w:rPr>
+              <w:lastRenderedPageBreak/>
               <w:t>页面</w:t>
             </w:r>
             <w:proofErr w:type="spellEnd"/>
@@ -32751,30 +33728,131 @@
       </w:r>
     </w:p>
     <w:p>
-      <w:r>
+      <w:pPr>
+        <w:rPr>
+          <w:lang w:eastAsia="zh-CN"/>
+        </w:rPr>
+      </w:pPr>
+      <w:r>
+        <w:rPr>
+          <w:lang w:eastAsia="zh-CN"/>
+        </w:rPr>
         <w:t>界面卡顿优化是本阶段重点之一。早期版本中，大厅主视觉上移动画、漂浮扑克牌、牌桌光效、手牌发牌、卡牌阴影和结算粒子可能同时运行。Jetpack Compose 是状态驱动界面，状态变化会触发重组和重新绘制；如果每张牌、每个光效都各自维护动画状态，手机每一帧都要处理大量状态写入、布局测量和绘制任务，就会出现大厅动画一顿一顿、发牌结束后手牌跳动、置牌区突然变大的问题。优化时没有简单追求更高帧率，而是先减少每帧需要变化的状态数量。</w:t>
       </w:r>
     </w:p>
     <w:p>
-      <w:pPr/>
-      <w:r>
-        <w:t>具体实现上，发牌动画使用单个全局 Animatable 进度驱动 52 张牌的位置计算，不为每张牌单独创建协程和动画对象；所有牌的飞行位置都由同一个进度值、发牌序号和目标座位推导出来，因此每帧只更新一个核心动画状态。大厅漂浮牌和光效改为固定数量 Canvas/graphicsLayer 绘制，尽量只改变位移、缩放和透明度，不频繁改变布局尺寸。手牌列表则使用稳定 key：每张牌用花色和点数组成唯一身份，例如 Spade-3、Heart-A。这样玩家选牌、提示、排序或出牌后，Compose 能识别“这还是同一张牌，只是位置或状态变了”，不会把整组手牌当成新组件重新创建，从而减少选中上浮、阴影、飞牌动画的抖动和重复播放。</w:t>
+      <w:pPr>
+        <w:rPr>
+          <w:lang w:eastAsia="zh-CN"/>
+        </w:rPr>
+      </w:pPr>
+      <w:r>
+        <w:rPr>
+          <w:lang w:eastAsia="zh-CN"/>
+        </w:rPr>
+        <w:t>具体实现上，发牌动画使用单个全局 Animatable 进度驱动 52 张牌的位置计算，不为每张牌单独创建协程和动画对象；所有牌的飞行位置都由同一个进度值、发牌序号和目标座位推导出来，因此每帧只更新一个核心动画状态。大厅漂浮牌和光效改为固定数量 Canvas/</w:t>
+      </w:r>
+      <w:proofErr w:type="spellStart"/>
+      <w:r>
+        <w:rPr>
+          <w:lang w:eastAsia="zh-CN"/>
+        </w:rPr>
+        <w:t>graphicsLayer</w:t>
+      </w:r>
+      <w:proofErr w:type="spellEnd"/>
+      <w:r>
+        <w:rPr>
+          <w:lang w:eastAsia="zh-CN"/>
+        </w:rPr>
+        <w:t xml:space="preserve"> 绘制，尽量只改变位移、缩放和透明度，不频繁改变布局尺寸。手牌列表则使用稳定 key：每张牌用花色和点数组成唯一身份，例如 Spade-3、Heart-A。这样玩家选牌、提示、排序或出牌后，Compose 能识别“这还是同一张牌，只是位置或状态变了”，不会把整组手牌当成新组件重新创建，从而减少选中上浮、阴影、飞牌动画的抖动和重复播放。</w:t>
       </w:r>
     </w:p>
     <w:p>
-      <w:pPr/>
-      <w:r>
-        <w:t>同时，动画牌和真实手牌统一使用同一套卡牌尺寸、间距和牌桌区域约束。发牌动画结束后，牌背飞到的位置与底部真实手牌展开位置在视觉上连续，中央置牌区也保持固定高度，不再因为上一手牌数量变化而反复扩大或压缩。复杂粒子只在结算弹层播放一次，普通大厅和牌桌保留轻量循环动画，优先保证低端手机和模拟器上的稳定流畅。</w:t>
+      <w:pPr>
+        <w:rPr>
+          <w:lang w:eastAsia="zh-CN"/>
+        </w:rPr>
+      </w:pPr>
+      <w:r>
+        <w:rPr>
+          <w:lang w:eastAsia="zh-CN"/>
+        </w:rPr>
+        <w:t>同时，动画牌和真实手牌统一使用同一套卡牌尺寸、间距和牌桌区域约束。发牌动画结束后，牌背飞到的位置与底部真实手牌展开位置在视觉上连续，中央置牌区也保持固定高度，不再因为上一手牌数量变化而反复</w:t>
+      </w:r>
+      <w:r>
+        <w:rPr>
+          <w:lang w:eastAsia="zh-CN"/>
+        </w:rPr>
+        <w:lastRenderedPageBreak/>
+        <w:t>扩大或压缩。复杂粒子只在结算弹层播放一次，普通大厅和牌桌保留轻量循环动画，优先保证低端手机和模拟器上的稳定流畅。</w:t>
       </w:r>
     </w:p>
     <w:p>
-      <w:r>
+      <w:pPr>
+        <w:rPr>
+          <w:lang w:eastAsia="zh-CN"/>
+        </w:rPr>
+      </w:pPr>
+      <w:r>
+        <w:rPr>
+          <w:lang w:eastAsia="zh-CN"/>
+        </w:rPr>
         <w:t>卡顿修复中也使用了 AI 辅助分析。开发者把“回到大厅时主视觉动画一顿一顿”“发牌动画和真实手牌大小割裂”“置牌区莫名变大”等现象描述给 Codex/GPT-5，模型辅助排查动画状态、布局尺寸和重组触发点。最终采用统一卡牌尺寸、稳定牌桌区域约束、减少无限动画数量、把复杂粒子限制在结算场景等方案，优先保证低端手机和模拟器上的可用流畅度。</w:t>
       </w:r>
     </w:p>
     <w:p>
-      <w:r>
-        <w:t>音乐和震动同样做了生命周期控制。CardRoomMusicPlayer 统一管理背景音乐，避免页面切换时重复创建 MediaPlayer；设置页的开关只改变播放状态，不影响 GameController。出牌音效和震动只在成功出牌时触发，非法出牌或无可压牌时不播放反馈，避免玩家误解操作结果。</w:t>
+      <w:pPr>
+        <w:rPr>
+          <w:lang w:eastAsia="zh-CN"/>
+        </w:rPr>
+      </w:pPr>
+      <w:r>
+        <w:rPr>
+          <w:lang w:eastAsia="zh-CN"/>
+        </w:rPr>
+        <w:t>音乐和震动同样做了生命周期控制。</w:t>
+      </w:r>
+      <w:proofErr w:type="spellStart"/>
+      <w:r>
+        <w:rPr>
+          <w:lang w:eastAsia="zh-CN"/>
+        </w:rPr>
+        <w:t>CardRoomMusicPlayer</w:t>
+      </w:r>
+      <w:proofErr w:type="spellEnd"/>
+      <w:r>
+        <w:rPr>
+          <w:lang w:eastAsia="zh-CN"/>
+        </w:rPr>
+        <w:t xml:space="preserve"> 统一管理背景音乐，避免页面切换时重复创建 </w:t>
+      </w:r>
+      <w:proofErr w:type="spellStart"/>
+      <w:r>
+        <w:rPr>
+          <w:lang w:eastAsia="zh-CN"/>
+        </w:rPr>
+        <w:t>MediaPlayer</w:t>
+      </w:r>
+      <w:proofErr w:type="spellEnd"/>
+      <w:r>
+        <w:rPr>
+          <w:lang w:eastAsia="zh-CN"/>
+        </w:rPr>
+        <w:t xml:space="preserve">；设置页的开关只改变播放状态，不影响 </w:t>
+      </w:r>
+      <w:proofErr w:type="spellStart"/>
+      <w:r>
+        <w:rPr>
+          <w:lang w:eastAsia="zh-CN"/>
+        </w:rPr>
+        <w:t>GameController</w:t>
+      </w:r>
+      <w:proofErr w:type="spellEnd"/>
+      <w:r>
+        <w:rPr>
+          <w:lang w:eastAsia="zh-CN"/>
+        </w:rPr>
+        <w:t>。出牌音效和震动只在成功出牌时触发，非法出牌或无可压牌时不播放反馈，避免玩家误解操作结果。</w:t>
       </w:r>
     </w:p>
     <w:p>
@@ -32881,12 +33959,14 @@
         <w:ind w:left="346" w:hanging="346"/>
         <w:rPr>
           <w:color w:val="000000" w:themeColor="text1"/>
+          <w:lang w:eastAsia="zh-CN"/>
         </w:rPr>
       </w:pPr>
       <w:r>
         <w:rPr>
           <w:color w:val="000000" w:themeColor="text1"/>
           <w:sz w:val="20"/>
+          <w:lang w:eastAsia="zh-CN"/>
         </w:rPr>
         <w:t xml:space="preserve">4.  </w:t>
       </w:r>
@@ -32896,6 +33976,7 @@
           <w:rFonts w:ascii="Consolas" w:eastAsia="Consolas" w:hAnsi="Consolas"/>
           <w:color w:val="000000" w:themeColor="text1"/>
           <w:sz w:val="19"/>
+          <w:lang w:eastAsia="zh-CN"/>
         </w:rPr>
         <w:t>CardRoomMusicPlayer</w:t>
       </w:r>
@@ -32904,24 +33985,9 @@
         <w:rPr>
           <w:color w:val="000000" w:themeColor="text1"/>
           <w:sz w:val="20"/>
-        </w:rPr>
-        <w:t xml:space="preserve"> </w:t>
-      </w:r>
-      <w:proofErr w:type="spellStart"/>
-      <w:r>
-        <w:rPr>
-          <w:color w:val="000000" w:themeColor="text1"/>
-          <w:sz w:val="20"/>
-        </w:rPr>
-        <w:t>负责背景音乐生命周期，避免页面切换后重复创建播放器</w:t>
-      </w:r>
-      <w:proofErr w:type="spellEnd"/>
-      <w:r>
-        <w:rPr>
-          <w:color w:val="000000" w:themeColor="text1"/>
-          <w:sz w:val="20"/>
-        </w:rPr>
-        <w:t>。</w:t>
+          <w:lang w:eastAsia="zh-CN"/>
+        </w:rPr>
+        <w:t xml:space="preserve"> 负责背景音乐生命周期，避免页面切换后重复创建播放器。</w:t>
       </w:r>
     </w:p>
     <w:p>
@@ -32930,63 +33996,35 @@
         <w:ind w:left="346" w:hanging="346"/>
         <w:rPr>
           <w:color w:val="000000" w:themeColor="text1"/>
+          <w:lang w:eastAsia="zh-CN"/>
         </w:rPr>
       </w:pPr>
       <w:r>
         <w:rPr>
           <w:color w:val="000000" w:themeColor="text1"/>
           <w:sz w:val="20"/>
-        </w:rPr>
-        <w:t xml:space="preserve">5.  </w:t>
+          <w:lang w:eastAsia="zh-CN"/>
+        </w:rPr>
+        <w:t xml:space="preserve">5.  音效和震动属于用户反馈，不参与牌局逻辑，因此与 </w:t>
       </w:r>
       <w:proofErr w:type="spellStart"/>
       <w:r>
         <w:rPr>
+          <w:rFonts w:ascii="Consolas" w:eastAsia="Consolas" w:hAnsi="Consolas"/>
+          <w:color w:val="000000" w:themeColor="text1"/>
+          <w:sz w:val="19"/>
+          <w:lang w:eastAsia="zh-CN"/>
+        </w:rPr>
+        <w:t>GameController</w:t>
+      </w:r>
+      <w:proofErr w:type="spellEnd"/>
+      <w:r>
+        <w:rPr>
           <w:color w:val="000000" w:themeColor="text1"/>
           <w:sz w:val="20"/>
-        </w:rPr>
-        <w:t>音效和震动属于用户反馈，不参与牌局逻辑，因此与</w:t>
-      </w:r>
-      <w:proofErr w:type="spellEnd"/>
-      <w:r>
-        <w:rPr>
-          <w:color w:val="000000" w:themeColor="text1"/>
-          <w:sz w:val="20"/>
-        </w:rPr>
-        <w:t xml:space="preserve"> </w:t>
-      </w:r>
-      <w:proofErr w:type="spellStart"/>
-      <w:r>
-        <w:rPr>
-          <w:rFonts w:ascii="Consolas" w:eastAsia="Consolas" w:hAnsi="Consolas"/>
-          <w:color w:val="000000" w:themeColor="text1"/>
-          <w:sz w:val="19"/>
-        </w:rPr>
-        <w:t>GameController</w:t>
-      </w:r>
-      <w:proofErr w:type="spellEnd"/>
-      <w:r>
-        <w:rPr>
-          <w:color w:val="000000" w:themeColor="text1"/>
-          <w:sz w:val="20"/>
-        </w:rPr>
-        <w:t xml:space="preserve"> </w:t>
-      </w:r>
-      <w:proofErr w:type="spellStart"/>
-      <w:r>
-        <w:rPr>
-          <w:color w:val="000000" w:themeColor="text1"/>
-          <w:sz w:val="20"/>
-        </w:rPr>
-        <w:t>分离</w:t>
-      </w:r>
-      <w:proofErr w:type="spellEnd"/>
-      <w:r>
-        <w:rPr>
-          <w:color w:val="000000" w:themeColor="text1"/>
-          <w:sz w:val="20"/>
-        </w:rPr>
-        <w:t>。</w:t>
+          <w:lang w:eastAsia="zh-CN"/>
+        </w:rPr>
+        <w:t xml:space="preserve"> 分离。</w:t>
       </w:r>
     </w:p>
     <w:p>
@@ -33029,8 +34067,7 @@
       </w:pPr>
       <w:r>
         <w:rPr>
-          <w:b w:val="0"/>
-          <w:i w:val="0"/>
+          <w:lang w:eastAsia="zh-CN"/>
         </w:rPr>
         <w:t>本阶段完成三档神经网络 AI、玩家成长系统、状态图细化、牌桌交互和用户体验增强。测试中覆盖神经网络模型元数据、特征维度、AI 合法动作、三档 profile 随机多局完成、玩家成长和动画 key 稳定性，减少 AI 出非法牌、成长数据丢失或 UI 动画重复播放的风险。</w:t>
       </w:r>
@@ -33047,7 +34084,6 @@
         <w:rPr>
           <w:color w:val="000000" w:themeColor="text1"/>
         </w:rPr>
-        <w:lastRenderedPageBreak/>
         <w:t>阶段成果展示</w:t>
       </w:r>
       <w:proofErr w:type="spellEnd"/>
@@ -33073,9 +34109,9 @@
         <w:tblLook w:val="04A0" w:firstRow="1" w:lastRow="0" w:firstColumn="1" w:lastColumn="0" w:noHBand="0" w:noVBand="1"/>
       </w:tblPr>
       <w:tblGrid>
-        <w:gridCol w:w="2272"/>
-        <w:gridCol w:w="2684"/>
-        <w:gridCol w:w="5261"/>
+        <w:gridCol w:w="1233"/>
+        <w:gridCol w:w="2141"/>
+        <w:gridCol w:w="6843"/>
       </w:tblGrid>
       <w:tr>
         <w:trPr>
@@ -33263,7 +34299,6 @@
                 <w:color w:val="000000" w:themeColor="text1"/>
               </w:rPr>
             </w:pPr>
-            <w:proofErr w:type="spellStart"/>
             <w:r>
               <w:rPr>
                 <w:color w:val="000000" w:themeColor="text1"/>
@@ -33271,7 +34306,6 @@
               </w:rPr>
               <w:t>Code</w:t>
             </w:r>
-            <w:proofErr w:type="spellEnd"/>
           </w:p>
         </w:tc>
         <w:tc>
@@ -33426,7 +34460,6 @@
                 <w:color w:val="000000" w:themeColor="text1"/>
               </w:rPr>
             </w:pPr>
-            <w:proofErr w:type="spellStart"/>
             <w:r>
               <w:rPr>
                 <w:color w:val="000000" w:themeColor="text1"/>
@@ -33434,7 +34467,6 @@
               </w:rPr>
               <w:t>Code</w:t>
             </w:r>
-            <w:proofErr w:type="spellEnd"/>
           </w:p>
         </w:tc>
         <w:tc>
@@ -33596,7 +34628,6 @@
                 <w:color w:val="000000" w:themeColor="text1"/>
               </w:rPr>
             </w:pPr>
-            <w:proofErr w:type="spellStart"/>
             <w:r>
               <w:rPr>
                 <w:color w:val="000000" w:themeColor="text1"/>
@@ -33604,7 +34635,6 @@
               </w:rPr>
               <w:t>Image</w:t>
             </w:r>
-            <w:proofErr w:type="spellEnd"/>
           </w:p>
         </w:tc>
         <w:tc>
@@ -33713,6 +34743,7 @@
                 <w:color w:val="000000" w:themeColor="text1"/>
                 <w:sz w:val="14"/>
               </w:rPr>
+              <w:lastRenderedPageBreak/>
               <w:t>测试成果</w:t>
             </w:r>
             <w:proofErr w:type="spellEnd"/>
@@ -33930,8 +34961,7 @@
       </w:pPr>
       <w:r>
         <w:rPr>
-          <w:b w:val="0"/>
-          <w:i w:val="0"/>
+          <w:lang w:eastAsia="zh-CN"/>
         </w:rPr>
         <w:t>神经网络 AI 接入代码片段如下：</w:t>
       </w:r>
@@ -33946,29 +34976,87 @@
       </w:pPr>
       <w:r>
         <w:rPr>
-          <w:rFonts w:ascii="Consolas" w:hAnsi="Consolas" w:eastAsia="Consolas"/>
-          <w:b w:val="0"/>
-          <w:i w:val="0"/>
+          <w:rFonts w:ascii="Consolas" w:eastAsia="Consolas" w:hAnsi="Consolas"/>
           <w:sz w:val="17"/>
         </w:rPr>
         <w:t>enum class NeuralAiProfile(val title: String, val scoreNoise: Double) {</w:t>
+      </w:r>
+      <w:r>
+        <w:rPr>
+          <w:rFonts w:ascii="Consolas" w:eastAsia="Consolas" w:hAnsi="Consolas"/>
+          <w:sz w:val="17"/>
+        </w:rPr>
         <w:br/>
         <w:t xml:space="preserve">    Easy("简单", 3.0),</w:t>
+      </w:r>
+      <w:r>
+        <w:rPr>
+          <w:rFonts w:ascii="Consolas" w:eastAsia="Consolas" w:hAnsi="Consolas"/>
+          <w:sz w:val="17"/>
+        </w:rPr>
         <w:br/>
         <w:t xml:space="preserve">    Normal("普通", 0.80),</w:t>
+      </w:r>
+      <w:r>
+        <w:rPr>
+          <w:rFonts w:ascii="Consolas" w:eastAsia="Consolas" w:hAnsi="Consolas"/>
+          <w:sz w:val="17"/>
+        </w:rPr>
         <w:br/>
         <w:t xml:space="preserve">    Hard("困难", 0.0)</w:t>
+      </w:r>
+      <w:r>
+        <w:rPr>
+          <w:rFonts w:ascii="Consolas" w:eastAsia="Consolas" w:hAnsi="Consolas"/>
+          <w:sz w:val="17"/>
+        </w:rPr>
         <w:br/>
         <w:t>}</w:t>
+      </w:r>
+      <w:r>
+        <w:rPr>
+          <w:rFonts w:ascii="Consolas" w:eastAsia="Consolas" w:hAnsi="Consolas"/>
+          <w:sz w:val="17"/>
+        </w:rPr>
         <w:br/>
+      </w:r>
+      <w:r>
+        <w:rPr>
+          <w:rFonts w:ascii="Consolas" w:eastAsia="Consolas" w:hAnsi="Consolas"/>
+          <w:sz w:val="17"/>
+        </w:rPr>
         <w:br/>
         <w:t>fun strategy(controller: GameController, level: Difficulty = difficulty): AiStrategy = when (level) {</w:t>
+      </w:r>
+      <w:r>
+        <w:rPr>
+          <w:rFonts w:ascii="Consolas" w:eastAsia="Consolas" w:hAnsi="Consolas"/>
+          <w:sz w:val="17"/>
+        </w:rPr>
         <w:br/>
         <w:t xml:space="preserve">    Difficulty.Easy -&gt; NeuralAiStrategy(controller, NeuralAiProfile.Easy)</w:t>
+      </w:r>
+      <w:r>
+        <w:rPr>
+          <w:rFonts w:ascii="Consolas" w:eastAsia="Consolas" w:hAnsi="Consolas"/>
+          <w:sz w:val="17"/>
+        </w:rPr>
         <w:br/>
         <w:t xml:space="preserve">    Difficulty.Normal -&gt; NeuralAiStrategy(controller, NeuralAiProfile.Normal)</w:t>
+      </w:r>
+      <w:r>
+        <w:rPr>
+          <w:rFonts w:ascii="Consolas" w:eastAsia="Consolas" w:hAnsi="Consolas"/>
+          <w:sz w:val="17"/>
+        </w:rPr>
         <w:br/>
         <w:t xml:space="preserve">    Difficulty.Hard -&gt; NeuralAiStrategy(controller, NeuralAiProfile.Hard)</w:t>
+      </w:r>
+      <w:r>
+        <w:rPr>
+          <w:rFonts w:ascii="Consolas" w:eastAsia="Consolas" w:hAnsi="Consolas"/>
+          <w:sz w:val="17"/>
+        </w:rPr>
         <w:br/>
         <w:t>}</w:t>
       </w:r>
@@ -34008,7 +35096,6 @@
           <w:noProof/>
           <w:color w:val="000000" w:themeColor="text1"/>
         </w:rPr>
-        <w:lastRenderedPageBreak/>
         <w:drawing>
           <wp:inline distT="0" distB="0" distL="0" distR="0" wp14:anchorId="115335CF" wp14:editId="404405E3">
             <wp:extent cx="6080760" cy="3622520"/>
@@ -34079,7 +35166,7 @@
           <w:color w:val="000000" w:themeColor="text1"/>
           <w:sz w:val="26"/>
         </w:rPr>
-        <w:t>7.7 问题与解决</w:t>
+        <w:t xml:space="preserve">7.7 </w:t>
       </w:r>
       <w:proofErr w:type="spellStart"/>
       <w:r>
@@ -34089,6 +35176,7 @@
           <w:color w:val="000000" w:themeColor="text1"/>
           <w:sz w:val="26"/>
         </w:rPr>
+        <w:t>问题与解决</w:t>
       </w:r>
       <w:proofErr w:type="spellEnd"/>
     </w:p>
@@ -34239,9 +35327,15 @@
             <w:vAlign w:val="center"/>
           </w:tcPr>
           <w:p>
+            <w:pPr>
+              <w:rPr>
+                <w:lang w:eastAsia="zh-CN"/>
+              </w:rPr>
+            </w:pPr>
             <w:r>
               <w:rPr>
                 <w:sz w:val="18"/>
+                <w:lang w:eastAsia="zh-CN"/>
               </w:rPr>
               <w:t>模型效果需要可量化证明</w:t>
             </w:r>
@@ -34260,11 +35354,54 @@
             <w:vAlign w:val="center"/>
           </w:tcPr>
           <w:p>
+            <w:proofErr w:type="spellStart"/>
             <w:r>
               <w:rPr>
                 <w:sz w:val="18"/>
               </w:rPr>
-              <w:t>增加训练清单、benchmark 报告和 artifact 校验脚本，记录胜率、完局率、教师策略一致率和权重 checksum</w:t>
+              <w:t>增加训练清单、benchmark</w:t>
+            </w:r>
+            <w:proofErr w:type="spellEnd"/>
+            <w:r>
+              <w:rPr>
+                <w:sz w:val="18"/>
+              </w:rPr>
+              <w:t xml:space="preserve"> </w:t>
+            </w:r>
+            <w:proofErr w:type="spellStart"/>
+            <w:r>
+              <w:rPr>
+                <w:sz w:val="18"/>
+              </w:rPr>
+              <w:t>报告和</w:t>
+            </w:r>
+            <w:proofErr w:type="spellEnd"/>
+            <w:r>
+              <w:rPr>
+                <w:sz w:val="18"/>
+              </w:rPr>
+              <w:t xml:space="preserve"> artifact </w:t>
+            </w:r>
+            <w:proofErr w:type="spellStart"/>
+            <w:r>
+              <w:rPr>
+                <w:sz w:val="18"/>
+              </w:rPr>
+              <w:t>校验脚本，记录</w:t>
+            </w:r>
+            <w:r>
+              <w:rPr>
+                <w:sz w:val="18"/>
+              </w:rPr>
+              <w:lastRenderedPageBreak/>
+              <w:t>胜率、完局率、教师策略一致率和权重</w:t>
+            </w:r>
+            <w:proofErr w:type="spellEnd"/>
+            <w:r>
+              <w:rPr>
+                <w:sz w:val="18"/>
+              </w:rPr>
+              <w:t xml:space="preserve"> checksum</w:t>
             </w:r>
           </w:p>
         </w:tc>
@@ -34296,6 +35433,7 @@
                 <w:color w:val="000000" w:themeColor="text1"/>
                 <w:sz w:val="14"/>
               </w:rPr>
+              <w:lastRenderedPageBreak/>
               <w:t xml:space="preserve">UI </w:t>
             </w:r>
             <w:proofErr w:type="spellStart"/>
@@ -34772,7 +35910,15 @@
       </w:r>
     </w:p>
     <w:p>
-      <w:r>
+      <w:pPr>
+        <w:rPr>
+          <w:lang w:eastAsia="zh-CN"/>
+        </w:rPr>
+      </w:pPr>
+      <w:r>
+        <w:rPr>
+          <w:lang w:eastAsia="zh-CN"/>
+        </w:rPr>
         <w:t>整合阶段继续使用 Codex/GPT-5 辅助检查跨模块数据流。开发者将入口页面、规则保存、人机开局、蓝牙房间、结算奖励和 Release 配置串成完整路径后，把发现的问题和代码片段交给模型分析，例如规则保存后是否影响蓝牙 START 消息、结算后再来一局是否应回原房间、Release 与 Debug 的运行配置是否混淆。AI 给出的修改建议最终都需要通过本地构建和真机运行确认。</w:t>
       </w:r>
     </w:p>
@@ -34930,6 +36076,7 @@
           <w:sz w:val="32"/>
           <w:lang w:eastAsia="zh-CN"/>
         </w:rPr>
+        <w:lastRenderedPageBreak/>
         <w:t>8.3 代码测试与验收</w:t>
       </w:r>
     </w:p>
@@ -34951,13 +36098,46 @@
       </w:r>
     </w:p>
     <w:p>
-      <w:r>
+      <w:pPr>
+        <w:rPr>
+          <w:lang w:eastAsia="zh-CN"/>
+        </w:rPr>
+      </w:pPr>
+      <w:r>
+        <w:rPr>
+          <w:lang w:eastAsia="zh-CN"/>
+        </w:rPr>
         <w:t>测试用例设计也借助 AI 扩展场景。除了常规牌型识别测试外，Codex/GPT-5 帮助补充了固定 seed 随机多局、非法出牌、三家过牌重置、无可压牌提示、重复 MOVE_REQUEST 过滤、客户端断线托管、金币不足消费失败、头像重复解锁不重复扣费、动画 key 稳定性等边界用例。开发者根据实际源码保留可运行测试，删除无法在本地环境稳定复现的设想。</w:t>
       </w:r>
     </w:p>
     <w:p>
       <w:r>
-        <w:t>修 bug 时的流程是“复现现象—收集日志—让 AI 辅助分析—修改代码—重新测试”。例如蓝牙问题会同时检查传输层事件、房间座位、UI 弹窗和消息协议；动画问题会同时检查 Compose 状态、key、尺寸约束和无限动画数量；Release 问题会检查签名、keystore 忽略规则和 runRelease 配置。这个流程比只看界面现象更可靠。</w:t>
+        <w:rPr>
+          <w:lang w:eastAsia="zh-CN"/>
+        </w:rPr>
+        <w:t xml:space="preserve">修 bug 时的流程是“复现现象—收集日志—让 AI 辅助分析—修改代码—重新测试”。例如蓝牙问题会同时检查传输层事件、房间座位、UI 弹窗和消息协议；动画问题会同时检查 Compose 状态、key、尺寸约束和无限动画数量；Release 问题会检查签名、keystore 忽略规则和 </w:t>
+      </w:r>
+      <w:proofErr w:type="spellStart"/>
+      <w:r>
+        <w:rPr>
+          <w:lang w:eastAsia="zh-CN"/>
+        </w:rPr>
+        <w:t>runRelease</w:t>
+      </w:r>
+      <w:proofErr w:type="spellEnd"/>
+      <w:r>
+        <w:rPr>
+          <w:lang w:eastAsia="zh-CN"/>
+        </w:rPr>
+        <w:t xml:space="preserve"> 配置。</w:t>
+      </w:r>
+      <w:proofErr w:type="spellStart"/>
+      <w:r>
+        <w:t>这个流程比只看界面现象更可靠</w:t>
+      </w:r>
+      <w:proofErr w:type="spellEnd"/>
+      <w:r>
+        <w:t>。</w:t>
       </w:r>
     </w:p>
     <w:tbl>
@@ -34997,7 +36177,6 @@
                 <w:color w:val="FFFFFF" w:themeColor="background1"/>
                 <w:sz w:val="20"/>
               </w:rPr>
-              <w:lastRenderedPageBreak/>
               <w:t>测试文件</w:t>
             </w:r>
             <w:proofErr w:type="spellEnd"/>
@@ -35166,12 +36345,14 @@
             <w:vAlign w:val="center"/>
           </w:tcPr>
           <w:p>
+            <w:proofErr w:type="spellStart"/>
             <w:r>
               <w:rPr>
                 <w:sz w:val="18"/>
               </w:rPr>
               <w:t>GameControllerTest</w:t>
             </w:r>
+            <w:proofErr w:type="spellEnd"/>
           </w:p>
         </w:tc>
         <w:tc>
@@ -35206,9 +36387,15 @@
             <w:vAlign w:val="center"/>
           </w:tcPr>
           <w:p>
+            <w:pPr>
+              <w:rPr>
+                <w:lang w:eastAsia="zh-CN"/>
+              </w:rPr>
+            </w:pPr>
             <w:r>
               <w:rPr>
                 <w:sz w:val="18"/>
+                <w:lang w:eastAsia="zh-CN"/>
               </w:rPr>
               <w:t>覆盖牌局主流程，防止死循环、非法状态和模型权重/特征维度不一致</w:t>
             </w:r>
@@ -35902,6 +37089,7 @@
                 <w:color w:val="000000" w:themeColor="text1"/>
                 <w:sz w:val="18"/>
               </w:rPr>
+              <w:lastRenderedPageBreak/>
               <w:t>MusicAssetTest</w:t>
             </w:r>
             <w:proofErr w:type="spellEnd"/>
@@ -36480,7 +37668,6 @@
           <w:sz w:val="22"/>
           <w:lang w:eastAsia="zh-CN"/>
         </w:rPr>
-        <w:lastRenderedPageBreak/>
         <w:t xml:space="preserve">4. 设备冒烟测试放在 </w:t>
       </w:r>
       <w:proofErr w:type="spellStart"/>
@@ -37207,6 +38394,7 @@
           <w:color w:val="000000" w:themeColor="text1"/>
           <w:sz w:val="32"/>
         </w:rPr>
+        <w:lastRenderedPageBreak/>
         <w:t xml:space="preserve">8.4 Release </w:t>
       </w:r>
       <w:proofErr w:type="spellStart"/>
@@ -37931,7 +39119,6 @@
                 <w:color w:val="000000" w:themeColor="text1"/>
                 <w:sz w:val="18"/>
               </w:rPr>
-              <w:lastRenderedPageBreak/>
               <w:t>Release Bundle</w:t>
             </w:r>
           </w:p>
@@ -38775,7 +39962,7 @@
           <w:color w:val="000000" w:themeColor="text1"/>
           <w:sz w:val="32"/>
         </w:rPr>
-        <w:t>8.5 问题与解决</w:t>
+        <w:t xml:space="preserve">8.5 </w:t>
       </w:r>
       <w:proofErr w:type="spellStart"/>
       <w:r>
@@ -38786,6 +39973,7 @@
           <w:color w:val="000000" w:themeColor="text1"/>
           <w:sz w:val="32"/>
         </w:rPr>
+        <w:t>问题与解决</w:t>
       </w:r>
       <w:proofErr w:type="spellEnd"/>
     </w:p>
@@ -38887,7 +40075,6 @@
                 <w:sz w:val="18"/>
                 <w:lang w:eastAsia="zh-CN"/>
               </w:rPr>
-              <w:lastRenderedPageBreak/>
               <w:t>真机蓝牙受品牌、权限、配对状态影响</w:t>
             </w:r>
           </w:p>
@@ -38977,7 +40164,16 @@
                 <w:sz w:val="18"/>
                 <w:lang w:eastAsia="zh-CN"/>
               </w:rPr>
-              <w:t>使用模拟传输覆盖客户端断线托管；房主断线采用真机/手动验收确认弹窗退出</w:t>
+              <w:t>使用模拟传输覆盖客户端断线托管；房主断线采用真机/手动</w:t>
+            </w:r>
+            <w:r>
+              <w:rPr>
+                <w:color w:val="000000" w:themeColor="text1"/>
+                <w:sz w:val="18"/>
+                <w:lang w:eastAsia="zh-CN"/>
+              </w:rPr>
+              <w:lastRenderedPageBreak/>
+              <w:t>验收确认弹窗退出</w:t>
             </w:r>
           </w:p>
         </w:tc>
@@ -39006,6 +40202,7 @@
                 <w:color w:val="000000" w:themeColor="text1"/>
                 <w:sz w:val="18"/>
               </w:rPr>
+              <w:lastRenderedPageBreak/>
               <w:t xml:space="preserve">Debug 和 Release </w:t>
             </w:r>
             <w:proofErr w:type="spellStart"/>
@@ -39552,12 +40749,28 @@
             <w:vAlign w:val="center"/>
           </w:tcPr>
           <w:p>
+            <w:proofErr w:type="spellStart"/>
             <w:r>
               <w:rPr>
                 <w:sz w:val="18"/>
               </w:rPr>
-              <w:t>人机与 AI 录屏</w:t>
-            </w:r>
+              <w:t>人机与</w:t>
+            </w:r>
+            <w:proofErr w:type="spellEnd"/>
+            <w:r>
+              <w:rPr>
+                <w:sz w:val="18"/>
+              </w:rPr>
+              <w:t xml:space="preserve"> AI </w:t>
+            </w:r>
+            <w:proofErr w:type="spellStart"/>
+            <w:r>
+              <w:rPr>
+                <w:sz w:val="18"/>
+              </w:rPr>
+              <w:t>录屏</w:t>
+            </w:r>
+            <w:proofErr w:type="spellEnd"/>
           </w:p>
         </w:tc>
         <w:tc>
@@ -39594,9 +40807,15 @@
             <w:vAlign w:val="center"/>
           </w:tcPr>
           <w:p>
+            <w:pPr>
+              <w:rPr>
+                <w:lang w:eastAsia="zh-CN"/>
+              </w:rPr>
+            </w:pPr>
             <w:r>
               <w:rPr>
                 <w:sz w:val="18"/>
+                <w:lang w:eastAsia="zh-CN"/>
               </w:rPr>
               <w:t>简单/普通/困难难度选择，神经网络 AI 自动出牌</w:t>
             </w:r>
@@ -39615,9 +40834,15 @@
             <w:vAlign w:val="center"/>
           </w:tcPr>
           <w:p>
+            <w:pPr>
+              <w:rPr>
+                <w:lang w:eastAsia="zh-CN"/>
+              </w:rPr>
+            </w:pPr>
             <w:r>
               <w:rPr>
                 <w:sz w:val="18"/>
+                <w:lang w:eastAsia="zh-CN"/>
               </w:rPr>
               <w:t>三档神经网络 AI、策略模式、难度梯度</w:t>
             </w:r>
@@ -39636,9 +40861,15 @@
             <w:vAlign w:val="center"/>
           </w:tcPr>
           <w:p>
+            <w:pPr>
+              <w:rPr>
+                <w:lang w:eastAsia="zh-CN"/>
+              </w:rPr>
+            </w:pPr>
             <w:r>
               <w:rPr>
                 <w:sz w:val="18"/>
+                <w:lang w:eastAsia="zh-CN"/>
               </w:rPr>
               <w:t>证明 AI 模块可替换并参与对局</w:t>
             </w:r>
@@ -39883,16 +41114,7 @@
                 <w:sz w:val="14"/>
                 <w:lang w:eastAsia="zh-CN"/>
               </w:rPr>
-              <w:t>切换北方/南方规则并进入对</w:t>
-            </w:r>
-            <w:r>
-              <w:rPr>
-                <w:color w:val="000000" w:themeColor="text1"/>
-                <w:sz w:val="14"/>
-                <w:lang w:eastAsia="zh-CN"/>
-              </w:rPr>
-              <w:lastRenderedPageBreak/>
-              <w:t>局验证首出差异</w:t>
+              <w:t>切换北方/南方规则并进入对局验证首出差异</w:t>
             </w:r>
           </w:p>
         </w:tc>
@@ -39921,7 +41143,6 @@
                 <w:color w:val="000000" w:themeColor="text1"/>
                 <w:sz w:val="14"/>
               </w:rPr>
-              <w:lastRenderedPageBreak/>
               <w:t>南北规则</w:t>
             </w:r>
             <w:proofErr w:type="spellEnd"/>
@@ -40341,7 +41562,7 @@
           <w:color w:val="000000" w:themeColor="text1"/>
           <w:sz w:val="26"/>
         </w:rPr>
-        <w:t>9.2 截图材料</w:t>
+        <w:t xml:space="preserve">9.2 </w:t>
       </w:r>
       <w:proofErr w:type="spellStart"/>
       <w:r>
@@ -40351,6 +41572,7 @@
           <w:color w:val="000000" w:themeColor="text1"/>
           <w:sz w:val="26"/>
         </w:rPr>
+        <w:t>截图材料</w:t>
       </w:r>
       <w:proofErr w:type="spellEnd"/>
     </w:p>
@@ -40874,6 +42096,7 @@
                 <w:color w:val="000000" w:themeColor="text1"/>
                 <w:sz w:val="14"/>
               </w:rPr>
+              <w:lastRenderedPageBreak/>
               <w:t>玩家中心</w:t>
             </w:r>
             <w:proofErr w:type="spellEnd"/>
@@ -41108,31 +42331,21 @@
         <w:rPr>
           <w:color w:val="000000" w:themeColor="text1"/>
         </w:rPr>
-        <w:t>在 Android 开发方面，本小组熟悉了 Android Studio、Gradle、Kotlin 和 Jetpack Compose。项目采用单 Activity + Compose 基于状态的页面切换的方式，实现了多个页面、动画、音效和本地数据保存。</w:t>
+        <w:t xml:space="preserve">在 Android 开发方面，本小组熟悉了 Android Studio、Gradle、Kotlin 和 Jetpack Compose。项目采用单 Activity + Compose </w:t>
       </w:r>
       <w:proofErr w:type="spellStart"/>
       <w:r>
         <w:rPr>
           <w:color w:val="000000" w:themeColor="text1"/>
         </w:rPr>
+        <w:t>基于状态的页面切换的方式，实现了多个页面、动画、音效和本地数据保存</w:t>
       </w:r>
       <w:proofErr w:type="spellEnd"/>
       <w:r>
         <w:rPr>
           <w:color w:val="000000" w:themeColor="text1"/>
         </w:rPr>
-      </w:r>
-      <w:proofErr w:type="spellStart"/>
-      <w:r>
-        <w:rPr>
-          <w:color w:val="000000" w:themeColor="text1"/>
-        </w:rPr>
-      </w:r>
-      <w:proofErr w:type="spellEnd"/>
-      <w:r>
-        <w:rPr>
-          <w:color w:val="000000" w:themeColor="text1"/>
-        </w:rPr>
+        <w:t>。</w:t>
       </w:r>
     </w:p>
     <w:p>
@@ -41161,8 +42374,7 @@
       </w:pPr>
       <w:r>
         <w:rPr>
-          <w:b w:val="0"/>
-          <w:i w:val="0"/>
+          <w:lang w:eastAsia="zh-CN"/>
         </w:rPr>
         <w:t>在蓝牙和 AI 模块方面，项目实践表明多人联机游戏不仅需要连接成功，还需要解决状态同步、重复请求、当前玩家校验和断线恢复等问题。AI 模块也不仅是随机出牌，而是需要通过策略模式、特征建模和神经网络评分形成不同难度和可替换算法。</w:t>
       </w:r>
@@ -41180,7 +42392,6 @@
           <w:color w:val="000000" w:themeColor="text1"/>
           <w:lang w:eastAsia="zh-CN"/>
         </w:rPr>
-        <w:lastRenderedPageBreak/>
         <w:t>在测试和交付方面，项目通过单元测试、模拟蓝牙测试、构建测试、Release 签名包和手动验收表提高可信度。测试工作帮助小组发现并规避了规则、消息、座位、动画和玩家成长中的潜在问题。</w:t>
       </w:r>
     </w:p>
@@ -41196,98 +42407,29 @@
         <w:rPr>
           <w:color w:val="000000" w:themeColor="text1"/>
         </w:rPr>
-        <w:t>在 AI 工具使用方面，本项目把 Codex/GPT-5 作为开发辅助引擎使用：需求阶段用于拆解功能边界和迭代路线，设计阶段用于比较 MVC 分层、蓝牙 C/S 房间、规则策略和本地成长系统方案，建模阶段用于生成 PlantUML 草图并辅助迁移到 ProcessOn，编码阶段用于生成 Kotlin/Compose、蓝牙协议、AI 策略、ProfileController 和测试初稿，调试阶段用于根据 Build Output、Logcat 和复现场景分析 bug，测试阶段用于补充单元测试、模拟蓝牙测试和边界用例。AI 工具显著提高了实现速度，但最终交付仍以 Android Studio 编译、Gradle 测试、真机/模拟器运行和图文代码一致性为准。</w:t>
+        <w:t>在 AI 工具使用方面，本项目把 Codex/GPT-5 作为开发辅助引擎使用：需求阶段用于拆解功能边界和迭代路线，设计阶段用于比较 MVC 分层、蓝牙 C/S 房间、规则策略和本地成长系统方案，建模阶段用于生成 PlantUML 草图并辅助迁移到 ProcessOn，编码阶段用于生成 Kotlin/Compose、蓝牙协议、AI 策略、ProfileController 和测试初稿，调试阶段用于根据 Build Output、Logcat 和复现场景分析 bug，</w:t>
       </w:r>
       <w:proofErr w:type="spellStart"/>
       <w:r>
         <w:rPr>
           <w:color w:val="000000" w:themeColor="text1"/>
         </w:rPr>
+        <w:t>测试阶段用于补充单元测试、模拟蓝牙测试和边界用例。</w:t>
+      </w:r>
+      <w:r>
+        <w:rPr>
+          <w:color w:val="000000" w:themeColor="text1"/>
+          <w:lang w:eastAsia="zh-CN"/>
+        </w:rPr>
+        <w:t>AI</w:t>
       </w:r>
       <w:proofErr w:type="spellEnd"/>
       <w:r>
         <w:rPr>
           <w:color w:val="000000" w:themeColor="text1"/>
-        </w:rPr>
-      </w:r>
-      <w:proofErr w:type="spellStart"/>
-      <w:r>
-        <w:rPr>
-          <w:color w:val="000000" w:themeColor="text1"/>
-        </w:rPr>
-      </w:r>
-      <w:proofErr w:type="spellEnd"/>
-      <w:r>
-        <w:rPr>
-          <w:color w:val="000000" w:themeColor="text1"/>
-        </w:rPr>
-      </w:r>
-      <w:proofErr w:type="spellStart"/>
-      <w:r>
-        <w:rPr>
-          <w:color w:val="000000" w:themeColor="text1"/>
-        </w:rPr>
-      </w:r>
-      <w:proofErr w:type="spellEnd"/>
-      <w:r>
-        <w:rPr>
-          <w:color w:val="000000" w:themeColor="text1"/>
-        </w:rPr>
-      </w:r>
-      <w:proofErr w:type="spellStart"/>
-      <w:r>
-        <w:rPr>
-          <w:color w:val="000000" w:themeColor="text1"/>
-        </w:rPr>
-      </w:r>
-      <w:proofErr w:type="spellEnd"/>
-      <w:r>
-        <w:rPr>
-          <w:color w:val="000000" w:themeColor="text1"/>
-        </w:rPr>
-      </w:r>
-      <w:proofErr w:type="spellStart"/>
-      <w:r>
-        <w:rPr>
-          <w:color w:val="000000" w:themeColor="text1"/>
-        </w:rPr>
-      </w:r>
-      <w:proofErr w:type="spellEnd"/>
-      <w:r>
-        <w:rPr>
-          <w:color w:val="000000" w:themeColor="text1"/>
-        </w:rPr>
-      </w:r>
-      <w:proofErr w:type="spellStart"/>
-      <w:r>
-        <w:rPr>
-          <w:color w:val="000000" w:themeColor="text1"/>
-        </w:rPr>
-      </w:r>
-      <w:proofErr w:type="spellEnd"/>
-      <w:r>
-        <w:rPr>
-          <w:color w:val="000000" w:themeColor="text1"/>
-        </w:rPr>
-      </w:r>
-      <w:proofErr w:type="spellStart"/>
-      <w:r>
-        <w:rPr>
-          <w:color w:val="000000" w:themeColor="text1"/>
-        </w:rPr>
-      </w:r>
-      <w:r>
-        <w:rPr>
-          <w:color w:val="000000" w:themeColor="text1"/>
           <w:lang w:eastAsia="zh-CN"/>
         </w:rPr>
-      </w:r>
-      <w:proofErr w:type="spellEnd"/>
-      <w:r>
-        <w:rPr>
-          <w:color w:val="000000" w:themeColor="text1"/>
-          <w:lang w:eastAsia="zh-CN"/>
-        </w:rPr>
+        <w:t xml:space="preserve"> 工具显著提高了实现速度，但最终交付仍以 Android Studio 编译、Gradle 测试、真机/模拟器运行和图文代码一致性为准。</w:t>
       </w:r>
     </w:p>
     <w:p>
@@ -41296,6 +42438,7 @@
         <w:spacing w:before="200" w:after="80" w:line="252" w:lineRule="auto"/>
         <w:rPr>
           <w:color w:val="000000" w:themeColor="text1"/>
+          <w:lang w:eastAsia="zh-CN"/>
         </w:rPr>
       </w:pPr>
       <w:r>
@@ -41304,19 +42447,10 @@
           <w:b w:val="0"/>
           <w:color w:val="000000" w:themeColor="text1"/>
           <w:sz w:val="32"/>
+          <w:lang w:eastAsia="zh-CN"/>
         </w:rPr>
         <w:t>11. 附录：主要材料清单</w:t>
       </w:r>
-      <w:proofErr w:type="spellStart"/>
-      <w:r>
-        <w:rPr>
-          <w:rFonts w:ascii="微软雅黑" w:eastAsia="微软雅黑" w:hAnsi="微软雅黑"/>
-          <w:b w:val="0"/>
-          <w:color w:val="000000" w:themeColor="text1"/>
-          <w:sz w:val="32"/>
-        </w:rPr>
-      </w:r>
-      <w:proofErr w:type="spellEnd"/>
     </w:p>
     <w:tbl>
       <w:tblPr>
@@ -41360,6 +42494,7 @@
                 <w:color w:val="FFFFFF" w:themeColor="background1"/>
               </w:rPr>
             </w:pPr>
+            <w:proofErr w:type="spellStart"/>
             <w:r>
               <w:rPr>
                 <w:b/>
@@ -41368,6 +42503,7 @@
               </w:rPr>
               <w:t>类型</w:t>
             </w:r>
+            <w:proofErr w:type="spellEnd"/>
           </w:p>
         </w:tc>
         <w:tc>
@@ -41824,6 +42960,7 @@
                 <w:color w:val="000000" w:themeColor="text1"/>
                 <w:sz w:val="14"/>
               </w:rPr>
+              <w:lastRenderedPageBreak/>
               <w:t xml:space="preserve">AI </w:t>
             </w:r>
             <w:proofErr w:type="spellStart"/>
